--- a/docs/archiv/Projektdokumentation_v2.2.0.docx
+++ b/docs/archiv/Projektdokumentation_v2.2.0.docx
@@ -119,7 +119,7 @@
           <w:sz w:val="24"/>
           <w:szCs w:val="24"/>
         </w:rPr>
-        <w:t xml:space="preserve">Dedizierter Server: Netcup RS 4000 G12 • 159.195.72.217</w:t>
+        <w:t xml:space="preserve">Server: Netcup RS 4000 G12 • 159.195.72.217</w:t>
       </w:r>
     </w:p>
     <w:p>
@@ -212,25 +212,7 @@
           <w:sz w:val="22"/>
           <w:szCs w:val="22"/>
         </w:rPr>
-        <w:t xml:space="preserve"> — einem </w:t>
-      </w:r>
-      <w:r>
-        <w:rPr>
-          <w:rFonts w:ascii="Arial" w:cs="Arial" w:eastAsia="Arial" w:hAnsi="Arial"/>
-          <w:b/>
-          <w:bCs/>
-          <w:sz w:val="22"/>
-          <w:szCs w:val="22"/>
-        </w:rPr>
-        <w:t xml:space="preserve">dedizierten Server</w:t>
-      </w:r>
-      <w:r>
-        <w:rPr>
-          <w:rFonts w:ascii="Arial" w:cs="Arial" w:eastAsia="Arial" w:hAnsi="Arial"/>
-          <w:sz w:val="22"/>
-          <w:szCs w:val="22"/>
-        </w:rPr>
-        <w:t xml:space="preserve"> (keine geteilte Virtualisierung, alle Ressourcen exklusiv) — mit Ubuntu 22.04 LTS. Durch die dedizierte Hardware stehen CPU, RAM und Disk dauerhaft ohne Einschränkungen zur Verfügung, was konstante Gameserver-Performance gewährleistet. Die Benutzer-Trennung ist strikt: </w:t>
+        <w:t xml:space="preserve"> (Ubuntu 22.04 LTS) mit strikter Benutzer-Trennung: </w:t>
       </w:r>
       <w:r>
         <w:rPr>
@@ -748,7 +730,7 @@
                 <w:sz w:val="20"/>
                 <w:szCs w:val="20"/>
               </w:rPr>
-              <w:t xml:space="preserve">Server-Typ</w:t>
+              <w:t xml:space="preserve">Server-OS</w:t>
             </w:r>
           </w:p>
         </w:tc>
@@ -775,7 +757,7 @@
                 <w:sz w:val="20"/>
                 <w:szCs w:val="20"/>
               </w:rPr>
-              <w:t xml:space="preserve">Dedizierter Server (keine Virtualisierung)</w:t>
+              <w:t xml:space="preserve">Ubuntu 22.04 LTS</w:t>
             </w:r>
           </w:p>
         </w:tc>
@@ -805,7 +787,7 @@
                 <w:sz w:val="20"/>
                 <w:szCs w:val="20"/>
               </w:rPr>
-              <w:t xml:space="preserve">Server-OS</w:t>
+              <w:t xml:space="preserve">SSH-Port</w:t>
             </w:r>
           </w:p>
         </w:tc>
@@ -819,62 +801,6 @@
               <w:right w:val="single" w:color="CCCCCC" w:sz="1"/>
             </w:tcBorders>
             <w:shd w:fill="F2F2F2" w:val="clear"/>
-            <w:tcMar>
-              <w:top w:type="dxa" w:w="60"/>
-              <w:left w:type="dxa" w:w="100"/>
-              <w:bottom w:type="dxa" w:w="60"/>
-              <w:right w:type="dxa" w:w="100"/>
-            </w:tcMar>
-          </w:tcPr>
-          <w:p>
-            <w:r>
-              <w:rPr>
-                <w:rFonts w:ascii="Arial" w:cs="Arial" w:eastAsia="Arial" w:hAnsi="Arial"/>
-                <w:sz w:val="20"/>
-                <w:szCs w:val="20"/>
-              </w:rPr>
-              <w:t xml:space="preserve">Ubuntu 22.04 LTS</w:t>
-            </w:r>
-          </w:p>
-        </w:tc>
-      </w:tr>
-      <w:tr>
-        <w:tc>
-          <w:tcPr>
-            <w:tcW w:type="dxa" w:w="4500"/>
-            <w:tcBorders>
-              <w:top w:val="single" w:color="CCCCCC" w:sz="1"/>
-              <w:left w:val="single" w:color="CCCCCC" w:sz="1"/>
-              <w:bottom w:val="single" w:color="CCCCCC" w:sz="1"/>
-              <w:right w:val="single" w:color="CCCCCC" w:sz="1"/>
-            </w:tcBorders>
-            <w:tcMar>
-              <w:top w:type="dxa" w:w="60"/>
-              <w:left w:type="dxa" w:w="100"/>
-              <w:bottom w:type="dxa" w:w="60"/>
-              <w:right w:type="dxa" w:w="100"/>
-            </w:tcMar>
-          </w:tcPr>
-          <w:p>
-            <w:r>
-              <w:rPr>
-                <w:rFonts w:ascii="Arial" w:cs="Arial" w:eastAsia="Arial" w:hAnsi="Arial"/>
-                <w:sz w:val="20"/>
-                <w:szCs w:val="20"/>
-              </w:rPr>
-              <w:t xml:space="preserve">SSH-Port</w:t>
-            </w:r>
-          </w:p>
-        </w:tc>
-        <w:tc>
-          <w:tcPr>
-            <w:tcW w:type="dxa" w:w="4860"/>
-            <w:tcBorders>
-              <w:top w:val="single" w:color="CCCCCC" w:sz="1"/>
-              <w:left w:val="single" w:color="CCCCCC" w:sz="1"/>
-              <w:bottom w:val="single" w:color="CCCCCC" w:sz="1"/>
-              <w:right w:val="single" w:color="CCCCCC" w:sz="1"/>
-            </w:tcBorders>
             <w:tcMar>
               <w:top w:type="dxa" w:w="60"/>
               <w:left w:type="dxa" w:w="100"/>
@@ -20747,175 +20673,6 @@
           </w:p>
         </w:tc>
       </w:tr>
-      <w:tr>
-        <w:tc>
-          <w:tcPr>
-            <w:tcW w:type="dxa" w:w="2500"/>
-            <w:tcBorders>
-              <w:top w:val="single" w:color="CCCCCC" w:sz="1"/>
-              <w:left w:val="single" w:color="CCCCCC" w:sz="1"/>
-              <w:bottom w:val="single" w:color="CCCCCC" w:sz="1"/>
-              <w:right w:val="single" w:color="CCCCCC" w:sz="1"/>
-            </w:tcBorders>
-            <w:tcMar>
-              <w:top w:type="dxa" w:w="60"/>
-              <w:left w:type="dxa" w:w="100"/>
-              <w:bottom w:type="dxa" w:w="60"/>
-              <w:right w:type="dxa" w:w="100"/>
-            </w:tcMar>
-          </w:tcPr>
-          <w:p>
-            <w:r>
-              <w:rPr>
-                <w:rFonts w:ascii="Arial" w:cs="Arial" w:eastAsia="Arial" w:hAnsi="Arial"/>
-                <w:sz w:val="20"/>
-                <w:szCs w:val="20"/>
-              </w:rPr>
-              <w:t xml:space="preserve">/clear Fortschrittsanzeige fehlt</w:t>
-            </w:r>
-          </w:p>
-        </w:tc>
-        <w:tc>
-          <w:tcPr>
-            <w:tcW w:type="dxa" w:w="3000"/>
-            <w:tcBorders>
-              <w:top w:val="single" w:color="CCCCCC" w:sz="1"/>
-              <w:left w:val="single" w:color="CCCCCC" w:sz="1"/>
-              <w:bottom w:val="single" w:color="CCCCCC" w:sz="1"/>
-              <w:right w:val="single" w:color="CCCCCC" w:sz="1"/>
-            </w:tcBorders>
-            <w:tcMar>
-              <w:top w:type="dxa" w:w="60"/>
-              <w:left w:type="dxa" w:w="100"/>
-              <w:bottom w:type="dxa" w:w="60"/>
-              <w:right w:type="dxa" w:w="100"/>
-            </w:tcMar>
-          </w:tcPr>
-          <w:p>
-            <w:r>
-              <w:rPr>
-                <w:rFonts w:ascii="Arial" w:cs="Arial" w:eastAsia="Arial" w:hAnsi="Arial"/>
-                <w:sz w:val="20"/>
-                <w:szCs w:val="20"/>
-              </w:rPr>
-              <w:t xml:space="preserve">Beim Löschen von Nachrichten wird kein Fortschritt angezeigt, obwohl der Code vorhanden ist</w:t>
-            </w:r>
-          </w:p>
-        </w:tc>
-        <w:tc>
-          <w:tcPr>
-            <w:tcW w:type="dxa" w:w="3860"/>
-            <w:tcBorders>
-              <w:top w:val="single" w:color="CCCCCC" w:sz="1"/>
-              <w:left w:val="single" w:color="CCCCCC" w:sz="1"/>
-              <w:bottom w:val="single" w:color="CCCCCC" w:sz="1"/>
-              <w:right w:val="single" w:color="CCCCCC" w:sz="1"/>
-            </w:tcBorders>
-            <w:tcMar>
-              <w:top w:type="dxa" w:w="60"/>
-              <w:left w:type="dxa" w:w="100"/>
-              <w:bottom w:type="dxa" w:w="60"/>
-              <w:right w:type="dxa" w:w="100"/>
-            </w:tcMar>
-          </w:tcPr>
-          <w:p>
-            <w:r>
-              <w:rPr>
-                <w:rFonts w:ascii="Arial" w:cs="Arial" w:eastAsia="Arial" w:hAnsi="Arial"/>
-                <w:sz w:val="20"/>
-                <w:szCs w:val="20"/>
-              </w:rPr>
-              <w:t xml:space="preserve">Muss debuggt werden: edit_original_response() funktioniert möglicherweise nicht korrekt mit ephemeral defer</w:t>
-            </w:r>
-          </w:p>
-        </w:tc>
-      </w:tr>
-      <w:tr>
-        <w:tc>
-          <w:tcPr>
-            <w:tcW w:type="dxa" w:w="2500"/>
-            <w:tcBorders>
-              <w:top w:val="single" w:color="CCCCCC" w:sz="1"/>
-              <w:left w:val="single" w:color="CCCCCC" w:sz="1"/>
-              <w:bottom w:val="single" w:color="CCCCCC" w:sz="1"/>
-              <w:right w:val="single" w:color="CCCCCC" w:sz="1"/>
-            </w:tcBorders>
-            <w:shd w:fill="F2F2F2" w:val="clear"/>
-            <w:tcMar>
-              <w:top w:type="dxa" w:w="60"/>
-              <w:left w:type="dxa" w:w="100"/>
-              <w:bottom w:type="dxa" w:w="60"/>
-              <w:right w:type="dxa" w:w="100"/>
-            </w:tcMar>
-          </w:tcPr>
-          <w:p>
-            <w:r>
-              <w:rPr>
-                <w:rFonts w:ascii="Arial" w:cs="Arial" w:eastAsia="Arial" w:hAnsi="Arial"/>
-                <w:sz w:val="20"/>
-                <w:szCs w:val="20"/>
-              </w:rPr>
-              <w:t xml:space="preserve">Verwaiste SSH-Key-Dateien</w:t>
-            </w:r>
-          </w:p>
-        </w:tc>
-        <w:tc>
-          <w:tcPr>
-            <w:tcW w:type="dxa" w:w="3000"/>
-            <w:tcBorders>
-              <w:top w:val="single" w:color="CCCCCC" w:sz="1"/>
-              <w:left w:val="single" w:color="CCCCCC" w:sz="1"/>
-              <w:bottom w:val="single" w:color="CCCCCC" w:sz="1"/>
-              <w:right w:val="single" w:color="CCCCCC" w:sz="1"/>
-            </w:tcBorders>
-            <w:shd w:fill="F2F2F2" w:val="clear"/>
-            <w:tcMar>
-              <w:top w:type="dxa" w:w="60"/>
-              <w:left w:type="dxa" w:w="100"/>
-              <w:bottom w:type="dxa" w:w="60"/>
-              <w:right w:type="dxa" w:w="100"/>
-            </w:tcMar>
-          </w:tcPr>
-          <w:p>
-            <w:r>
-              <w:rPr>
-                <w:rFonts w:ascii="Arial" w:cs="Arial" w:eastAsia="Arial" w:hAnsi="Arial"/>
-                <w:sz w:val="20"/>
-                <w:szCs w:val="20"/>
-              </w:rPr>
-              <w:t xml:space="preserve">Auf dem Server liegen fehlerhafte SSH-Key-Dateien im Home-Verzeichnis von marco</w:t>
-            </w:r>
-          </w:p>
-        </w:tc>
-        <w:tc>
-          <w:tcPr>
-            <w:tcW w:type="dxa" w:w="3860"/>
-            <w:tcBorders>
-              <w:top w:val="single" w:color="CCCCCC" w:sz="1"/>
-              <w:left w:val="single" w:color="CCCCCC" w:sz="1"/>
-              <w:bottom w:val="single" w:color="CCCCCC" w:sz="1"/>
-              <w:right w:val="single" w:color="CCCCCC" w:sz="1"/>
-            </w:tcBorders>
-            <w:shd w:fill="F2F2F2" w:val="clear"/>
-            <w:tcMar>
-              <w:top w:type="dxa" w:w="60"/>
-              <w:left w:type="dxa" w:w="100"/>
-              <w:bottom w:type="dxa" w:w="60"/>
-              <w:right w:type="dxa" w:w="100"/>
-            </w:tcMar>
-          </w:tcPr>
-          <w:p>
-            <w:r>
-              <w:rPr>
-                <w:rFonts w:ascii="Arial" w:cs="Arial" w:eastAsia="Arial" w:hAnsi="Arial"/>
-                <w:sz w:val="20"/>
-                <w:szCs w:val="20"/>
-              </w:rPr>
-              <w:t xml:space="preserve">Manuell löschen: rm ~/'":USERPROFILE\.ssh\botuser_key"' etc.</w:t>
-            </w:r>
-          </w:p>
-        </w:tc>
-      </w:tr>
     </w:tbl>
     <w:p>
       <w:pPr>
@@ -37018,7 +36775,15 @@
         <w:pStyle w:val="Heading1"/>
       </w:pPr>
       <w:r>
-        <w:t xml:space="preserve">14. Nächste Schritte – Alle geplanten Aufgaben</w:t>
+        <w:t xml:space="preserve">14. Nächste Schritte</w:t>
+      </w:r>
+    </w:p>
+    <w:p>
+      <w:pPr>
+        <w:pStyle w:val="Heading2"/>
+      </w:pPr>
+      <w:r>
+        <w:t xml:space="preserve">14.1 Code-Review aller Dateien</w:t>
       </w:r>
     </w:p>
     <w:p>
@@ -37031,43 +36796,7 @@
           <w:sz w:val="22"/>
           <w:szCs w:val="22"/>
         </w:rPr>
-        <w:t xml:space="preserve">Nachfolgend alle geplanten und offenen Aufgaben in der vorgesehenen Reihenfolge. Jede Aufgabe wird mit Kontext, betroffenen Dateien und erwarteten Änderungen beschrieben.</w:t>
-      </w:r>
-    </w:p>
-    <w:p>
-      <w:pPr>
-        <w:spacing w:after="200"/>
-      </w:pPr>
-    </w:p>
-    <w:p>
-      <w:pPr>
-        <w:pStyle w:val="Heading2"/>
-      </w:pPr>
-      <w:r>
-        <w:t xml:space="preserve">14.1 Bug-Fix: /clear Fortschrittsanzeige</w:t>
-      </w:r>
-    </w:p>
-    <w:p>
-      <w:pPr>
-        <w:spacing w:after="120"/>
-      </w:pPr>
-      <w:r>
-        <w:rPr>
-          <w:rFonts w:ascii="Arial" w:cs="Arial" w:eastAsia="Arial" w:hAnsi="Arial"/>
-          <w:b/>
-          <w:bCs/>
-          <w:sz w:val="22"/>
-          <w:szCs w:val="22"/>
-        </w:rPr>
-        <w:t xml:space="preserve">Status:</w:t>
-      </w:r>
-      <w:r>
-        <w:rPr>
-          <w:rFonts w:ascii="Arial" w:cs="Arial" w:eastAsia="Arial" w:hAnsi="Arial"/>
-          <w:sz w:val="22"/>
-          <w:szCs w:val="22"/>
-        </w:rPr>
-        <w:t xml:space="preserve"> Offen | </w:t>
+        <w:t xml:space="preserve">Als nächster Arbeitsschritt steht eine </w:t>
       </w:r>
       <w:r>
         <w:rPr>
@@ -37077,7 +36806,7 @@
           <w:sz w:val="22"/>
           <w:szCs w:val="22"/>
         </w:rPr>
-        <w:t xml:space="preserve">Priorität:</w:t>
+        <w:t xml:space="preserve">komplette Überprüfung aller 56 Python-Dateien</w:t>
       </w:r>
       <w:r>
         <w:rPr>
@@ -37085,243 +36814,7 @@
           <w:sz w:val="22"/>
           <w:szCs w:val="22"/>
         </w:rPr>
-        <w:t xml:space="preserve"> Hoch | </w:t>
-      </w:r>
-      <w:r>
-        <w:rPr>
-          <w:rFonts w:ascii="Arial" w:cs="Arial" w:eastAsia="Arial" w:hAnsi="Arial"/>
-          <w:b/>
-          <w:bCs/>
-          <w:sz w:val="22"/>
-          <w:szCs w:val="22"/>
-        </w:rPr>
-        <w:t xml:space="preserve">Datei:</w:t>
-      </w:r>
-      <w:r>
-        <w:rPr>
-          <w:rFonts w:ascii="Arial" w:cs="Arial" w:eastAsia="Arial" w:hAnsi="Arial"/>
-          <w:sz w:val="22"/>
-          <w:szCs w:val="22"/>
-        </w:rPr>
-        <w:t xml:space="preserve"> cogs/general_cog.py</w:t>
-      </w:r>
-    </w:p>
-    <w:p>
-      <w:pPr>
-        <w:spacing w:after="200"/>
-      </w:pPr>
-    </w:p>
-    <w:p>
-      <w:pPr>
-        <w:spacing w:after="120"/>
-      </w:pPr>
-      <w:r>
-        <w:rPr>
-          <w:rFonts w:ascii="Arial" w:cs="Arial" w:eastAsia="Arial" w:hAnsi="Arial"/>
-          <w:b/>
-          <w:bCs/>
-          <w:sz w:val="22"/>
-          <w:szCs w:val="22"/>
-        </w:rPr>
-        <w:t xml:space="preserve">Problem:</w:t>
-      </w:r>
-      <w:r>
-        <w:rPr>
-          <w:rFonts w:ascii="Arial" w:cs="Arial" w:eastAsia="Arial" w:hAnsi="Arial"/>
-          <w:sz w:val="22"/>
-          <w:szCs w:val="22"/>
-        </w:rPr>
-        <w:t xml:space="preserve"> Beim Löschen von Nachrichten mit /clear wird dem Benutzer kein Fortschritt angezeigt. Der Code enthält zwar einen Fortschritts-Update alle 50 Nachrichten via interaction.edit_original_response(), aber dieser funktioniert nicht korrekt.</w:t>
-      </w:r>
-    </w:p>
-    <w:p>
-      <w:pPr>
-        <w:spacing w:after="200"/>
-      </w:pPr>
-    </w:p>
-    <w:p>
-      <w:pPr>
-        <w:spacing w:after="120"/>
-      </w:pPr>
-      <w:r>
-        <w:rPr>
-          <w:rFonts w:ascii="Arial" w:cs="Arial" w:eastAsia="Arial" w:hAnsi="Arial"/>
-          <w:b/>
-          <w:bCs/>
-          <w:sz w:val="22"/>
-          <w:szCs w:val="22"/>
-        </w:rPr>
-        <w:t xml:space="preserve">Vermutete Ursache:</w:t>
-      </w:r>
-      <w:r>
-        <w:rPr>
-          <w:rFonts w:ascii="Arial" w:cs="Arial" w:eastAsia="Arial" w:hAnsi="Arial"/>
-          <w:sz w:val="22"/>
-          <w:szCs w:val="22"/>
-        </w:rPr>
-        <w:t xml:space="preserve"> Der initiale followup.send() sendet die Startmeldung, aber danach wird versucht, edit_original_response() zu nutzen. Bei ephemeral defer könnte die Referenz auf die Original-Response verloren gehen, da followup.send() eine neue Nachricht erstellt.</w:t>
-      </w:r>
-    </w:p>
-    <w:p>
-      <w:pPr>
-        <w:spacing w:after="200"/>
-      </w:pPr>
-    </w:p>
-    <w:p>
-      <w:pPr>
-        <w:spacing w:after="120"/>
-      </w:pPr>
-      <w:r>
-        <w:rPr>
-          <w:rFonts w:ascii="Arial" w:cs="Arial" w:eastAsia="Arial" w:hAnsi="Arial"/>
-          <w:b/>
-          <w:bCs/>
-          <w:sz w:val="22"/>
-          <w:szCs w:val="22"/>
-        </w:rPr>
-        <w:t xml:space="preserve">Geplante Lösung:</w:t>
-      </w:r>
-    </w:p>
-    <w:p>
-      <w:pPr>
-        <w:spacing w:after="60"/>
-        <w:ind w:left="360"/>
-      </w:pPr>
-      <w:r>
-        <w:rPr>
-          <w:rFonts w:ascii="Consolas" w:cs="Consolas" w:eastAsia="Consolas" w:hAnsi="Consolas"/>
-          <w:color w:val="666666"/>
-          <w:sz w:val="20"/>
-          <w:szCs w:val="20"/>
-        </w:rPr>
-        <w:t xml:space="preserve">1. followup.send() durch edit_original_response() ersetzen fuer die initiale Meldung</w:t>
-      </w:r>
-    </w:p>
-    <w:p>
-      <w:pPr>
-        <w:spacing w:after="60"/>
-        <w:ind w:left="360"/>
-      </w:pPr>
-      <w:r>
-        <w:rPr>
-          <w:rFonts w:ascii="Consolas" w:cs="Consolas" w:eastAsia="Consolas" w:hAnsi="Consolas"/>
-          <w:color w:val="666666"/>
-          <w:sz w:val="20"/>
-          <w:szCs w:val="20"/>
-        </w:rPr>
-        <w:t xml:space="preserve">2. Oder: followup.send() Referenz speichern und per message.edit() aktualisieren</w:t>
-      </w:r>
-    </w:p>
-    <w:p>
-      <w:pPr>
-        <w:spacing w:after="60"/>
-        <w:ind w:left="360"/>
-      </w:pPr>
-      <w:r>
-        <w:rPr>
-          <w:rFonts w:ascii="Consolas" w:cs="Consolas" w:eastAsia="Consolas" w:hAnsi="Consolas"/>
-          <w:color w:val="666666"/>
-          <w:sz w:val="20"/>
-          <w:szCs w:val="20"/>
-        </w:rPr>
-        <w:t xml:space="preserve">3. Fortschrittsanzeige auch fuer Bulk-Delete hinzufuegen (nicht nur fuer alte Nachrichten)</w:t>
-      </w:r>
-    </w:p>
-    <w:p>
-      <w:pPr>
-        <w:spacing w:after="60"/>
-        <w:ind w:left="360"/>
-      </w:pPr>
-      <w:r>
-        <w:rPr>
-          <w:rFonts w:ascii="Consolas" w:cs="Consolas" w:eastAsia="Consolas" w:hAnsi="Consolas"/>
-          <w:color w:val="666666"/>
-          <w:sz w:val="20"/>
-          <w:szCs w:val="20"/>
-        </w:rPr>
-        <w:t xml:space="preserve">4. Abschlussmeldung mit Zusammenfassung: X Nachrichten geloescht (Y Bulk + Z einzeln)</w:t>
-      </w:r>
-    </w:p>
-    <w:p>
-      <w:pPr>
-        <w:spacing w:after="200"/>
-      </w:pPr>
-    </w:p>
-    <w:p>
-      <w:pPr>
-        <w:spacing w:after="120"/>
-      </w:pPr>
-      <w:r>
-        <w:rPr>
-          <w:rFonts w:ascii="Arial" w:cs="Arial" w:eastAsia="Arial" w:hAnsi="Arial"/>
-          <w:b/>
-          <w:bCs/>
-          <w:sz w:val="22"/>
-          <w:szCs w:val="22"/>
-        </w:rPr>
-        <w:t xml:space="preserve">Betroffene Code-Stelle:</w:t>
-      </w:r>
-      <w:r>
-        <w:rPr>
-          <w:rFonts w:ascii="Arial" w:cs="Arial" w:eastAsia="Arial" w:hAnsi="Arial"/>
-          <w:sz w:val="22"/>
-          <w:szCs w:val="22"/>
-        </w:rPr>
-        <w:t xml:space="preserve"> Zeilen 236-350 in general_cog.py, insbesondere die Logik um interaction.followup.send() und interaction.edit_original_response(). Der Fix muss sicherstellen, dass bei grossen Mengen alter Nachrichten der Benutzer den Fortschritt in Echtzeit sieht.</w:t>
-      </w:r>
-    </w:p>
-    <w:p>
-      <w:pPr>
-        <w:spacing w:after="200"/>
-      </w:pPr>
-    </w:p>
-    <w:p>
-      <w:pPr>
-        <w:pStyle w:val="Heading2"/>
-      </w:pPr>
-      <w:r>
-        <w:t xml:space="preserve">14.2 Komplette Code-Überprüfung aller Dateien</w:t>
-      </w:r>
-    </w:p>
-    <w:p>
-      <w:pPr>
-        <w:spacing w:after="120"/>
-      </w:pPr>
-      <w:r>
-        <w:rPr>
-          <w:rFonts w:ascii="Arial" w:cs="Arial" w:eastAsia="Arial" w:hAnsi="Arial"/>
-          <w:b/>
-          <w:bCs/>
-          <w:sz w:val="22"/>
-          <w:szCs w:val="22"/>
-        </w:rPr>
-        <w:t xml:space="preserve">Status:</w:t>
-      </w:r>
-      <w:r>
-        <w:rPr>
-          <w:rFonts w:ascii="Arial" w:cs="Arial" w:eastAsia="Arial" w:hAnsi="Arial"/>
-          <w:sz w:val="22"/>
-          <w:szCs w:val="22"/>
-        </w:rPr>
-        <w:t xml:space="preserve"> Offen | </w:t>
-      </w:r>
-      <w:r>
-        <w:rPr>
-          <w:rFonts w:ascii="Arial" w:cs="Arial" w:eastAsia="Arial" w:hAnsi="Arial"/>
-          <w:b/>
-          <w:bCs/>
-          <w:sz w:val="22"/>
-          <w:szCs w:val="22"/>
-        </w:rPr>
-        <w:t xml:space="preserve">Priorität:</w:t>
-      </w:r>
-      <w:r>
-        <w:rPr>
-          <w:rFonts w:ascii="Arial" w:cs="Arial" w:eastAsia="Arial" w:hAnsi="Arial"/>
-          <w:sz w:val="22"/>
-          <w:szCs w:val="22"/>
-        </w:rPr>
-        <w:t xml:space="preserve"> Hoch</w:t>
+        <w:t xml:space="preserve"> an. Ziel ist es, verbliebene Bugs, inkonsistente Imports, ungenutzte Variablen und potenzielle Fehlerquellen zu identifizieren und zu beheben. Besonderer Fokus liegt auf den Modulen, die noch nicht im Detail geprüft wurden (monitoring/, backup/, notifications/).</w:t>
       </w:r>
     </w:p>
     <w:p>
@@ -37339,7979 +36832,9 @@
           <w:sz w:val="22"/>
           <w:szCs w:val="22"/>
         </w:rPr>
-        <w:t xml:space="preserve">Als nächster grosser Arbeitsschritt steht eine </w:t>
-      </w:r>
-      <w:r>
-        <w:rPr>
-          <w:rFonts w:ascii="Arial" w:cs="Arial" w:eastAsia="Arial" w:hAnsi="Arial"/>
-          <w:b/>
-          <w:bCs/>
-          <w:sz w:val="22"/>
-          <w:szCs w:val="22"/>
-        </w:rPr>
-        <w:t xml:space="preserve">komplette Überprüfung aller 56 Python-Dateien</w:t>
-      </w:r>
-      <w:r>
-        <w:rPr>
-          <w:rFonts w:ascii="Arial" w:cs="Arial" w:eastAsia="Arial" w:hAnsi="Arial"/>
-          <w:sz w:val="22"/>
-          <w:szCs w:val="22"/>
-        </w:rPr>
-        <w:t xml:space="preserve"> an. Ziel ist es, verbliebene Bugs, inkonsistente Imports, ungenutzte Variablen und potenzielle Fehlerquellen systematisch zu identifizieren und zu beheben.</w:t>
+        <w:t xml:space="preserve">Danach folgt die Umsetzung der Minecraft-Integration gemäß dem Phasenplan in Kapitel 13.7.</w:t>
       </w:r>
     </w:p>
-    <w:p>
-      <w:pPr>
-        <w:spacing w:after="200"/>
-      </w:pPr>
-    </w:p>
-    <w:p>
-      <w:pPr>
-        <w:spacing w:after="120"/>
-      </w:pPr>
-      <w:r>
-        <w:rPr>
-          <w:rFonts w:ascii="Arial" w:cs="Arial" w:eastAsia="Arial" w:hAnsi="Arial"/>
-          <w:b/>
-          <w:bCs/>
-          <w:sz w:val="22"/>
-          <w:szCs w:val="22"/>
-        </w:rPr>
-        <w:t xml:space="preserve">Prüfkategorien pro Datei:</w:t>
-      </w:r>
-    </w:p>
-    <w:p>
-      <w:pPr>
-        <w:spacing w:after="60"/>
-        <w:ind w:left="360"/>
-      </w:pPr>
-      <w:r>
-        <w:rPr>
-          <w:rFonts w:ascii="Consolas" w:cs="Consolas" w:eastAsia="Consolas" w:hAnsi="Consolas"/>
-          <w:color w:val="666666"/>
-          <w:sz w:val="20"/>
-          <w:szCs w:val="20"/>
-        </w:rPr>
-        <w:t xml:space="preserve">- Import-Analyse: Fehlende oder ungenutzte Imports identifizieren</w:t>
-      </w:r>
-    </w:p>
-    <w:p>
-      <w:pPr>
-        <w:spacing w:after="60"/>
-        <w:ind w:left="360"/>
-      </w:pPr>
-      <w:r>
-        <w:rPr>
-          <w:rFonts w:ascii="Consolas" w:cs="Consolas" w:eastAsia="Consolas" w:hAnsi="Consolas"/>
-          <w:color w:val="666666"/>
-          <w:sz w:val="20"/>
-          <w:szCs w:val="20"/>
-        </w:rPr>
-        <w:t xml:space="preserve">- Fehlerbehandlung: Alle try/except-Bloecke auf korrekte Exception-Typen pruefen</w:t>
-      </w:r>
-    </w:p>
-    <w:p>
-      <w:pPr>
-        <w:spacing w:after="60"/>
-        <w:ind w:left="360"/>
-      </w:pPr>
-      <w:r>
-        <w:rPr>
-          <w:rFonts w:ascii="Consolas" w:cs="Consolas" w:eastAsia="Consolas" w:hAnsi="Consolas"/>
-          <w:color w:val="666666"/>
-          <w:sz w:val="20"/>
-          <w:szCs w:val="20"/>
-        </w:rPr>
-        <w:t xml:space="preserve">- Async/Await: Race Conditions, fehlende awaits, Timeout-Handling</w:t>
-      </w:r>
-    </w:p>
-    <w:p>
-      <w:pPr>
-        <w:spacing w:after="60"/>
-        <w:ind w:left="360"/>
-      </w:pPr>
-      <w:r>
-        <w:rPr>
-          <w:rFonts w:ascii="Consolas" w:cs="Consolas" w:eastAsia="Consolas" w:hAnsi="Consolas"/>
-          <w:color w:val="666666"/>
-          <w:sz w:val="20"/>
-          <w:szCs w:val="20"/>
-        </w:rPr>
-        <w:t xml:space="preserve">- Logging: Konsistente Nutzung von get_logger(), korrekte Log-Level</w:t>
-      </w:r>
-    </w:p>
-    <w:p>
-      <w:pPr>
-        <w:spacing w:after="60"/>
-        <w:ind w:left="360"/>
-      </w:pPr>
-      <w:r>
-        <w:rPr>
-          <w:rFonts w:ascii="Consolas" w:cs="Consolas" w:eastAsia="Consolas" w:hAnsi="Consolas"/>
-          <w:color w:val="666666"/>
-          <w:sz w:val="20"/>
-          <w:szCs w:val="20"/>
-        </w:rPr>
-        <w:t xml:space="preserve">- Naming-Konventionen: self.maint vs self.maintenance Problem (siehe 10.1)</w:t>
-      </w:r>
-    </w:p>
-    <w:p>
-      <w:pPr>
-        <w:spacing w:after="60"/>
-        <w:ind w:left="360"/>
-      </w:pPr>
-      <w:r>
-        <w:rPr>
-          <w:rFonts w:ascii="Consolas" w:cs="Consolas" w:eastAsia="Consolas" w:hAnsi="Consolas"/>
-          <w:color w:val="666666"/>
-          <w:sz w:val="20"/>
-          <w:szCs w:val="20"/>
-        </w:rPr>
-        <w:t xml:space="preserve">- Typ-Annotationen: Optional[], Union[] korrekt genutzt</w:t>
-      </w:r>
-    </w:p>
-    <w:p>
-      <w:pPr>
-        <w:spacing w:after="60"/>
-        <w:ind w:left="360"/>
-      </w:pPr>
-      <w:r>
-        <w:rPr>
-          <w:rFonts w:ascii="Consolas" w:cs="Consolas" w:eastAsia="Consolas" w:hAnsi="Consolas"/>
-          <w:color w:val="666666"/>
-          <w:sz w:val="20"/>
-          <w:szCs w:val="20"/>
-        </w:rPr>
-        <w:t xml:space="preserve">- Permission-Checks: admin_only(), owner_only() an allen richtigen Stellen</w:t>
-      </w:r>
-    </w:p>
-    <w:p>
-      <w:pPr>
-        <w:spacing w:after="60"/>
-        <w:ind w:left="360"/>
-      </w:pPr>
-      <w:r>
-        <w:rPr>
-          <w:rFonts w:ascii="Consolas" w:cs="Consolas" w:eastAsia="Consolas" w:hAnsi="Consolas"/>
-          <w:color w:val="666666"/>
-          <w:sz w:val="20"/>
-          <w:szCs w:val="20"/>
-        </w:rPr>
-        <w:t xml:space="preserve">- Ressourcen-Management: Dateien, Verbindungen korrekt geschlossen</w:t>
-      </w:r>
-    </w:p>
-    <w:p>
-      <w:pPr>
-        <w:spacing w:after="200"/>
-      </w:pPr>
-    </w:p>
-    <w:p>
-      <w:pPr>
-        <w:spacing w:after="120"/>
-      </w:pPr>
-      <w:r>
-        <w:rPr>
-          <w:rFonts w:ascii="Arial" w:cs="Arial" w:eastAsia="Arial" w:hAnsi="Arial"/>
-          <w:b/>
-          <w:bCs/>
-          <w:sz w:val="22"/>
-          <w:szCs w:val="22"/>
-        </w:rPr>
-        <w:t xml:space="preserve">Reihenfolge der Überprüfung:</w:t>
-      </w:r>
-    </w:p>
-    <w:p>
-      <w:pPr>
-        <w:spacing w:after="200"/>
-      </w:pPr>
-    </w:p>
-    <w:tbl>
-      <w:tblPr>
-        <w:tblW w:type="dxa" w:w="9360"/>
-        <w:tblBorders>
-          <w:top w:val="single" w:color="auto" w:sz="4"/>
-          <w:left w:val="single" w:color="auto" w:sz="4"/>
-          <w:bottom w:val="single" w:color="auto" w:sz="4"/>
-          <w:right w:val="single" w:color="auto" w:sz="4"/>
-          <w:insideH w:val="single" w:color="auto" w:sz="4"/>
-          <w:insideV w:val="single" w:color="auto" w:sz="4"/>
-        </w:tblBorders>
-      </w:tblPr>
-      <w:tblGrid>
-        <w:gridCol w:w="1200"/>
-        <w:gridCol w:w="2200"/>
-        <w:gridCol w:w="3200"/>
-        <w:gridCol w:w="2760"/>
-      </w:tblGrid>
-      <w:tr>
-        <w:tc>
-          <w:tcPr>
-            <w:tcW w:type="dxa" w:w="1200"/>
-            <w:tcBorders>
-              <w:top w:val="single" w:color="CCCCCC" w:sz="1"/>
-              <w:left w:val="single" w:color="CCCCCC" w:sz="1"/>
-              <w:bottom w:val="single" w:color="CCCCCC" w:sz="1"/>
-              <w:right w:val="single" w:color="CCCCCC" w:sz="1"/>
-            </w:tcBorders>
-            <w:shd w:fill="1F3864" w:val="clear"/>
-            <w:tcMar>
-              <w:top w:type="dxa" w:w="60"/>
-              <w:left w:type="dxa" w:w="100"/>
-              <w:bottom w:type="dxa" w:w="60"/>
-              <w:right w:type="dxa" w:w="100"/>
-            </w:tcMar>
-            <w:vAlign w:val="center"/>
-          </w:tcPr>
-          <w:p>
-            <w:r>
-              <w:rPr>
-                <w:rFonts w:ascii="Arial" w:cs="Arial" w:eastAsia="Arial" w:hAnsi="Arial"/>
-                <w:b/>
-                <w:bCs/>
-                <w:color w:val="FFFFFF"/>
-                <w:sz w:val="20"/>
-                <w:szCs w:val="20"/>
-              </w:rPr>
-              <w:t xml:space="preserve">Reihenfolge</w:t>
-            </w:r>
-          </w:p>
-        </w:tc>
-        <w:tc>
-          <w:tcPr>
-            <w:tcW w:type="dxa" w:w="2200"/>
-            <w:tcBorders>
-              <w:top w:val="single" w:color="CCCCCC" w:sz="1"/>
-              <w:left w:val="single" w:color="CCCCCC" w:sz="1"/>
-              <w:bottom w:val="single" w:color="CCCCCC" w:sz="1"/>
-              <w:right w:val="single" w:color="CCCCCC" w:sz="1"/>
-            </w:tcBorders>
-            <w:shd w:fill="1F3864" w:val="clear"/>
-            <w:tcMar>
-              <w:top w:type="dxa" w:w="60"/>
-              <w:left w:type="dxa" w:w="100"/>
-              <w:bottom w:type="dxa" w:w="60"/>
-              <w:right w:type="dxa" w:w="100"/>
-            </w:tcMar>
-            <w:vAlign w:val="center"/>
-          </w:tcPr>
-          <w:p>
-            <w:r>
-              <w:rPr>
-                <w:rFonts w:ascii="Arial" w:cs="Arial" w:eastAsia="Arial" w:hAnsi="Arial"/>
-                <w:b/>
-                <w:bCs/>
-                <w:color w:val="FFFFFF"/>
-                <w:sz w:val="20"/>
-                <w:szCs w:val="20"/>
-              </w:rPr>
-              <w:t xml:space="preserve">Bereich</w:t>
-            </w:r>
-          </w:p>
-        </w:tc>
-        <w:tc>
-          <w:tcPr>
-            <w:tcW w:type="dxa" w:w="3200"/>
-            <w:tcBorders>
-              <w:top w:val="single" w:color="CCCCCC" w:sz="1"/>
-              <w:left w:val="single" w:color="CCCCCC" w:sz="1"/>
-              <w:bottom w:val="single" w:color="CCCCCC" w:sz="1"/>
-              <w:right w:val="single" w:color="CCCCCC" w:sz="1"/>
-            </w:tcBorders>
-            <w:shd w:fill="1F3864" w:val="clear"/>
-            <w:tcMar>
-              <w:top w:type="dxa" w:w="60"/>
-              <w:left w:type="dxa" w:w="100"/>
-              <w:bottom w:type="dxa" w:w="60"/>
-              <w:right w:type="dxa" w:w="100"/>
-            </w:tcMar>
-            <w:vAlign w:val="center"/>
-          </w:tcPr>
-          <w:p>
-            <w:r>
-              <w:rPr>
-                <w:rFonts w:ascii="Arial" w:cs="Arial" w:eastAsia="Arial" w:hAnsi="Arial"/>
-                <w:b/>
-                <w:bCs/>
-                <w:color w:val="FFFFFF"/>
-                <w:sz w:val="20"/>
-                <w:szCs w:val="20"/>
-              </w:rPr>
-              <w:t xml:space="preserve">Dateien</w:t>
-            </w:r>
-          </w:p>
-        </w:tc>
-        <w:tc>
-          <w:tcPr>
-            <w:tcW w:type="dxa" w:w="2760"/>
-            <w:tcBorders>
-              <w:top w:val="single" w:color="CCCCCC" w:sz="1"/>
-              <w:left w:val="single" w:color="CCCCCC" w:sz="1"/>
-              <w:bottom w:val="single" w:color="CCCCCC" w:sz="1"/>
-              <w:right w:val="single" w:color="CCCCCC" w:sz="1"/>
-            </w:tcBorders>
-            <w:shd w:fill="1F3864" w:val="clear"/>
-            <w:tcMar>
-              <w:top w:type="dxa" w:w="60"/>
-              <w:left w:type="dxa" w:w="100"/>
-              <w:bottom w:type="dxa" w:w="60"/>
-              <w:right w:type="dxa" w:w="100"/>
-            </w:tcMar>
-            <w:vAlign w:val="center"/>
-          </w:tcPr>
-          <w:p>
-            <w:r>
-              <w:rPr>
-                <w:rFonts w:ascii="Arial" w:cs="Arial" w:eastAsia="Arial" w:hAnsi="Arial"/>
-                <w:b/>
-                <w:bCs/>
-                <w:color w:val="FFFFFF"/>
-                <w:sz w:val="20"/>
-                <w:szCs w:val="20"/>
-              </w:rPr>
-              <w:t xml:space="preserve">Fokus</w:t>
-            </w:r>
-          </w:p>
-        </w:tc>
-      </w:tr>
-      <w:tr>
-        <w:tc>
-          <w:tcPr>
-            <w:tcW w:type="dxa" w:w="1200"/>
-            <w:tcBorders>
-              <w:top w:val="single" w:color="CCCCCC" w:sz="1"/>
-              <w:left w:val="single" w:color="CCCCCC" w:sz="1"/>
-              <w:bottom w:val="single" w:color="CCCCCC" w:sz="1"/>
-              <w:right w:val="single" w:color="CCCCCC" w:sz="1"/>
-            </w:tcBorders>
-            <w:tcMar>
-              <w:top w:type="dxa" w:w="60"/>
-              <w:left w:type="dxa" w:w="100"/>
-              <w:bottom w:type="dxa" w:w="60"/>
-              <w:right w:type="dxa" w:w="100"/>
-            </w:tcMar>
-          </w:tcPr>
-          <w:p>
-            <w:r>
-              <w:rPr>
-                <w:rFonts w:ascii="Arial" w:cs="Arial" w:eastAsia="Arial" w:hAnsi="Arial"/>
-                <w:sz w:val="20"/>
-                <w:szCs w:val="20"/>
-              </w:rPr>
-              <w:t xml:space="preserve">1</w:t>
-            </w:r>
-          </w:p>
-        </w:tc>
-        <w:tc>
-          <w:tcPr>
-            <w:tcW w:type="dxa" w:w="2200"/>
-            <w:tcBorders>
-              <w:top w:val="single" w:color="CCCCCC" w:sz="1"/>
-              <w:left w:val="single" w:color="CCCCCC" w:sz="1"/>
-              <w:bottom w:val="single" w:color="CCCCCC" w:sz="1"/>
-              <w:right w:val="single" w:color="CCCCCC" w:sz="1"/>
-            </w:tcBorders>
-            <w:tcMar>
-              <w:top w:type="dxa" w:w="60"/>
-              <w:left w:type="dxa" w:w="100"/>
-              <w:bottom w:type="dxa" w:w="60"/>
-              <w:right w:type="dxa" w:w="100"/>
-            </w:tcMar>
-          </w:tcPr>
-          <w:p>
-            <w:r>
-              <w:rPr>
-                <w:rFonts w:ascii="Arial" w:cs="Arial" w:eastAsia="Arial" w:hAnsi="Arial"/>
-                <w:sz w:val="20"/>
-                <w:szCs w:val="20"/>
-              </w:rPr>
-              <w:t xml:space="preserve">Bot-Hauptdateien</w:t>
-            </w:r>
-          </w:p>
-        </w:tc>
-        <w:tc>
-          <w:tcPr>
-            <w:tcW w:type="dxa" w:w="3200"/>
-            <w:tcBorders>
-              <w:top w:val="single" w:color="CCCCCC" w:sz="1"/>
-              <w:left w:val="single" w:color="CCCCCC" w:sz="1"/>
-              <w:bottom w:val="single" w:color="CCCCCC" w:sz="1"/>
-              <w:right w:val="single" w:color="CCCCCC" w:sz="1"/>
-            </w:tcBorders>
-            <w:tcMar>
-              <w:top w:type="dxa" w:w="60"/>
-              <w:left w:type="dxa" w:w="100"/>
-              <w:bottom w:type="dxa" w:w="60"/>
-              <w:right w:type="dxa" w:w="100"/>
-            </w:tcMar>
-          </w:tcPr>
-          <w:p>
-            <w:r>
-              <w:rPr>
-                <w:rFonts w:ascii="Arial" w:cs="Arial" w:eastAsia="Arial" w:hAnsi="Arial"/>
-                <w:sz w:val="20"/>
-                <w:szCs w:val="20"/>
-              </w:rPr>
-              <w:t xml:space="preserve">bots/gameserver_bot.py, bots/monitor_bot.py</w:t>
-            </w:r>
-          </w:p>
-        </w:tc>
-        <w:tc>
-          <w:tcPr>
-            <w:tcW w:type="dxa" w:w="2760"/>
-            <w:tcBorders>
-              <w:top w:val="single" w:color="CCCCCC" w:sz="1"/>
-              <w:left w:val="single" w:color="CCCCCC" w:sz="1"/>
-              <w:bottom w:val="single" w:color="CCCCCC" w:sz="1"/>
-              <w:right w:val="single" w:color="CCCCCC" w:sz="1"/>
-            </w:tcBorders>
-            <w:tcMar>
-              <w:top w:type="dxa" w:w="60"/>
-              <w:left w:type="dxa" w:w="100"/>
-              <w:bottom w:type="dxa" w:w="60"/>
-              <w:right w:type="dxa" w:w="100"/>
-            </w:tcMar>
-          </w:tcPr>
-          <w:p>
-            <w:r>
-              <w:rPr>
-                <w:rFonts w:ascii="Arial" w:cs="Arial" w:eastAsia="Arial" w:hAnsi="Arial"/>
-                <w:sz w:val="20"/>
-                <w:szCs w:val="20"/>
-              </w:rPr>
-              <w:t xml:space="preserve">Cog-Loading, Service-Init, Background-Tasks, Event-Loops</w:t>
-            </w:r>
-          </w:p>
-        </w:tc>
-      </w:tr>
-      <w:tr>
-        <w:tc>
-          <w:tcPr>
-            <w:tcW w:type="dxa" w:w="1200"/>
-            <w:tcBorders>
-              <w:top w:val="single" w:color="CCCCCC" w:sz="1"/>
-              <w:left w:val="single" w:color="CCCCCC" w:sz="1"/>
-              <w:bottom w:val="single" w:color="CCCCCC" w:sz="1"/>
-              <w:right w:val="single" w:color="CCCCCC" w:sz="1"/>
-            </w:tcBorders>
-            <w:shd w:fill="F2F2F2" w:val="clear"/>
-            <w:tcMar>
-              <w:top w:type="dxa" w:w="60"/>
-              <w:left w:type="dxa" w:w="100"/>
-              <w:bottom w:type="dxa" w:w="60"/>
-              <w:right w:type="dxa" w:w="100"/>
-            </w:tcMar>
-          </w:tcPr>
-          <w:p>
-            <w:r>
-              <w:rPr>
-                <w:rFonts w:ascii="Arial" w:cs="Arial" w:eastAsia="Arial" w:hAnsi="Arial"/>
-                <w:sz w:val="20"/>
-                <w:szCs w:val="20"/>
-              </w:rPr>
-              <w:t xml:space="preserve">2</w:t>
-            </w:r>
-          </w:p>
-        </w:tc>
-        <w:tc>
-          <w:tcPr>
-            <w:tcW w:type="dxa" w:w="2200"/>
-            <w:tcBorders>
-              <w:top w:val="single" w:color="CCCCCC" w:sz="1"/>
-              <w:left w:val="single" w:color="CCCCCC" w:sz="1"/>
-              <w:bottom w:val="single" w:color="CCCCCC" w:sz="1"/>
-              <w:right w:val="single" w:color="CCCCCC" w:sz="1"/>
-            </w:tcBorders>
-            <w:shd w:fill="F2F2F2" w:val="clear"/>
-            <w:tcMar>
-              <w:top w:type="dxa" w:w="60"/>
-              <w:left w:type="dxa" w:w="100"/>
-              <w:bottom w:type="dxa" w:w="60"/>
-              <w:right w:type="dxa" w:w="100"/>
-            </w:tcMar>
-          </w:tcPr>
-          <w:p>
-            <w:r>
-              <w:rPr>
-                <w:rFonts w:ascii="Arial" w:cs="Arial" w:eastAsia="Arial" w:hAnsi="Arial"/>
-                <w:sz w:val="20"/>
-                <w:szCs w:val="20"/>
-              </w:rPr>
-              <w:t xml:space="preserve">Cogs (Commands)</w:t>
-            </w:r>
-          </w:p>
-        </w:tc>
-        <w:tc>
-          <w:tcPr>
-            <w:tcW w:type="dxa" w:w="3200"/>
-            <w:tcBorders>
-              <w:top w:val="single" w:color="CCCCCC" w:sz="1"/>
-              <w:left w:val="single" w:color="CCCCCC" w:sz="1"/>
-              <w:bottom w:val="single" w:color="CCCCCC" w:sz="1"/>
-              <w:right w:val="single" w:color="CCCCCC" w:sz="1"/>
-            </w:tcBorders>
-            <w:shd w:fill="F2F2F2" w:val="clear"/>
-            <w:tcMar>
-              <w:top w:type="dxa" w:w="60"/>
-              <w:left w:type="dxa" w:w="100"/>
-              <w:bottom w:type="dxa" w:w="60"/>
-              <w:right w:type="dxa" w:w="100"/>
-            </w:tcMar>
-          </w:tcPr>
-          <w:p>
-            <w:r>
-              <w:rPr>
-                <w:rFonts w:ascii="Arial" w:cs="Arial" w:eastAsia="Arial" w:hAnsi="Arial"/>
-                <w:sz w:val="20"/>
-                <w:szCs w:val="20"/>
-              </w:rPr>
-              <w:t xml:space="preserve">cogs/*.py (7 Dateien)</w:t>
-            </w:r>
-          </w:p>
-        </w:tc>
-        <w:tc>
-          <w:tcPr>
-            <w:tcW w:type="dxa" w:w="2760"/>
-            <w:tcBorders>
-              <w:top w:val="single" w:color="CCCCCC" w:sz="1"/>
-              <w:left w:val="single" w:color="CCCCCC" w:sz="1"/>
-              <w:bottom w:val="single" w:color="CCCCCC" w:sz="1"/>
-              <w:right w:val="single" w:color="CCCCCC" w:sz="1"/>
-            </w:tcBorders>
-            <w:shd w:fill="F2F2F2" w:val="clear"/>
-            <w:tcMar>
-              <w:top w:type="dxa" w:w="60"/>
-              <w:left w:type="dxa" w:w="100"/>
-              <w:bottom w:type="dxa" w:w="60"/>
-              <w:right w:type="dxa" w:w="100"/>
-            </w:tcMar>
-          </w:tcPr>
-          <w:p>
-            <w:r>
-              <w:rPr>
-                <w:rFonts w:ascii="Arial" w:cs="Arial" w:eastAsia="Arial" w:hAnsi="Arial"/>
-                <w:sz w:val="20"/>
-                <w:szCs w:val="20"/>
-              </w:rPr>
-              <w:t xml:space="preserve">Command-Logik, Permission-Checks, Error-Handling, UI-Views</w:t>
-            </w:r>
-          </w:p>
-        </w:tc>
-      </w:tr>
-      <w:tr>
-        <w:tc>
-          <w:tcPr>
-            <w:tcW w:type="dxa" w:w="1200"/>
-            <w:tcBorders>
-              <w:top w:val="single" w:color="CCCCCC" w:sz="1"/>
-              <w:left w:val="single" w:color="CCCCCC" w:sz="1"/>
-              <w:bottom w:val="single" w:color="CCCCCC" w:sz="1"/>
-              <w:right w:val="single" w:color="CCCCCC" w:sz="1"/>
-            </w:tcBorders>
-            <w:tcMar>
-              <w:top w:type="dxa" w:w="60"/>
-              <w:left w:type="dxa" w:w="100"/>
-              <w:bottom w:type="dxa" w:w="60"/>
-              <w:right w:type="dxa" w:w="100"/>
-            </w:tcMar>
-          </w:tcPr>
-          <w:p>
-            <w:r>
-              <w:rPr>
-                <w:rFonts w:ascii="Arial" w:cs="Arial" w:eastAsia="Arial" w:hAnsi="Arial"/>
-                <w:sz w:val="20"/>
-                <w:szCs w:val="20"/>
-              </w:rPr>
-              <w:t xml:space="preserve">3</w:t>
-            </w:r>
-          </w:p>
-        </w:tc>
-        <w:tc>
-          <w:tcPr>
-            <w:tcW w:type="dxa" w:w="2200"/>
-            <w:tcBorders>
-              <w:top w:val="single" w:color="CCCCCC" w:sz="1"/>
-              <w:left w:val="single" w:color="CCCCCC" w:sz="1"/>
-              <w:bottom w:val="single" w:color="CCCCCC" w:sz="1"/>
-              <w:right w:val="single" w:color="CCCCCC" w:sz="1"/>
-            </w:tcBorders>
-            <w:tcMar>
-              <w:top w:type="dxa" w:w="60"/>
-              <w:left w:type="dxa" w:w="100"/>
-              <w:bottom w:type="dxa" w:w="60"/>
-              <w:right w:type="dxa" w:w="100"/>
-            </w:tcMar>
-          </w:tcPr>
-          <w:p>
-            <w:r>
-              <w:rPr>
-                <w:rFonts w:ascii="Arial" w:cs="Arial" w:eastAsia="Arial" w:hAnsi="Arial"/>
-                <w:sz w:val="20"/>
-                <w:szCs w:val="20"/>
-              </w:rPr>
-              <w:t xml:space="preserve">Satisfactory Module</w:t>
-            </w:r>
-          </w:p>
-        </w:tc>
-        <w:tc>
-          <w:tcPr>
-            <w:tcW w:type="dxa" w:w="3200"/>
-            <w:tcBorders>
-              <w:top w:val="single" w:color="CCCCCC" w:sz="1"/>
-              <w:left w:val="single" w:color="CCCCCC" w:sz="1"/>
-              <w:bottom w:val="single" w:color="CCCCCC" w:sz="1"/>
-              <w:right w:val="single" w:color="CCCCCC" w:sz="1"/>
-            </w:tcBorders>
-            <w:tcMar>
-              <w:top w:type="dxa" w:w="60"/>
-              <w:left w:type="dxa" w:w="100"/>
-              <w:bottom w:type="dxa" w:w="60"/>
-              <w:right w:type="dxa" w:w="100"/>
-            </w:tcMar>
-          </w:tcPr>
-          <w:p>
-            <w:r>
-              <w:rPr>
-                <w:rFonts w:ascii="Arial" w:cs="Arial" w:eastAsia="Arial" w:hAnsi="Arial"/>
-                <w:sz w:val="20"/>
-                <w:szCs w:val="20"/>
-              </w:rPr>
-              <w:t xml:space="preserve">modules/satisfactory/*.py (9 Dateien)</w:t>
-            </w:r>
-          </w:p>
-        </w:tc>
-        <w:tc>
-          <w:tcPr>
-            <w:tcW w:type="dxa" w:w="2760"/>
-            <w:tcBorders>
-              <w:top w:val="single" w:color="CCCCCC" w:sz="1"/>
-              <w:left w:val="single" w:color="CCCCCC" w:sz="1"/>
-              <w:bottom w:val="single" w:color="CCCCCC" w:sz="1"/>
-              <w:right w:val="single" w:color="CCCCCC" w:sz="1"/>
-            </w:tcBorders>
-            <w:tcMar>
-              <w:top w:type="dxa" w:w="60"/>
-              <w:left w:type="dxa" w:w="100"/>
-              <w:bottom w:type="dxa" w:w="60"/>
-              <w:right w:type="dxa" w:w="100"/>
-            </w:tcMar>
-          </w:tcPr>
-          <w:p>
-            <w:r>
-              <w:rPr>
-                <w:rFonts w:ascii="Arial" w:cs="Arial" w:eastAsia="Arial" w:hAnsi="Arial"/>
-                <w:sz w:val="20"/>
-                <w:szCs w:val="20"/>
-              </w:rPr>
-              <w:t xml:space="preserve">API-Calls, Server-Management, Savegame-Analyse</w:t>
-            </w:r>
-          </w:p>
-        </w:tc>
-      </w:tr>
-      <w:tr>
-        <w:tc>
-          <w:tcPr>
-            <w:tcW w:type="dxa" w:w="1200"/>
-            <w:tcBorders>
-              <w:top w:val="single" w:color="CCCCCC" w:sz="1"/>
-              <w:left w:val="single" w:color="CCCCCC" w:sz="1"/>
-              <w:bottom w:val="single" w:color="CCCCCC" w:sz="1"/>
-              <w:right w:val="single" w:color="CCCCCC" w:sz="1"/>
-            </w:tcBorders>
-            <w:shd w:fill="F2F2F2" w:val="clear"/>
-            <w:tcMar>
-              <w:top w:type="dxa" w:w="60"/>
-              <w:left w:type="dxa" w:w="100"/>
-              <w:bottom w:type="dxa" w:w="60"/>
-              <w:right w:type="dxa" w:w="100"/>
-            </w:tcMar>
-          </w:tcPr>
-          <w:p>
-            <w:r>
-              <w:rPr>
-                <w:rFonts w:ascii="Arial" w:cs="Arial" w:eastAsia="Arial" w:hAnsi="Arial"/>
-                <w:sz w:val="20"/>
-                <w:szCs w:val="20"/>
-              </w:rPr>
-              <w:t xml:space="preserve">4</w:t>
-            </w:r>
-          </w:p>
-        </w:tc>
-        <w:tc>
-          <w:tcPr>
-            <w:tcW w:type="dxa" w:w="2200"/>
-            <w:tcBorders>
-              <w:top w:val="single" w:color="CCCCCC" w:sz="1"/>
-              <w:left w:val="single" w:color="CCCCCC" w:sz="1"/>
-              <w:bottom w:val="single" w:color="CCCCCC" w:sz="1"/>
-              <w:right w:val="single" w:color="CCCCCC" w:sz="1"/>
-            </w:tcBorders>
-            <w:shd w:fill="F2F2F2" w:val="clear"/>
-            <w:tcMar>
-              <w:top w:type="dxa" w:w="60"/>
-              <w:left w:type="dxa" w:w="100"/>
-              <w:bottom w:type="dxa" w:w="60"/>
-              <w:right w:type="dxa" w:w="100"/>
-            </w:tcMar>
-          </w:tcPr>
-          <w:p>
-            <w:r>
-              <w:rPr>
-                <w:rFonts w:ascii="Arial" w:cs="Arial" w:eastAsia="Arial" w:hAnsi="Arial"/>
-                <w:sz w:val="20"/>
-                <w:szCs w:val="20"/>
-              </w:rPr>
-              <w:t xml:space="preserve">Monitoring Module</w:t>
-            </w:r>
-          </w:p>
-        </w:tc>
-        <w:tc>
-          <w:tcPr>
-            <w:tcW w:type="dxa" w:w="3200"/>
-            <w:tcBorders>
-              <w:top w:val="single" w:color="CCCCCC" w:sz="1"/>
-              <w:left w:val="single" w:color="CCCCCC" w:sz="1"/>
-              <w:bottom w:val="single" w:color="CCCCCC" w:sz="1"/>
-              <w:right w:val="single" w:color="CCCCCC" w:sz="1"/>
-            </w:tcBorders>
-            <w:shd w:fill="F2F2F2" w:val="clear"/>
-            <w:tcMar>
-              <w:top w:type="dxa" w:w="60"/>
-              <w:left w:type="dxa" w:w="100"/>
-              <w:bottom w:type="dxa" w:w="60"/>
-              <w:right w:type="dxa" w:w="100"/>
-            </w:tcMar>
-          </w:tcPr>
-          <w:p>
-            <w:r>
-              <w:rPr>
-                <w:rFonts w:ascii="Arial" w:cs="Arial" w:eastAsia="Arial" w:hAnsi="Arial"/>
-                <w:sz w:val="20"/>
-                <w:szCs w:val="20"/>
-              </w:rPr>
-              <w:t xml:space="preserve">modules/monitoring/*.py (14 Dateien)</w:t>
-            </w:r>
-          </w:p>
-        </w:tc>
-        <w:tc>
-          <w:tcPr>
-            <w:tcW w:type="dxa" w:w="2760"/>
-            <w:tcBorders>
-              <w:top w:val="single" w:color="CCCCCC" w:sz="1"/>
-              <w:left w:val="single" w:color="CCCCCC" w:sz="1"/>
-              <w:bottom w:val="single" w:color="CCCCCC" w:sz="1"/>
-              <w:right w:val="single" w:color="CCCCCC" w:sz="1"/>
-            </w:tcBorders>
-            <w:shd w:fill="F2F2F2" w:val="clear"/>
-            <w:tcMar>
-              <w:top w:type="dxa" w:w="60"/>
-              <w:left w:type="dxa" w:w="100"/>
-              <w:bottom w:type="dxa" w:w="60"/>
-              <w:right w:type="dxa" w:w="100"/>
-            </w:tcMar>
-          </w:tcPr>
-          <w:p>
-            <w:r>
-              <w:rPr>
-                <w:rFonts w:ascii="Arial" w:cs="Arial" w:eastAsia="Arial" w:hAnsi="Arial"/>
-                <w:sz w:val="20"/>
-                <w:szCs w:val="20"/>
-              </w:rPr>
-              <w:t xml:space="preserve">Health-Checks, Tracker, Scheduler-Integration</w:t>
-            </w:r>
-          </w:p>
-        </w:tc>
-      </w:tr>
-      <w:tr>
-        <w:tc>
-          <w:tcPr>
-            <w:tcW w:type="dxa" w:w="1200"/>
-            <w:tcBorders>
-              <w:top w:val="single" w:color="CCCCCC" w:sz="1"/>
-              <w:left w:val="single" w:color="CCCCCC" w:sz="1"/>
-              <w:bottom w:val="single" w:color="CCCCCC" w:sz="1"/>
-              <w:right w:val="single" w:color="CCCCCC" w:sz="1"/>
-            </w:tcBorders>
-            <w:tcMar>
-              <w:top w:type="dxa" w:w="60"/>
-              <w:left w:type="dxa" w:w="100"/>
-              <w:bottom w:type="dxa" w:w="60"/>
-              <w:right w:type="dxa" w:w="100"/>
-            </w:tcMar>
-          </w:tcPr>
-          <w:p>
-            <w:r>
-              <w:rPr>
-                <w:rFonts w:ascii="Arial" w:cs="Arial" w:eastAsia="Arial" w:hAnsi="Arial"/>
-                <w:sz w:val="20"/>
-                <w:szCs w:val="20"/>
-              </w:rPr>
-              <w:t xml:space="preserve">5</w:t>
-            </w:r>
-          </w:p>
-        </w:tc>
-        <w:tc>
-          <w:tcPr>
-            <w:tcW w:type="dxa" w:w="2200"/>
-            <w:tcBorders>
-              <w:top w:val="single" w:color="CCCCCC" w:sz="1"/>
-              <w:left w:val="single" w:color="CCCCCC" w:sz="1"/>
-              <w:bottom w:val="single" w:color="CCCCCC" w:sz="1"/>
-              <w:right w:val="single" w:color="CCCCCC" w:sz="1"/>
-            </w:tcBorders>
-            <w:tcMar>
-              <w:top w:type="dxa" w:w="60"/>
-              <w:left w:type="dxa" w:w="100"/>
-              <w:bottom w:type="dxa" w:w="60"/>
-              <w:right w:type="dxa" w:w="100"/>
-            </w:tcMar>
-          </w:tcPr>
-          <w:p>
-            <w:r>
-              <w:rPr>
-                <w:rFonts w:ascii="Arial" w:cs="Arial" w:eastAsia="Arial" w:hAnsi="Arial"/>
-                <w:sz w:val="20"/>
-                <w:szCs w:val="20"/>
-              </w:rPr>
-              <w:t xml:space="preserve">Backup Module</w:t>
-            </w:r>
-          </w:p>
-        </w:tc>
-        <w:tc>
-          <w:tcPr>
-            <w:tcW w:type="dxa" w:w="3200"/>
-            <w:tcBorders>
-              <w:top w:val="single" w:color="CCCCCC" w:sz="1"/>
-              <w:left w:val="single" w:color="CCCCCC" w:sz="1"/>
-              <w:bottom w:val="single" w:color="CCCCCC" w:sz="1"/>
-              <w:right w:val="single" w:color="CCCCCC" w:sz="1"/>
-            </w:tcBorders>
-            <w:tcMar>
-              <w:top w:type="dxa" w:w="60"/>
-              <w:left w:type="dxa" w:w="100"/>
-              <w:bottom w:type="dxa" w:w="60"/>
-              <w:right w:type="dxa" w:w="100"/>
-            </w:tcMar>
-          </w:tcPr>
-          <w:p>
-            <w:r>
-              <w:rPr>
-                <w:rFonts w:ascii="Arial" w:cs="Arial" w:eastAsia="Arial" w:hAnsi="Arial"/>
-                <w:sz w:val="20"/>
-                <w:szCs w:val="20"/>
-              </w:rPr>
-              <w:t xml:space="preserve">modules/backup/*.py (3 Dateien)</w:t>
-            </w:r>
-          </w:p>
-        </w:tc>
-        <w:tc>
-          <w:tcPr>
-            <w:tcW w:type="dxa" w:w="2760"/>
-            <w:tcBorders>
-              <w:top w:val="single" w:color="CCCCCC" w:sz="1"/>
-              <w:left w:val="single" w:color="CCCCCC" w:sz="1"/>
-              <w:bottom w:val="single" w:color="CCCCCC" w:sz="1"/>
-              <w:right w:val="single" w:color="CCCCCC" w:sz="1"/>
-            </w:tcBorders>
-            <w:tcMar>
-              <w:top w:type="dxa" w:w="60"/>
-              <w:left w:type="dxa" w:w="100"/>
-              <w:bottom w:type="dxa" w:w="60"/>
-              <w:right w:type="dxa" w:w="100"/>
-            </w:tcMar>
-          </w:tcPr>
-          <w:p>
-            <w:r>
-              <w:rPr>
-                <w:rFonts w:ascii="Arial" w:cs="Arial" w:eastAsia="Arial" w:hAnsi="Arial"/>
-                <w:sz w:val="20"/>
-                <w:szCs w:val="20"/>
-              </w:rPr>
-              <w:t xml:space="preserve">Datei-Operationen, OneDrive/rclone, Rotation</w:t>
-            </w:r>
-          </w:p>
-        </w:tc>
-      </w:tr>
-      <w:tr>
-        <w:tc>
-          <w:tcPr>
-            <w:tcW w:type="dxa" w:w="1200"/>
-            <w:tcBorders>
-              <w:top w:val="single" w:color="CCCCCC" w:sz="1"/>
-              <w:left w:val="single" w:color="CCCCCC" w:sz="1"/>
-              <w:bottom w:val="single" w:color="CCCCCC" w:sz="1"/>
-              <w:right w:val="single" w:color="CCCCCC" w:sz="1"/>
-            </w:tcBorders>
-            <w:shd w:fill="F2F2F2" w:val="clear"/>
-            <w:tcMar>
-              <w:top w:type="dxa" w:w="60"/>
-              <w:left w:type="dxa" w:w="100"/>
-              <w:bottom w:type="dxa" w:w="60"/>
-              <w:right w:type="dxa" w:w="100"/>
-            </w:tcMar>
-          </w:tcPr>
-          <w:p>
-            <w:r>
-              <w:rPr>
-                <w:rFonts w:ascii="Arial" w:cs="Arial" w:eastAsia="Arial" w:hAnsi="Arial"/>
-                <w:sz w:val="20"/>
-                <w:szCs w:val="20"/>
-              </w:rPr>
-              <w:t xml:space="preserve">6</w:t>
-            </w:r>
-          </w:p>
-        </w:tc>
-        <w:tc>
-          <w:tcPr>
-            <w:tcW w:type="dxa" w:w="2200"/>
-            <w:tcBorders>
-              <w:top w:val="single" w:color="CCCCCC" w:sz="1"/>
-              <w:left w:val="single" w:color="CCCCCC" w:sz="1"/>
-              <w:bottom w:val="single" w:color="CCCCCC" w:sz="1"/>
-              <w:right w:val="single" w:color="CCCCCC" w:sz="1"/>
-            </w:tcBorders>
-            <w:shd w:fill="F2F2F2" w:val="clear"/>
-            <w:tcMar>
-              <w:top w:type="dxa" w:w="60"/>
-              <w:left w:type="dxa" w:w="100"/>
-              <w:bottom w:type="dxa" w:w="60"/>
-              <w:right w:type="dxa" w:w="100"/>
-            </w:tcMar>
-          </w:tcPr>
-          <w:p>
-            <w:r>
-              <w:rPr>
-                <w:rFonts w:ascii="Arial" w:cs="Arial" w:eastAsia="Arial" w:hAnsi="Arial"/>
-                <w:sz w:val="20"/>
-                <w:szCs w:val="20"/>
-              </w:rPr>
-              <w:t xml:space="preserve">Notification Module</w:t>
-            </w:r>
-          </w:p>
-        </w:tc>
-        <w:tc>
-          <w:tcPr>
-            <w:tcW w:type="dxa" w:w="3200"/>
-            <w:tcBorders>
-              <w:top w:val="single" w:color="CCCCCC" w:sz="1"/>
-              <w:left w:val="single" w:color="CCCCCC" w:sz="1"/>
-              <w:bottom w:val="single" w:color="CCCCCC" w:sz="1"/>
-              <w:right w:val="single" w:color="CCCCCC" w:sz="1"/>
-            </w:tcBorders>
-            <w:shd w:fill="F2F2F2" w:val="clear"/>
-            <w:tcMar>
-              <w:top w:type="dxa" w:w="60"/>
-              <w:left w:type="dxa" w:w="100"/>
-              <w:bottom w:type="dxa" w:w="60"/>
-              <w:right w:type="dxa" w:w="100"/>
-            </w:tcMar>
-          </w:tcPr>
-          <w:p>
-            <w:r>
-              <w:rPr>
-                <w:rFonts w:ascii="Arial" w:cs="Arial" w:eastAsia="Arial" w:hAnsi="Arial"/>
-                <w:sz w:val="20"/>
-                <w:szCs w:val="20"/>
-              </w:rPr>
-              <w:t xml:space="preserve">modules/notifications/*.py (2 Dateien)</w:t>
-            </w:r>
-          </w:p>
-        </w:tc>
-        <w:tc>
-          <w:tcPr>
-            <w:tcW w:type="dxa" w:w="2760"/>
-            <w:tcBorders>
-              <w:top w:val="single" w:color="CCCCCC" w:sz="1"/>
-              <w:left w:val="single" w:color="CCCCCC" w:sz="1"/>
-              <w:bottom w:val="single" w:color="CCCCCC" w:sz="1"/>
-              <w:right w:val="single" w:color="CCCCCC" w:sz="1"/>
-            </w:tcBorders>
-            <w:shd w:fill="F2F2F2" w:val="clear"/>
-            <w:tcMar>
-              <w:top w:type="dxa" w:w="60"/>
-              <w:left w:type="dxa" w:w="100"/>
-              <w:bottom w:type="dxa" w:w="60"/>
-              <w:right w:type="dxa" w:w="100"/>
-            </w:tcMar>
-          </w:tcPr>
-          <w:p>
-            <w:r>
-              <w:rPr>
-                <w:rFonts w:ascii="Arial" w:cs="Arial" w:eastAsia="Arial" w:hAnsi="Arial"/>
-                <w:sz w:val="20"/>
-                <w:szCs w:val="20"/>
-              </w:rPr>
-              <w:t xml:space="preserve">Discord-Embeds, SMTP, Rate-Limiting</w:t>
-            </w:r>
-          </w:p>
-        </w:tc>
-      </w:tr>
-      <w:tr>
-        <w:tc>
-          <w:tcPr>
-            <w:tcW w:type="dxa" w:w="1200"/>
-            <w:tcBorders>
-              <w:top w:val="single" w:color="CCCCCC" w:sz="1"/>
-              <w:left w:val="single" w:color="CCCCCC" w:sz="1"/>
-              <w:bottom w:val="single" w:color="CCCCCC" w:sz="1"/>
-              <w:right w:val="single" w:color="CCCCCC" w:sz="1"/>
-            </w:tcBorders>
-            <w:tcMar>
-              <w:top w:type="dxa" w:w="60"/>
-              <w:left w:type="dxa" w:w="100"/>
-              <w:bottom w:type="dxa" w:w="60"/>
-              <w:right w:type="dxa" w:w="100"/>
-            </w:tcMar>
-          </w:tcPr>
-          <w:p>
-            <w:r>
-              <w:rPr>
-                <w:rFonts w:ascii="Arial" w:cs="Arial" w:eastAsia="Arial" w:hAnsi="Arial"/>
-                <w:sz w:val="20"/>
-                <w:szCs w:val="20"/>
-              </w:rPr>
-              <w:t xml:space="preserve">7</w:t>
-            </w:r>
-          </w:p>
-        </w:tc>
-        <w:tc>
-          <w:tcPr>
-            <w:tcW w:type="dxa" w:w="2200"/>
-            <w:tcBorders>
-              <w:top w:val="single" w:color="CCCCCC" w:sz="1"/>
-              <w:left w:val="single" w:color="CCCCCC" w:sz="1"/>
-              <w:bottom w:val="single" w:color="CCCCCC" w:sz="1"/>
-              <w:right w:val="single" w:color="CCCCCC" w:sz="1"/>
-            </w:tcBorders>
-            <w:tcMar>
-              <w:top w:type="dxa" w:w="60"/>
-              <w:left w:type="dxa" w:w="100"/>
-              <w:bottom w:type="dxa" w:w="60"/>
-              <w:right w:type="dxa" w:w="100"/>
-            </w:tcMar>
-          </w:tcPr>
-          <w:p>
-            <w:r>
-              <w:rPr>
-                <w:rFonts w:ascii="Arial" w:cs="Arial" w:eastAsia="Arial" w:hAnsi="Arial"/>
-                <w:sz w:val="20"/>
-                <w:szCs w:val="20"/>
-              </w:rPr>
-              <w:t xml:space="preserve">Sonstige Module</w:t>
-            </w:r>
-          </w:p>
-        </w:tc>
-        <w:tc>
-          <w:tcPr>
-            <w:tcW w:type="dxa" w:w="3200"/>
-            <w:tcBorders>
-              <w:top w:val="single" w:color="CCCCCC" w:sz="1"/>
-              <w:left w:val="single" w:color="CCCCCC" w:sz="1"/>
-              <w:bottom w:val="single" w:color="CCCCCC" w:sz="1"/>
-              <w:right w:val="single" w:color="CCCCCC" w:sz="1"/>
-            </w:tcBorders>
-            <w:tcMar>
-              <w:top w:type="dxa" w:w="60"/>
-              <w:left w:type="dxa" w:w="100"/>
-              <w:bottom w:type="dxa" w:w="60"/>
-              <w:right w:type="dxa" w:w="100"/>
-            </w:tcMar>
-          </w:tcPr>
-          <w:p>
-            <w:r>
-              <w:rPr>
-                <w:rFonts w:ascii="Arial" w:cs="Arial" w:eastAsia="Arial" w:hAnsi="Arial"/>
-                <w:sz w:val="20"/>
-                <w:szCs w:val="20"/>
-              </w:rPr>
-              <w:t xml:space="preserve">modules/*.py (7 Dateien)</w:t>
-            </w:r>
-          </w:p>
-        </w:tc>
-        <w:tc>
-          <w:tcPr>
-            <w:tcW w:type="dxa" w:w="2760"/>
-            <w:tcBorders>
-              <w:top w:val="single" w:color="CCCCCC" w:sz="1"/>
-              <w:left w:val="single" w:color="CCCCCC" w:sz="1"/>
-              <w:bottom w:val="single" w:color="CCCCCC" w:sz="1"/>
-              <w:right w:val="single" w:color="CCCCCC" w:sz="1"/>
-            </w:tcBorders>
-            <w:tcMar>
-              <w:top w:type="dxa" w:w="60"/>
-              <w:left w:type="dxa" w:w="100"/>
-              <w:bottom w:type="dxa" w:w="60"/>
-              <w:right w:type="dxa" w:w="100"/>
-            </w:tcMar>
-          </w:tcPr>
-          <w:p>
-            <w:r>
-              <w:rPr>
-                <w:rFonts w:ascii="Arial" w:cs="Arial" w:eastAsia="Arial" w:hAnsi="Arial"/>
-                <w:sz w:val="20"/>
-                <w:szCs w:val="20"/>
-              </w:rPr>
-              <w:t xml:space="preserve">Timer, Filter, Spam, Logger, Validator</w:t>
-            </w:r>
-          </w:p>
-        </w:tc>
-      </w:tr>
-      <w:tr>
-        <w:tc>
-          <w:tcPr>
-            <w:tcW w:type="dxa" w:w="1200"/>
-            <w:tcBorders>
-              <w:top w:val="single" w:color="CCCCCC" w:sz="1"/>
-              <w:left w:val="single" w:color="CCCCCC" w:sz="1"/>
-              <w:bottom w:val="single" w:color="CCCCCC" w:sz="1"/>
-              <w:right w:val="single" w:color="CCCCCC" w:sz="1"/>
-            </w:tcBorders>
-            <w:shd w:fill="F2F2F2" w:val="clear"/>
-            <w:tcMar>
-              <w:top w:type="dxa" w:w="60"/>
-              <w:left w:type="dxa" w:w="100"/>
-              <w:bottom w:type="dxa" w:w="60"/>
-              <w:right w:type="dxa" w:w="100"/>
-            </w:tcMar>
-          </w:tcPr>
-          <w:p>
-            <w:r>
-              <w:rPr>
-                <w:rFonts w:ascii="Arial" w:cs="Arial" w:eastAsia="Arial" w:hAnsi="Arial"/>
-                <w:sz w:val="20"/>
-                <w:szCs w:val="20"/>
-              </w:rPr>
-              <w:t xml:space="preserve">8</w:t>
-            </w:r>
-          </w:p>
-        </w:tc>
-        <w:tc>
-          <w:tcPr>
-            <w:tcW w:type="dxa" w:w="2200"/>
-            <w:tcBorders>
-              <w:top w:val="single" w:color="CCCCCC" w:sz="1"/>
-              <w:left w:val="single" w:color="CCCCCC" w:sz="1"/>
-              <w:bottom w:val="single" w:color="CCCCCC" w:sz="1"/>
-              <w:right w:val="single" w:color="CCCCCC" w:sz="1"/>
-            </w:tcBorders>
-            <w:shd w:fill="F2F2F2" w:val="clear"/>
-            <w:tcMar>
-              <w:top w:type="dxa" w:w="60"/>
-              <w:left w:type="dxa" w:w="100"/>
-              <w:bottom w:type="dxa" w:w="60"/>
-              <w:right w:type="dxa" w:w="100"/>
-            </w:tcMar>
-          </w:tcPr>
-          <w:p>
-            <w:r>
-              <w:rPr>
-                <w:rFonts w:ascii="Arial" w:cs="Arial" w:eastAsia="Arial" w:hAnsi="Arial"/>
-                <w:sz w:val="20"/>
-                <w:szCs w:val="20"/>
-              </w:rPr>
-              <w:t xml:space="preserve">Utils</w:t>
-            </w:r>
-          </w:p>
-        </w:tc>
-        <w:tc>
-          <w:tcPr>
-            <w:tcW w:type="dxa" w:w="3200"/>
-            <w:tcBorders>
-              <w:top w:val="single" w:color="CCCCCC" w:sz="1"/>
-              <w:left w:val="single" w:color="CCCCCC" w:sz="1"/>
-              <w:bottom w:val="single" w:color="CCCCCC" w:sz="1"/>
-              <w:right w:val="single" w:color="CCCCCC" w:sz="1"/>
-            </w:tcBorders>
-            <w:shd w:fill="F2F2F2" w:val="clear"/>
-            <w:tcMar>
-              <w:top w:type="dxa" w:w="60"/>
-              <w:left w:type="dxa" w:w="100"/>
-              <w:bottom w:type="dxa" w:w="60"/>
-              <w:right w:type="dxa" w:w="100"/>
-            </w:tcMar>
-          </w:tcPr>
-          <w:p>
-            <w:r>
-              <w:rPr>
-                <w:rFonts w:ascii="Arial" w:cs="Arial" w:eastAsia="Arial" w:hAnsi="Arial"/>
-                <w:sz w:val="20"/>
-                <w:szCs w:val="20"/>
-              </w:rPr>
-              <w:t xml:space="preserve">utils/*.py (4 Dateien)</w:t>
-            </w:r>
-          </w:p>
-        </w:tc>
-        <w:tc>
-          <w:tcPr>
-            <w:tcW w:type="dxa" w:w="2760"/>
-            <w:tcBorders>
-              <w:top w:val="single" w:color="CCCCCC" w:sz="1"/>
-              <w:left w:val="single" w:color="CCCCCC" w:sz="1"/>
-              <w:bottom w:val="single" w:color="CCCCCC" w:sz="1"/>
-              <w:right w:val="single" w:color="CCCCCC" w:sz="1"/>
-            </w:tcBorders>
-            <w:shd w:fill="F2F2F2" w:val="clear"/>
-            <w:tcMar>
-              <w:top w:type="dxa" w:w="60"/>
-              <w:left w:type="dxa" w:w="100"/>
-              <w:bottom w:type="dxa" w:w="60"/>
-              <w:right w:type="dxa" w:w="100"/>
-            </w:tcMar>
-          </w:tcPr>
-          <w:p>
-            <w:r>
-              <w:rPr>
-                <w:rFonts w:ascii="Arial" w:cs="Arial" w:eastAsia="Arial" w:hAnsi="Arial"/>
-                <w:sz w:val="20"/>
-                <w:szCs w:val="20"/>
-              </w:rPr>
-              <w:t xml:space="preserve">Config-Loader, Formatting, Permissions, Logger-Setup</w:t>
-            </w:r>
-          </w:p>
-        </w:tc>
-      </w:tr>
-    </w:tbl>
-    <w:p>
-      <w:pPr>
-        <w:spacing w:after="200"/>
-      </w:pPr>
-    </w:p>
-    <w:p>
-      <w:pPr>
-        <w:spacing w:after="120"/>
-      </w:pPr>
-      <w:r>
-        <w:rPr>
-          <w:rFonts w:ascii="Arial" w:cs="Arial" w:eastAsia="Arial" w:hAnsi="Arial"/>
-          <w:b/>
-          <w:bCs/>
-          <w:sz w:val="22"/>
-          <w:szCs w:val="22"/>
-        </w:rPr>
-        <w:t xml:space="preserve">Erwartetes Ergebnis:</w:t>
-      </w:r>
-      <w:r>
-        <w:rPr>
-          <w:rFonts w:ascii="Arial" w:cs="Arial" w:eastAsia="Arial" w:hAnsi="Arial"/>
-          <w:sz w:val="22"/>
-          <w:szCs w:val="22"/>
-        </w:rPr>
-        <w:t xml:space="preserve"> Eine Liste aller gefundenen Probleme mit konkreten Fixes. Jeder Fix wird in der Dokumentation unter Kapitel 10 nachgetragen. Nach der Review sollen alle Module fehlerfrei zusammenarbeiten und der Code konsistent formatiert sein.</w:t>
-      </w:r>
-    </w:p>
-    <w:p>
-      <w:pPr>
-        <w:spacing w:after="200"/>
-      </w:pPr>
-    </w:p>
-    <w:p>
-      <w:pPr>
-        <w:pStyle w:val="Heading2"/>
-      </w:pPr>
-      <w:r>
-        <w:t xml:space="preserve">14.3 Server-Bereinigung</w:t>
-      </w:r>
-    </w:p>
-    <w:p>
-      <w:pPr>
-        <w:spacing w:after="120"/>
-      </w:pPr>
-      <w:r>
-        <w:rPr>
-          <w:rFonts w:ascii="Arial" w:cs="Arial" w:eastAsia="Arial" w:hAnsi="Arial"/>
-          <w:b/>
-          <w:bCs/>
-          <w:sz w:val="22"/>
-          <w:szCs w:val="22"/>
-        </w:rPr>
-        <w:t xml:space="preserve">Status:</w:t>
-      </w:r>
-      <w:r>
-        <w:rPr>
-          <w:rFonts w:ascii="Arial" w:cs="Arial" w:eastAsia="Arial" w:hAnsi="Arial"/>
-          <w:sz w:val="22"/>
-          <w:szCs w:val="22"/>
-        </w:rPr>
-        <w:t xml:space="preserve"> Offen | </w:t>
-      </w:r>
-      <w:r>
-        <w:rPr>
-          <w:rFonts w:ascii="Arial" w:cs="Arial" w:eastAsia="Arial" w:hAnsi="Arial"/>
-          <w:b/>
-          <w:bCs/>
-          <w:sz w:val="22"/>
-          <w:szCs w:val="22"/>
-        </w:rPr>
-        <w:t xml:space="preserve">Priorität:</w:t>
-      </w:r>
-      <w:r>
-        <w:rPr>
-          <w:rFonts w:ascii="Arial" w:cs="Arial" w:eastAsia="Arial" w:hAnsi="Arial"/>
-          <w:sz w:val="22"/>
-          <w:szCs w:val="22"/>
-        </w:rPr>
-        <w:t xml:space="preserve"> Niedrig</w:t>
-      </w:r>
-    </w:p>
-    <w:p>
-      <w:pPr>
-        <w:spacing w:after="200"/>
-      </w:pPr>
-    </w:p>
-    <w:p>
-      <w:pPr>
-        <w:spacing w:after="120"/>
-      </w:pPr>
-      <w:r>
-        <w:rPr>
-          <w:rFonts w:ascii="Arial" w:cs="Arial" w:eastAsia="Arial" w:hAnsi="Arial"/>
-          <w:sz w:val="22"/>
-          <w:szCs w:val="22"/>
-        </w:rPr>
-        <w:t xml:space="preserve">Auf dem Server befinden sich verwaiste SSH-Key-Dateien im Home-Verzeichnis von marco, die beim initialen SSH-Setup durch einen Windows-Pfad-Fehler entstanden sind:</w:t>
-      </w:r>
-    </w:p>
-    <w:p>
-      <w:pPr>
-        <w:spacing w:after="60"/>
-        <w:ind w:left="360"/>
-      </w:pPr>
-      <w:r>
-        <w:rPr>
-          <w:rFonts w:ascii="Consolas" w:cs="Consolas" w:eastAsia="Consolas" w:hAnsi="Consolas"/>
-          <w:color w:val="666666"/>
-          <w:sz w:val="20"/>
-          <w:szCs w:val="20"/>
-        </w:rPr>
-        <w:t xml:space="preserve">rm ~/'":USERPROFILE\.ssh\botuser_key"'</w:t>
-      </w:r>
-    </w:p>
-    <w:p>
-      <w:pPr>
-        <w:spacing w:after="60"/>
-        <w:ind w:left="360"/>
-      </w:pPr>
-      <w:r>
-        <w:rPr>
-          <w:rFonts w:ascii="Consolas" w:cs="Consolas" w:eastAsia="Consolas" w:hAnsi="Consolas"/>
-          <w:color w:val="666666"/>
-          <w:sz w:val="20"/>
-          <w:szCs w:val="20"/>
-        </w:rPr>
-        <w:t xml:space="preserve">rm ~/'":USERPROFILE\.ssh\botuser_key.pub"'</w:t>
-      </w:r>
-    </w:p>
-    <w:p>
-      <w:pPr>
-        <w:spacing w:after="200"/>
-      </w:pPr>
-    </w:p>
-    <w:p>
-      <w:pPr>
-        <w:spacing w:after="120"/>
-      </w:pPr>
-      <w:r>
-        <w:rPr>
-          <w:rFonts w:ascii="Arial" w:cs="Arial" w:eastAsia="Arial" w:hAnsi="Arial"/>
-          <w:sz w:val="22"/>
-          <w:szCs w:val="22"/>
-        </w:rPr>
-        <w:t xml:space="preserve">Diese Dateien haben keinen Einfluss auf die Funktion, sollten aber zur Sauberkeit entfernt werden. Der korrekte SSH-Key liegt unter </w:t>
-      </w:r>
-      <w:r>
-        <w:rPr>
-          <w:rFonts w:ascii="Arial" w:cs="Arial" w:eastAsia="Arial" w:hAnsi="Arial"/>
-          <w:b/>
-          <w:bCs/>
-          <w:sz w:val="22"/>
-          <w:szCs w:val="22"/>
-        </w:rPr>
-        <w:t xml:space="preserve">/home/marco/.ssh/botuser_key</w:t>
-      </w:r>
-      <w:r>
-        <w:rPr>
-          <w:rFonts w:ascii="Arial" w:cs="Arial" w:eastAsia="Arial" w:hAnsi="Arial"/>
-          <w:sz w:val="22"/>
-          <w:szCs w:val="22"/>
-        </w:rPr>
-        <w:t xml:space="preserve">.</w:t>
-      </w:r>
-    </w:p>
-    <w:p>
-      <w:pPr>
-        <w:spacing w:after="200"/>
-      </w:pPr>
-    </w:p>
-    <w:p>
-      <w:pPr>
-        <w:pStyle w:val="Heading2"/>
-      </w:pPr>
-      <w:r>
-        <w:t xml:space="preserve">14.4 Aktueller Deployment-Workflow</w:t>
-      </w:r>
-    </w:p>
-    <w:p>
-      <w:pPr>
-        <w:spacing w:after="120"/>
-      </w:pPr>
-      <w:r>
-        <w:rPr>
-          <w:rFonts w:ascii="Arial" w:cs="Arial" w:eastAsia="Arial" w:hAnsi="Arial"/>
-          <w:b/>
-          <w:bCs/>
-          <w:sz w:val="22"/>
-          <w:szCs w:val="22"/>
-        </w:rPr>
-        <w:t xml:space="preserve">Wichtig:</w:t>
-      </w:r>
-      <w:r>
-        <w:rPr>
-          <w:rFonts w:ascii="Arial" w:cs="Arial" w:eastAsia="Arial" w:hAnsi="Arial"/>
-          <w:sz w:val="22"/>
-          <w:szCs w:val="22"/>
-        </w:rPr>
-        <w:t xml:space="preserve"> Es gibt kein GitHub/Git-Repository. Deployment erfolgt manuell per FileZilla.</w:t>
-      </w:r>
-    </w:p>
-    <w:p>
-      <w:pPr>
-        <w:spacing w:after="200"/>
-      </w:pPr>
-    </w:p>
-    <w:p>
-      <w:pPr>
-        <w:spacing w:after="120"/>
-      </w:pPr>
-      <w:r>
-        <w:rPr>
-          <w:rFonts w:ascii="Arial" w:cs="Arial" w:eastAsia="Arial" w:hAnsi="Arial"/>
-          <w:b/>
-          <w:bCs/>
-          <w:sz w:val="22"/>
-          <w:szCs w:val="22"/>
-        </w:rPr>
-        <w:t xml:space="preserve">Schritt-für-Schritt Deployment:</w:t>
-      </w:r>
-    </w:p>
-    <w:p>
-      <w:pPr>
-        <w:spacing w:after="200"/>
-      </w:pPr>
-    </w:p>
-    <w:tbl>
-      <w:tblPr>
-        <w:tblW w:type="dxa" w:w="9360"/>
-        <w:tblBorders>
-          <w:top w:val="single" w:color="auto" w:sz="4"/>
-          <w:left w:val="single" w:color="auto" w:sz="4"/>
-          <w:bottom w:val="single" w:color="auto" w:sz="4"/>
-          <w:right w:val="single" w:color="auto" w:sz="4"/>
-          <w:insideH w:val="single" w:color="auto" w:sz="4"/>
-          <w:insideV w:val="single" w:color="auto" w:sz="4"/>
-        </w:tblBorders>
-      </w:tblPr>
-      <w:tblGrid>
-        <w:gridCol w:w="1200"/>
-        <w:gridCol w:w="3000"/>
-        <w:gridCol w:w="5160"/>
-      </w:tblGrid>
-      <w:tr>
-        <w:tc>
-          <w:tcPr>
-            <w:tcW w:type="dxa" w:w="1200"/>
-            <w:tcBorders>
-              <w:top w:val="single" w:color="CCCCCC" w:sz="1"/>
-              <w:left w:val="single" w:color="CCCCCC" w:sz="1"/>
-              <w:bottom w:val="single" w:color="CCCCCC" w:sz="1"/>
-              <w:right w:val="single" w:color="CCCCCC" w:sz="1"/>
-            </w:tcBorders>
-            <w:shd w:fill="1F3864" w:val="clear"/>
-            <w:tcMar>
-              <w:top w:type="dxa" w:w="60"/>
-              <w:left w:type="dxa" w:w="100"/>
-              <w:bottom w:type="dxa" w:w="60"/>
-              <w:right w:type="dxa" w:w="100"/>
-            </w:tcMar>
-            <w:vAlign w:val="center"/>
-          </w:tcPr>
-          <w:p>
-            <w:r>
-              <w:rPr>
-                <w:rFonts w:ascii="Arial" w:cs="Arial" w:eastAsia="Arial" w:hAnsi="Arial"/>
-                <w:b/>
-                <w:bCs/>
-                <w:color w:val="FFFFFF"/>
-                <w:sz w:val="20"/>
-                <w:szCs w:val="20"/>
-              </w:rPr>
-              <w:t xml:space="preserve">Schritt</w:t>
-            </w:r>
-          </w:p>
-        </w:tc>
-        <w:tc>
-          <w:tcPr>
-            <w:tcW w:type="dxa" w:w="3000"/>
-            <w:tcBorders>
-              <w:top w:val="single" w:color="CCCCCC" w:sz="1"/>
-              <w:left w:val="single" w:color="CCCCCC" w:sz="1"/>
-              <w:bottom w:val="single" w:color="CCCCCC" w:sz="1"/>
-              <w:right w:val="single" w:color="CCCCCC" w:sz="1"/>
-            </w:tcBorders>
-            <w:shd w:fill="1F3864" w:val="clear"/>
-            <w:tcMar>
-              <w:top w:type="dxa" w:w="60"/>
-              <w:left w:type="dxa" w:w="100"/>
-              <w:bottom w:type="dxa" w:w="60"/>
-              <w:right w:type="dxa" w:w="100"/>
-            </w:tcMar>
-            <w:vAlign w:val="center"/>
-          </w:tcPr>
-          <w:p>
-            <w:r>
-              <w:rPr>
-                <w:rFonts w:ascii="Arial" w:cs="Arial" w:eastAsia="Arial" w:hAnsi="Arial"/>
-                <w:b/>
-                <w:bCs/>
-                <w:color w:val="FFFFFF"/>
-                <w:sz w:val="20"/>
-                <w:szCs w:val="20"/>
-              </w:rPr>
-              <w:t xml:space="preserve">Aktion</w:t>
-            </w:r>
-          </w:p>
-        </w:tc>
-        <w:tc>
-          <w:tcPr>
-            <w:tcW w:type="dxa" w:w="5160"/>
-            <w:tcBorders>
-              <w:top w:val="single" w:color="CCCCCC" w:sz="1"/>
-              <w:left w:val="single" w:color="CCCCCC" w:sz="1"/>
-              <w:bottom w:val="single" w:color="CCCCCC" w:sz="1"/>
-              <w:right w:val="single" w:color="CCCCCC" w:sz="1"/>
-            </w:tcBorders>
-            <w:shd w:fill="1F3864" w:val="clear"/>
-            <w:tcMar>
-              <w:top w:type="dxa" w:w="60"/>
-              <w:left w:type="dxa" w:w="100"/>
-              <w:bottom w:type="dxa" w:w="60"/>
-              <w:right w:type="dxa" w:w="100"/>
-            </w:tcMar>
-            <w:vAlign w:val="center"/>
-          </w:tcPr>
-          <w:p>
-            <w:r>
-              <w:rPr>
-                <w:rFonts w:ascii="Arial" w:cs="Arial" w:eastAsia="Arial" w:hAnsi="Arial"/>
-                <w:b/>
-                <w:bCs/>
-                <w:color w:val="FFFFFF"/>
-                <w:sz w:val="20"/>
-                <w:szCs w:val="20"/>
-              </w:rPr>
-              <w:t xml:space="preserve">Details</w:t>
-            </w:r>
-          </w:p>
-        </w:tc>
-      </w:tr>
-      <w:tr>
-        <w:tc>
-          <w:tcPr>
-            <w:tcW w:type="dxa" w:w="1200"/>
-            <w:tcBorders>
-              <w:top w:val="single" w:color="CCCCCC" w:sz="1"/>
-              <w:left w:val="single" w:color="CCCCCC" w:sz="1"/>
-              <w:bottom w:val="single" w:color="CCCCCC" w:sz="1"/>
-              <w:right w:val="single" w:color="CCCCCC" w:sz="1"/>
-            </w:tcBorders>
-            <w:tcMar>
-              <w:top w:type="dxa" w:w="60"/>
-              <w:left w:type="dxa" w:w="100"/>
-              <w:bottom w:type="dxa" w:w="60"/>
-              <w:right w:type="dxa" w:w="100"/>
-            </w:tcMar>
-          </w:tcPr>
-          <w:p>
-            <w:r>
-              <w:rPr>
-                <w:rFonts w:ascii="Arial" w:cs="Arial" w:eastAsia="Arial" w:hAnsi="Arial"/>
-                <w:sz w:val="20"/>
-                <w:szCs w:val="20"/>
-              </w:rPr>
-              <w:t xml:space="preserve">1</w:t>
-            </w:r>
-          </w:p>
-        </w:tc>
-        <w:tc>
-          <w:tcPr>
-            <w:tcW w:type="dxa" w:w="3000"/>
-            <w:tcBorders>
-              <w:top w:val="single" w:color="CCCCCC" w:sz="1"/>
-              <w:left w:val="single" w:color="CCCCCC" w:sz="1"/>
-              <w:bottom w:val="single" w:color="CCCCCC" w:sz="1"/>
-              <w:right w:val="single" w:color="CCCCCC" w:sz="1"/>
-            </w:tcBorders>
-            <w:tcMar>
-              <w:top w:type="dxa" w:w="60"/>
-              <w:left w:type="dxa" w:w="100"/>
-              <w:bottom w:type="dxa" w:w="60"/>
-              <w:right w:type="dxa" w:w="100"/>
-            </w:tcMar>
-          </w:tcPr>
-          <w:p>
-            <w:r>
-              <w:rPr>
-                <w:rFonts w:ascii="Arial" w:cs="Arial" w:eastAsia="Arial" w:hAnsi="Arial"/>
-                <w:sz w:val="20"/>
-                <w:szCs w:val="20"/>
-              </w:rPr>
-              <w:t xml:space="preserve">Dateien lokal bearbeiten</w:t>
-            </w:r>
-          </w:p>
-        </w:tc>
-        <w:tc>
-          <w:tcPr>
-            <w:tcW w:type="dxa" w:w="5160"/>
-            <w:tcBorders>
-              <w:top w:val="single" w:color="CCCCCC" w:sz="1"/>
-              <w:left w:val="single" w:color="CCCCCC" w:sz="1"/>
-              <w:bottom w:val="single" w:color="CCCCCC" w:sz="1"/>
-              <w:right w:val="single" w:color="CCCCCC" w:sz="1"/>
-            </w:tcBorders>
-            <w:tcMar>
-              <w:top w:type="dxa" w:w="60"/>
-              <w:left w:type="dxa" w:w="100"/>
-              <w:bottom w:type="dxa" w:w="60"/>
-              <w:right w:type="dxa" w:w="100"/>
-            </w:tcMar>
-          </w:tcPr>
-          <w:p>
-            <w:r>
-              <w:rPr>
-                <w:rFonts w:ascii="Arial" w:cs="Arial" w:eastAsia="Arial" w:hAnsi="Arial"/>
-                <w:sz w:val="20"/>
-                <w:szCs w:val="20"/>
-              </w:rPr>
-              <w:t xml:space="preserve">Python-Dateien im lokalen Discord_Bots Ordner ändern</w:t>
-            </w:r>
-          </w:p>
-        </w:tc>
-      </w:tr>
-      <w:tr>
-        <w:tc>
-          <w:tcPr>
-            <w:tcW w:type="dxa" w:w="1200"/>
-            <w:tcBorders>
-              <w:top w:val="single" w:color="CCCCCC" w:sz="1"/>
-              <w:left w:val="single" w:color="CCCCCC" w:sz="1"/>
-              <w:bottom w:val="single" w:color="CCCCCC" w:sz="1"/>
-              <w:right w:val="single" w:color="CCCCCC" w:sz="1"/>
-            </w:tcBorders>
-            <w:shd w:fill="F2F2F2" w:val="clear"/>
-            <w:tcMar>
-              <w:top w:type="dxa" w:w="60"/>
-              <w:left w:type="dxa" w:w="100"/>
-              <w:bottom w:type="dxa" w:w="60"/>
-              <w:right w:type="dxa" w:w="100"/>
-            </w:tcMar>
-          </w:tcPr>
-          <w:p>
-            <w:r>
-              <w:rPr>
-                <w:rFonts w:ascii="Arial" w:cs="Arial" w:eastAsia="Arial" w:hAnsi="Arial"/>
-                <w:sz w:val="20"/>
-                <w:szCs w:val="20"/>
-              </w:rPr>
-              <w:t xml:space="preserve">2</w:t>
-            </w:r>
-          </w:p>
-        </w:tc>
-        <w:tc>
-          <w:tcPr>
-            <w:tcW w:type="dxa" w:w="3000"/>
-            <w:tcBorders>
-              <w:top w:val="single" w:color="CCCCCC" w:sz="1"/>
-              <w:left w:val="single" w:color="CCCCCC" w:sz="1"/>
-              <w:bottom w:val="single" w:color="CCCCCC" w:sz="1"/>
-              <w:right w:val="single" w:color="CCCCCC" w:sz="1"/>
-            </w:tcBorders>
-            <w:shd w:fill="F2F2F2" w:val="clear"/>
-            <w:tcMar>
-              <w:top w:type="dxa" w:w="60"/>
-              <w:left w:type="dxa" w:w="100"/>
-              <w:bottom w:type="dxa" w:w="60"/>
-              <w:right w:type="dxa" w:w="100"/>
-            </w:tcMar>
-          </w:tcPr>
-          <w:p>
-            <w:r>
-              <w:rPr>
-                <w:rFonts w:ascii="Arial" w:cs="Arial" w:eastAsia="Arial" w:hAnsi="Arial"/>
-                <w:sz w:val="20"/>
-                <w:szCs w:val="20"/>
-              </w:rPr>
-              <w:t xml:space="preserve">FileZilla öffnen</w:t>
-            </w:r>
-          </w:p>
-        </w:tc>
-        <w:tc>
-          <w:tcPr>
-            <w:tcW w:type="dxa" w:w="5160"/>
-            <w:tcBorders>
-              <w:top w:val="single" w:color="CCCCCC" w:sz="1"/>
-              <w:left w:val="single" w:color="CCCCCC" w:sz="1"/>
-              <w:bottom w:val="single" w:color="CCCCCC" w:sz="1"/>
-              <w:right w:val="single" w:color="CCCCCC" w:sz="1"/>
-            </w:tcBorders>
-            <w:shd w:fill="F2F2F2" w:val="clear"/>
-            <w:tcMar>
-              <w:top w:type="dxa" w:w="60"/>
-              <w:left w:type="dxa" w:w="100"/>
-              <w:bottom w:type="dxa" w:w="60"/>
-              <w:right w:type="dxa" w:w="100"/>
-            </w:tcMar>
-          </w:tcPr>
-          <w:p>
-            <w:r>
-              <w:rPr>
-                <w:rFonts w:ascii="Arial" w:cs="Arial" w:eastAsia="Arial" w:hAnsi="Arial"/>
-                <w:sz w:val="20"/>
-                <w:szCs w:val="20"/>
-              </w:rPr>
-              <w:t xml:space="preserve">Verbindung: sftp://159.195.72.217:4422, User: botuser, Key: botuser_key</w:t>
-            </w:r>
-          </w:p>
-        </w:tc>
-      </w:tr>
-      <w:tr>
-        <w:tc>
-          <w:tcPr>
-            <w:tcW w:type="dxa" w:w="1200"/>
-            <w:tcBorders>
-              <w:top w:val="single" w:color="CCCCCC" w:sz="1"/>
-              <w:left w:val="single" w:color="CCCCCC" w:sz="1"/>
-              <w:bottom w:val="single" w:color="CCCCCC" w:sz="1"/>
-              <w:right w:val="single" w:color="CCCCCC" w:sz="1"/>
-            </w:tcBorders>
-            <w:tcMar>
-              <w:top w:type="dxa" w:w="60"/>
-              <w:left w:type="dxa" w:w="100"/>
-              <w:bottom w:type="dxa" w:w="60"/>
-              <w:right w:type="dxa" w:w="100"/>
-            </w:tcMar>
-          </w:tcPr>
-          <w:p>
-            <w:r>
-              <w:rPr>
-                <w:rFonts w:ascii="Arial" w:cs="Arial" w:eastAsia="Arial" w:hAnsi="Arial"/>
-                <w:sz w:val="20"/>
-                <w:szCs w:val="20"/>
-              </w:rPr>
-              <w:t xml:space="preserve">3</w:t>
-            </w:r>
-          </w:p>
-        </w:tc>
-        <w:tc>
-          <w:tcPr>
-            <w:tcW w:type="dxa" w:w="3000"/>
-            <w:tcBorders>
-              <w:top w:val="single" w:color="CCCCCC" w:sz="1"/>
-              <w:left w:val="single" w:color="CCCCCC" w:sz="1"/>
-              <w:bottom w:val="single" w:color="CCCCCC" w:sz="1"/>
-              <w:right w:val="single" w:color="CCCCCC" w:sz="1"/>
-            </w:tcBorders>
-            <w:tcMar>
-              <w:top w:type="dxa" w:w="60"/>
-              <w:left w:type="dxa" w:w="100"/>
-              <w:bottom w:type="dxa" w:w="60"/>
-              <w:right w:type="dxa" w:w="100"/>
-            </w:tcMar>
-          </w:tcPr>
-          <w:p>
-            <w:r>
-              <w:rPr>
-                <w:rFonts w:ascii="Arial" w:cs="Arial" w:eastAsia="Arial" w:hAnsi="Arial"/>
-                <w:sz w:val="20"/>
-                <w:szCs w:val="20"/>
-              </w:rPr>
-              <w:t xml:space="preserve">Geänderte .py hochladen</w:t>
-            </w:r>
-          </w:p>
-        </w:tc>
-        <w:tc>
-          <w:tcPr>
-            <w:tcW w:type="dxa" w:w="5160"/>
-            <w:tcBorders>
-              <w:top w:val="single" w:color="CCCCCC" w:sz="1"/>
-              <w:left w:val="single" w:color="CCCCCC" w:sz="1"/>
-              <w:bottom w:val="single" w:color="CCCCCC" w:sz="1"/>
-              <w:right w:val="single" w:color="CCCCCC" w:sz="1"/>
-            </w:tcBorders>
-            <w:tcMar>
-              <w:top w:type="dxa" w:w="60"/>
-              <w:left w:type="dxa" w:w="100"/>
-              <w:bottom w:type="dxa" w:w="60"/>
-              <w:right w:type="dxa" w:w="100"/>
-            </w:tcMar>
-          </w:tcPr>
-          <w:p>
-            <w:r>
-              <w:rPr>
-                <w:rFonts w:ascii="Arial" w:cs="Arial" w:eastAsia="Arial" w:hAnsi="Arial"/>
-                <w:sz w:val="20"/>
-                <w:szCs w:val="20"/>
-              </w:rPr>
-              <w:t xml:space="preserve">NUR die geänderten Dateien! NICHT config/, data/, venv/, logs/ überschreiben</w:t>
-            </w:r>
-          </w:p>
-        </w:tc>
-      </w:tr>
-      <w:tr>
-        <w:tc>
-          <w:tcPr>
-            <w:tcW w:type="dxa" w:w="1200"/>
-            <w:tcBorders>
-              <w:top w:val="single" w:color="CCCCCC" w:sz="1"/>
-              <w:left w:val="single" w:color="CCCCCC" w:sz="1"/>
-              <w:bottom w:val="single" w:color="CCCCCC" w:sz="1"/>
-              <w:right w:val="single" w:color="CCCCCC" w:sz="1"/>
-            </w:tcBorders>
-            <w:shd w:fill="F2F2F2" w:val="clear"/>
-            <w:tcMar>
-              <w:top w:type="dxa" w:w="60"/>
-              <w:left w:type="dxa" w:w="100"/>
-              <w:bottom w:type="dxa" w:w="60"/>
-              <w:right w:type="dxa" w:w="100"/>
-            </w:tcMar>
-          </w:tcPr>
-          <w:p>
-            <w:r>
-              <w:rPr>
-                <w:rFonts w:ascii="Arial" w:cs="Arial" w:eastAsia="Arial" w:hAnsi="Arial"/>
-                <w:sz w:val="20"/>
-                <w:szCs w:val="20"/>
-              </w:rPr>
-              <w:t xml:space="preserve">4</w:t>
-            </w:r>
-          </w:p>
-        </w:tc>
-        <w:tc>
-          <w:tcPr>
-            <w:tcW w:type="dxa" w:w="3000"/>
-            <w:tcBorders>
-              <w:top w:val="single" w:color="CCCCCC" w:sz="1"/>
-              <w:left w:val="single" w:color="CCCCCC" w:sz="1"/>
-              <w:bottom w:val="single" w:color="CCCCCC" w:sz="1"/>
-              <w:right w:val="single" w:color="CCCCCC" w:sz="1"/>
-            </w:tcBorders>
-            <w:shd w:fill="F2F2F2" w:val="clear"/>
-            <w:tcMar>
-              <w:top w:type="dxa" w:w="60"/>
-              <w:left w:type="dxa" w:w="100"/>
-              <w:bottom w:type="dxa" w:w="60"/>
-              <w:right w:type="dxa" w:w="100"/>
-            </w:tcMar>
-          </w:tcPr>
-          <w:p>
-            <w:r>
-              <w:rPr>
-                <w:rFonts w:ascii="Arial" w:cs="Arial" w:eastAsia="Arial" w:hAnsi="Arial"/>
-                <w:sz w:val="20"/>
-                <w:szCs w:val="20"/>
-              </w:rPr>
-              <w:t xml:space="preserve">SSH-Verbindung öffnen</w:t>
-            </w:r>
-          </w:p>
-        </w:tc>
-        <w:tc>
-          <w:tcPr>
-            <w:tcW w:type="dxa" w:w="5160"/>
-            <w:tcBorders>
-              <w:top w:val="single" w:color="CCCCCC" w:sz="1"/>
-              <w:left w:val="single" w:color="CCCCCC" w:sz="1"/>
-              <w:bottom w:val="single" w:color="CCCCCC" w:sz="1"/>
-              <w:right w:val="single" w:color="CCCCCC" w:sz="1"/>
-            </w:tcBorders>
-            <w:shd w:fill="F2F2F2" w:val="clear"/>
-            <w:tcMar>
-              <w:top w:type="dxa" w:w="60"/>
-              <w:left w:type="dxa" w:w="100"/>
-              <w:bottom w:type="dxa" w:w="60"/>
-              <w:right w:type="dxa" w:w="100"/>
-            </w:tcMar>
-          </w:tcPr>
-          <w:p>
-            <w:r>
-              <w:rPr>
-                <w:rFonts w:ascii="Arial" w:cs="Arial" w:eastAsia="Arial" w:hAnsi="Arial"/>
-                <w:sz w:val="20"/>
-                <w:szCs w:val="20"/>
-              </w:rPr>
-              <w:t xml:space="preserve">ssh -p 4422 marco@159.195.72.217</w:t>
-            </w:r>
-          </w:p>
-        </w:tc>
-      </w:tr>
-      <w:tr>
-        <w:tc>
-          <w:tcPr>
-            <w:tcW w:type="dxa" w:w="1200"/>
-            <w:tcBorders>
-              <w:top w:val="single" w:color="CCCCCC" w:sz="1"/>
-              <w:left w:val="single" w:color="CCCCCC" w:sz="1"/>
-              <w:bottom w:val="single" w:color="CCCCCC" w:sz="1"/>
-              <w:right w:val="single" w:color="CCCCCC" w:sz="1"/>
-            </w:tcBorders>
-            <w:tcMar>
-              <w:top w:type="dxa" w:w="60"/>
-              <w:left w:type="dxa" w:w="100"/>
-              <w:bottom w:type="dxa" w:w="60"/>
-              <w:right w:type="dxa" w:w="100"/>
-            </w:tcMar>
-          </w:tcPr>
-          <w:p>
-            <w:r>
-              <w:rPr>
-                <w:rFonts w:ascii="Arial" w:cs="Arial" w:eastAsia="Arial" w:hAnsi="Arial"/>
-                <w:sz w:val="20"/>
-                <w:szCs w:val="20"/>
-              </w:rPr>
-              <w:t xml:space="preserve">5</w:t>
-            </w:r>
-          </w:p>
-        </w:tc>
-        <w:tc>
-          <w:tcPr>
-            <w:tcW w:type="dxa" w:w="3000"/>
-            <w:tcBorders>
-              <w:top w:val="single" w:color="CCCCCC" w:sz="1"/>
-              <w:left w:val="single" w:color="CCCCCC" w:sz="1"/>
-              <w:bottom w:val="single" w:color="CCCCCC" w:sz="1"/>
-              <w:right w:val="single" w:color="CCCCCC" w:sz="1"/>
-            </w:tcBorders>
-            <w:tcMar>
-              <w:top w:type="dxa" w:w="60"/>
-              <w:left w:type="dxa" w:w="100"/>
-              <w:bottom w:type="dxa" w:w="60"/>
-              <w:right w:type="dxa" w:w="100"/>
-            </w:tcMar>
-          </w:tcPr>
-          <w:p>
-            <w:r>
-              <w:rPr>
-                <w:rFonts w:ascii="Arial" w:cs="Arial" w:eastAsia="Arial" w:hAnsi="Arial"/>
-                <w:sz w:val="20"/>
-                <w:szCs w:val="20"/>
-              </w:rPr>
-              <w:t xml:space="preserve">Bots neustarten</w:t>
-            </w:r>
-          </w:p>
-        </w:tc>
-        <w:tc>
-          <w:tcPr>
-            <w:tcW w:type="dxa" w:w="5160"/>
-            <w:tcBorders>
-              <w:top w:val="single" w:color="CCCCCC" w:sz="1"/>
-              <w:left w:val="single" w:color="CCCCCC" w:sz="1"/>
-              <w:bottom w:val="single" w:color="CCCCCC" w:sz="1"/>
-              <w:right w:val="single" w:color="CCCCCC" w:sz="1"/>
-            </w:tcBorders>
-            <w:tcMar>
-              <w:top w:type="dxa" w:w="60"/>
-              <w:left w:type="dxa" w:w="100"/>
-              <w:bottom w:type="dxa" w:w="60"/>
-              <w:right w:type="dxa" w:w="100"/>
-            </w:tcMar>
-          </w:tcPr>
-          <w:p>
-            <w:r>
-              <w:rPr>
-                <w:rFonts w:ascii="Arial" w:cs="Arial" w:eastAsia="Arial" w:hAnsi="Arial"/>
-                <w:sz w:val="20"/>
-                <w:szCs w:val="20"/>
-              </w:rPr>
-              <w:t xml:space="preserve">sudo systemctl restart gameserver-bot.service monitor-bot.service</w:t>
-            </w:r>
-          </w:p>
-        </w:tc>
-      </w:tr>
-      <w:tr>
-        <w:tc>
-          <w:tcPr>
-            <w:tcW w:type="dxa" w:w="1200"/>
-            <w:tcBorders>
-              <w:top w:val="single" w:color="CCCCCC" w:sz="1"/>
-              <w:left w:val="single" w:color="CCCCCC" w:sz="1"/>
-              <w:bottom w:val="single" w:color="CCCCCC" w:sz="1"/>
-              <w:right w:val="single" w:color="CCCCCC" w:sz="1"/>
-            </w:tcBorders>
-            <w:shd w:fill="F2F2F2" w:val="clear"/>
-            <w:tcMar>
-              <w:top w:type="dxa" w:w="60"/>
-              <w:left w:type="dxa" w:w="100"/>
-              <w:bottom w:type="dxa" w:w="60"/>
-              <w:right w:type="dxa" w:w="100"/>
-            </w:tcMar>
-          </w:tcPr>
-          <w:p>
-            <w:r>
-              <w:rPr>
-                <w:rFonts w:ascii="Arial" w:cs="Arial" w:eastAsia="Arial" w:hAnsi="Arial"/>
-                <w:sz w:val="20"/>
-                <w:szCs w:val="20"/>
-              </w:rPr>
-              <w:t xml:space="preserve">6</w:t>
-            </w:r>
-          </w:p>
-        </w:tc>
-        <w:tc>
-          <w:tcPr>
-            <w:tcW w:type="dxa" w:w="3000"/>
-            <w:tcBorders>
-              <w:top w:val="single" w:color="CCCCCC" w:sz="1"/>
-              <w:left w:val="single" w:color="CCCCCC" w:sz="1"/>
-              <w:bottom w:val="single" w:color="CCCCCC" w:sz="1"/>
-              <w:right w:val="single" w:color="CCCCCC" w:sz="1"/>
-            </w:tcBorders>
-            <w:shd w:fill="F2F2F2" w:val="clear"/>
-            <w:tcMar>
-              <w:top w:type="dxa" w:w="60"/>
-              <w:left w:type="dxa" w:w="100"/>
-              <w:bottom w:type="dxa" w:w="60"/>
-              <w:right w:type="dxa" w:w="100"/>
-            </w:tcMar>
-          </w:tcPr>
-          <w:p>
-            <w:r>
-              <w:rPr>
-                <w:rFonts w:ascii="Arial" w:cs="Arial" w:eastAsia="Arial" w:hAnsi="Arial"/>
-                <w:sz w:val="20"/>
-                <w:szCs w:val="20"/>
-              </w:rPr>
-              <w:t xml:space="preserve">Logs prüfen</w:t>
-            </w:r>
-          </w:p>
-        </w:tc>
-        <w:tc>
-          <w:tcPr>
-            <w:tcW w:type="dxa" w:w="5160"/>
-            <w:tcBorders>
-              <w:top w:val="single" w:color="CCCCCC" w:sz="1"/>
-              <w:left w:val="single" w:color="CCCCCC" w:sz="1"/>
-              <w:bottom w:val="single" w:color="CCCCCC" w:sz="1"/>
-              <w:right w:val="single" w:color="CCCCCC" w:sz="1"/>
-            </w:tcBorders>
-            <w:shd w:fill="F2F2F2" w:val="clear"/>
-            <w:tcMar>
-              <w:top w:type="dxa" w:w="60"/>
-              <w:left w:type="dxa" w:w="100"/>
-              <w:bottom w:type="dxa" w:w="60"/>
-              <w:right w:type="dxa" w:w="100"/>
-            </w:tcMar>
-          </w:tcPr>
-          <w:p>
-            <w:r>
-              <w:rPr>
-                <w:rFonts w:ascii="Arial" w:cs="Arial" w:eastAsia="Arial" w:hAnsi="Arial"/>
-                <w:sz w:val="20"/>
-                <w:szCs w:val="20"/>
-              </w:rPr>
-              <w:t xml:space="preserve">sudo journalctl -u gameserver-bot.service -n 30 --no-pager</w:t>
-            </w:r>
-          </w:p>
-        </w:tc>
-      </w:tr>
-      <w:tr>
-        <w:tc>
-          <w:tcPr>
-            <w:tcW w:type="dxa" w:w="1200"/>
-            <w:tcBorders>
-              <w:top w:val="single" w:color="CCCCCC" w:sz="1"/>
-              <w:left w:val="single" w:color="CCCCCC" w:sz="1"/>
-              <w:bottom w:val="single" w:color="CCCCCC" w:sz="1"/>
-              <w:right w:val="single" w:color="CCCCCC" w:sz="1"/>
-            </w:tcBorders>
-            <w:tcMar>
-              <w:top w:type="dxa" w:w="60"/>
-              <w:left w:type="dxa" w:w="100"/>
-              <w:bottom w:type="dxa" w:w="60"/>
-              <w:right w:type="dxa" w:w="100"/>
-            </w:tcMar>
-          </w:tcPr>
-          <w:p>
-            <w:r>
-              <w:rPr>
-                <w:rFonts w:ascii="Arial" w:cs="Arial" w:eastAsia="Arial" w:hAnsi="Arial"/>
-                <w:sz w:val="20"/>
-                <w:szCs w:val="20"/>
-              </w:rPr>
-              <w:t xml:space="preserve">7</w:t>
-            </w:r>
-          </w:p>
-        </w:tc>
-        <w:tc>
-          <w:tcPr>
-            <w:tcW w:type="dxa" w:w="3000"/>
-            <w:tcBorders>
-              <w:top w:val="single" w:color="CCCCCC" w:sz="1"/>
-              <w:left w:val="single" w:color="CCCCCC" w:sz="1"/>
-              <w:bottom w:val="single" w:color="CCCCCC" w:sz="1"/>
-              <w:right w:val="single" w:color="CCCCCC" w:sz="1"/>
-            </w:tcBorders>
-            <w:tcMar>
-              <w:top w:type="dxa" w:w="60"/>
-              <w:left w:type="dxa" w:w="100"/>
-              <w:bottom w:type="dxa" w:w="60"/>
-              <w:right w:type="dxa" w:w="100"/>
-            </w:tcMar>
-          </w:tcPr>
-          <w:p>
-            <w:r>
-              <w:rPr>
-                <w:rFonts w:ascii="Arial" w:cs="Arial" w:eastAsia="Arial" w:hAnsi="Arial"/>
-                <w:sz w:val="20"/>
-                <w:szCs w:val="20"/>
-              </w:rPr>
-              <w:t xml:space="preserve">Cog-Count verifizieren</w:t>
-            </w:r>
-          </w:p>
-        </w:tc>
-        <w:tc>
-          <w:tcPr>
-            <w:tcW w:type="dxa" w:w="5160"/>
-            <w:tcBorders>
-              <w:top w:val="single" w:color="CCCCCC" w:sz="1"/>
-              <w:left w:val="single" w:color="CCCCCC" w:sz="1"/>
-              <w:bottom w:val="single" w:color="CCCCCC" w:sz="1"/>
-              <w:right w:val="single" w:color="CCCCCC" w:sz="1"/>
-            </w:tcBorders>
-            <w:tcMar>
-              <w:top w:type="dxa" w:w="60"/>
-              <w:left w:type="dxa" w:w="100"/>
-              <w:bottom w:type="dxa" w:w="60"/>
-              <w:right w:type="dxa" w:w="100"/>
-            </w:tcMar>
-          </w:tcPr>
-          <w:p>
-            <w:r>
-              <w:rPr>
-                <w:rFonts w:ascii="Arial" w:cs="Arial" w:eastAsia="Arial" w:hAnsi="Arial"/>
-                <w:sz w:val="20"/>
-                <w:szCs w:val="20"/>
-              </w:rPr>
-              <w:t xml:space="preserve">GameServer: 5 cogs, 9 commands. Monitor: 2 cogs, 14 commands</w:t>
-            </w:r>
-          </w:p>
-        </w:tc>
-      </w:tr>
-      <w:tr>
-        <w:tc>
-          <w:tcPr>
-            <w:tcW w:type="dxa" w:w="1200"/>
-            <w:tcBorders>
-              <w:top w:val="single" w:color="CCCCCC" w:sz="1"/>
-              <w:left w:val="single" w:color="CCCCCC" w:sz="1"/>
-              <w:bottom w:val="single" w:color="CCCCCC" w:sz="1"/>
-              <w:right w:val="single" w:color="CCCCCC" w:sz="1"/>
-            </w:tcBorders>
-            <w:shd w:fill="F2F2F2" w:val="clear"/>
-            <w:tcMar>
-              <w:top w:type="dxa" w:w="60"/>
-              <w:left w:type="dxa" w:w="100"/>
-              <w:bottom w:type="dxa" w:w="60"/>
-              <w:right w:type="dxa" w:w="100"/>
-            </w:tcMar>
-          </w:tcPr>
-          <w:p>
-            <w:r>
-              <w:rPr>
-                <w:rFonts w:ascii="Arial" w:cs="Arial" w:eastAsia="Arial" w:hAnsi="Arial"/>
-                <w:sz w:val="20"/>
-                <w:szCs w:val="20"/>
-              </w:rPr>
-              <w:t xml:space="preserve">8</w:t>
-            </w:r>
-          </w:p>
-        </w:tc>
-        <w:tc>
-          <w:tcPr>
-            <w:tcW w:type="dxa" w:w="3000"/>
-            <w:tcBorders>
-              <w:top w:val="single" w:color="CCCCCC" w:sz="1"/>
-              <w:left w:val="single" w:color="CCCCCC" w:sz="1"/>
-              <w:bottom w:val="single" w:color="CCCCCC" w:sz="1"/>
-              <w:right w:val="single" w:color="CCCCCC" w:sz="1"/>
-            </w:tcBorders>
-            <w:shd w:fill="F2F2F2" w:val="clear"/>
-            <w:tcMar>
-              <w:top w:type="dxa" w:w="60"/>
-              <w:left w:type="dxa" w:w="100"/>
-              <w:bottom w:type="dxa" w:w="60"/>
-              <w:right w:type="dxa" w:w="100"/>
-            </w:tcMar>
-          </w:tcPr>
-          <w:p>
-            <w:r>
-              <w:rPr>
-                <w:rFonts w:ascii="Arial" w:cs="Arial" w:eastAsia="Arial" w:hAnsi="Arial"/>
-                <w:sz w:val="20"/>
-                <w:szCs w:val="20"/>
-              </w:rPr>
-              <w:t xml:space="preserve">Funktionstest</w:t>
-            </w:r>
-          </w:p>
-        </w:tc>
-        <w:tc>
-          <w:tcPr>
-            <w:tcW w:type="dxa" w:w="5160"/>
-            <w:tcBorders>
-              <w:top w:val="single" w:color="CCCCCC" w:sz="1"/>
-              <w:left w:val="single" w:color="CCCCCC" w:sz="1"/>
-              <w:bottom w:val="single" w:color="CCCCCC" w:sz="1"/>
-              <w:right w:val="single" w:color="CCCCCC" w:sz="1"/>
-            </w:tcBorders>
-            <w:shd w:fill="F2F2F2" w:val="clear"/>
-            <w:tcMar>
-              <w:top w:type="dxa" w:w="60"/>
-              <w:left w:type="dxa" w:w="100"/>
-              <w:bottom w:type="dxa" w:w="60"/>
-              <w:right w:type="dxa" w:w="100"/>
-            </w:tcMar>
-          </w:tcPr>
-          <w:p>
-            <w:r>
-              <w:rPr>
-                <w:rFonts w:ascii="Arial" w:cs="Arial" w:eastAsia="Arial" w:hAnsi="Arial"/>
-                <w:sz w:val="20"/>
-                <w:szCs w:val="20"/>
-              </w:rPr>
-              <w:t xml:space="preserve">In Discord: /ping, /sat status, /performance testen</w:t>
-            </w:r>
-          </w:p>
-        </w:tc>
-      </w:tr>
-    </w:tbl>
-    <w:p>
-      <w:pPr>
-        <w:spacing w:after="200"/>
-      </w:pPr>
-    </w:p>
-    <w:p>
-      <w:pPr>
-        <w:spacing w:after="120"/>
-      </w:pPr>
-      <w:r>
-        <w:rPr>
-          <w:rFonts w:ascii="Arial" w:cs="Arial" w:eastAsia="Arial" w:hAnsi="Arial"/>
-          <w:b/>
-          <w:bCs/>
-          <w:sz w:val="22"/>
-          <w:szCs w:val="22"/>
-        </w:rPr>
-        <w:t xml:space="preserve">KRITISCH: Niemals folgende Dateien/Ordner per FileZilla überschreiben:</w:t>
-      </w:r>
-    </w:p>
-    <w:p>
-      <w:pPr>
-        <w:spacing w:after="60"/>
-        <w:ind w:left="360"/>
-      </w:pPr>
-      <w:r>
-        <w:rPr>
-          <w:rFonts w:ascii="Consolas" w:cs="Consolas" w:eastAsia="Consolas" w:hAnsi="Consolas"/>
-          <w:color w:val="666666"/>
-          <w:sz w:val="20"/>
-          <w:szCs w:val="20"/>
-        </w:rPr>
-        <w:t xml:space="preserve">config/.env         - Enthält echte Tokens und Passwörter</w:t>
-      </w:r>
-    </w:p>
-    <w:p>
-      <w:pPr>
-        <w:spacing w:after="60"/>
-        <w:ind w:left="360"/>
-      </w:pPr>
-      <w:r>
-        <w:rPr>
-          <w:rFonts w:ascii="Consolas" w:cs="Consolas" w:eastAsia="Consolas" w:hAnsi="Consolas"/>
-          <w:color w:val="666666"/>
-          <w:sz w:val="20"/>
-          <w:szCs w:val="20"/>
-        </w:rPr>
-        <w:t xml:space="preserve">config/config.json  - Enthält aktive Server-Konfiguration</w:t>
-      </w:r>
-    </w:p>
-    <w:p>
-      <w:pPr>
-        <w:spacing w:after="60"/>
-        <w:ind w:left="360"/>
-      </w:pPr>
-      <w:r>
-        <w:rPr>
-          <w:rFonts w:ascii="Consolas" w:cs="Consolas" w:eastAsia="Consolas" w:hAnsi="Consolas"/>
-          <w:color w:val="666666"/>
-          <w:sz w:val="20"/>
-          <w:szCs w:val="20"/>
-        </w:rPr>
-        <w:t xml:space="preserve">data/               - Persistente Daten (Stats, Tracker, Caches)</w:t>
-      </w:r>
-    </w:p>
-    <w:p>
-      <w:pPr>
-        <w:spacing w:after="60"/>
-        <w:ind w:left="360"/>
-      </w:pPr>
-      <w:r>
-        <w:rPr>
-          <w:rFonts w:ascii="Consolas" w:cs="Consolas" w:eastAsia="Consolas" w:hAnsi="Consolas"/>
-          <w:color w:val="666666"/>
-          <w:sz w:val="20"/>
-          <w:szCs w:val="20"/>
-        </w:rPr>
-        <w:t xml:space="preserve">venv/               - Python Virtual Environment (nur auf Server)</w:t>
-      </w:r>
-    </w:p>
-    <w:p>
-      <w:pPr>
-        <w:spacing w:after="60"/>
-        <w:ind w:left="360"/>
-      </w:pPr>
-      <w:r>
-        <w:rPr>
-          <w:rFonts w:ascii="Consolas" w:cs="Consolas" w:eastAsia="Consolas" w:hAnsi="Consolas"/>
-          <w:color w:val="666666"/>
-          <w:sz w:val="20"/>
-          <w:szCs w:val="20"/>
-        </w:rPr>
-        <w:t xml:space="preserve">logs/               - Laufende Log-Dateien</w:t>
-      </w:r>
-    </w:p>
-    <w:p>
-      <w:pPr>
-        <w:spacing w:after="60"/>
-        <w:ind w:left="360"/>
-      </w:pPr>
-      <w:r>
-        <w:rPr>
-          <w:rFonts w:ascii="Consolas" w:cs="Consolas" w:eastAsia="Consolas" w:hAnsi="Consolas"/>
-          <w:color w:val="666666"/>
-          <w:sz w:val="20"/>
-          <w:szCs w:val="20"/>
-        </w:rPr>
-        <w:t xml:space="preserve">backups/            - Savegame-Backups</w:t>
-      </w:r>
-    </w:p>
-    <w:p>
-      <w:pPr>
-        <w:spacing w:after="60"/>
-        <w:ind w:left="360"/>
-      </w:pPr>
-      <w:r>
-        <w:rPr>
-          <w:rFonts w:ascii="Consolas" w:cs="Consolas" w:eastAsia="Consolas" w:hAnsi="Consolas"/>
-          <w:color w:val="666666"/>
-          <w:sz w:val="20"/>
-          <w:szCs w:val="20"/>
-        </w:rPr>
-        <w:t xml:space="preserve">requirements.txt    - Nur auf Server relevant (pip freeze)</w:t>
-      </w:r>
-    </w:p>
-    <w:p>
-      <w:pPr>
-        <w:spacing w:after="200"/>
-      </w:pPr>
-    </w:p>
-    <w:p>
-      <w:pPr>
-        <w:pStyle w:val="Heading2"/>
-      </w:pPr>
-      <w:r>
-        <w:t xml:space="preserve">14.5 Bot-Neustart und Wartungs-Befehle</w:t>
-      </w:r>
-    </w:p>
-    <w:p>
-      <w:pPr>
-        <w:spacing w:after="120"/>
-      </w:pPr>
-      <w:r>
-        <w:rPr>
-          <w:rFonts w:ascii="Arial" w:cs="Arial" w:eastAsia="Arial" w:hAnsi="Arial"/>
-          <w:sz w:val="22"/>
-          <w:szCs w:val="22"/>
-        </w:rPr>
-        <w:t xml:space="preserve">Häufig benötigte Wartungsbefehle auf dem Server:</w:t>
-      </w:r>
-    </w:p>
-    <w:p>
-      <w:pPr>
-        <w:spacing w:after="200"/>
-      </w:pPr>
-    </w:p>
-    <w:tbl>
-      <w:tblPr>
-        <w:tblW w:type="dxa" w:w="9360"/>
-        <w:tblBorders>
-          <w:top w:val="single" w:color="auto" w:sz="4"/>
-          <w:left w:val="single" w:color="auto" w:sz="4"/>
-          <w:bottom w:val="single" w:color="auto" w:sz="4"/>
-          <w:right w:val="single" w:color="auto" w:sz="4"/>
-          <w:insideH w:val="single" w:color="auto" w:sz="4"/>
-          <w:insideV w:val="single" w:color="auto" w:sz="4"/>
-        </w:tblBorders>
-      </w:tblPr>
-      <w:tblGrid>
-        <w:gridCol w:w="2500"/>
-        <w:gridCol w:w="4500"/>
-        <w:gridCol w:w="2360"/>
-      </w:tblGrid>
-      <w:tr>
-        <w:tc>
-          <w:tcPr>
-            <w:tcW w:type="dxa" w:w="2500"/>
-            <w:tcBorders>
-              <w:top w:val="single" w:color="CCCCCC" w:sz="1"/>
-              <w:left w:val="single" w:color="CCCCCC" w:sz="1"/>
-              <w:bottom w:val="single" w:color="CCCCCC" w:sz="1"/>
-              <w:right w:val="single" w:color="CCCCCC" w:sz="1"/>
-            </w:tcBorders>
-            <w:shd w:fill="1F3864" w:val="clear"/>
-            <w:tcMar>
-              <w:top w:type="dxa" w:w="60"/>
-              <w:left w:type="dxa" w:w="100"/>
-              <w:bottom w:type="dxa" w:w="60"/>
-              <w:right w:type="dxa" w:w="100"/>
-            </w:tcMar>
-            <w:vAlign w:val="center"/>
-          </w:tcPr>
-          <w:p>
-            <w:r>
-              <w:rPr>
-                <w:rFonts w:ascii="Arial" w:cs="Arial" w:eastAsia="Arial" w:hAnsi="Arial"/>
-                <w:b/>
-                <w:bCs/>
-                <w:color w:val="FFFFFF"/>
-                <w:sz w:val="20"/>
-                <w:szCs w:val="20"/>
-              </w:rPr>
-              <w:t xml:space="preserve">Aktion</w:t>
-            </w:r>
-          </w:p>
-        </w:tc>
-        <w:tc>
-          <w:tcPr>
-            <w:tcW w:type="dxa" w:w="4500"/>
-            <w:tcBorders>
-              <w:top w:val="single" w:color="CCCCCC" w:sz="1"/>
-              <w:left w:val="single" w:color="CCCCCC" w:sz="1"/>
-              <w:bottom w:val="single" w:color="CCCCCC" w:sz="1"/>
-              <w:right w:val="single" w:color="CCCCCC" w:sz="1"/>
-            </w:tcBorders>
-            <w:shd w:fill="1F3864" w:val="clear"/>
-            <w:tcMar>
-              <w:top w:type="dxa" w:w="60"/>
-              <w:left w:type="dxa" w:w="100"/>
-              <w:bottom w:type="dxa" w:w="60"/>
-              <w:right w:type="dxa" w:w="100"/>
-            </w:tcMar>
-            <w:vAlign w:val="center"/>
-          </w:tcPr>
-          <w:p>
-            <w:r>
-              <w:rPr>
-                <w:rFonts w:ascii="Arial" w:cs="Arial" w:eastAsia="Arial" w:hAnsi="Arial"/>
-                <w:b/>
-                <w:bCs/>
-                <w:color w:val="FFFFFF"/>
-                <w:sz w:val="20"/>
-                <w:szCs w:val="20"/>
-              </w:rPr>
-              <w:t xml:space="preserve">Befehl</w:t>
-            </w:r>
-          </w:p>
-        </w:tc>
-        <w:tc>
-          <w:tcPr>
-            <w:tcW w:type="dxa" w:w="2360"/>
-            <w:tcBorders>
-              <w:top w:val="single" w:color="CCCCCC" w:sz="1"/>
-              <w:left w:val="single" w:color="CCCCCC" w:sz="1"/>
-              <w:bottom w:val="single" w:color="CCCCCC" w:sz="1"/>
-              <w:right w:val="single" w:color="CCCCCC" w:sz="1"/>
-            </w:tcBorders>
-            <w:shd w:fill="1F3864" w:val="clear"/>
-            <w:tcMar>
-              <w:top w:type="dxa" w:w="60"/>
-              <w:left w:type="dxa" w:w="100"/>
-              <w:bottom w:type="dxa" w:w="60"/>
-              <w:right w:type="dxa" w:w="100"/>
-            </w:tcMar>
-            <w:vAlign w:val="center"/>
-          </w:tcPr>
-          <w:p>
-            <w:r>
-              <w:rPr>
-                <w:rFonts w:ascii="Arial" w:cs="Arial" w:eastAsia="Arial" w:hAnsi="Arial"/>
-                <w:b/>
-                <w:bCs/>
-                <w:color w:val="FFFFFF"/>
-                <w:sz w:val="20"/>
-                <w:szCs w:val="20"/>
-              </w:rPr>
-              <w:t xml:space="preserve">Anmerkung</w:t>
-            </w:r>
-          </w:p>
-        </w:tc>
-      </w:tr>
-      <w:tr>
-        <w:tc>
-          <w:tcPr>
-            <w:tcW w:type="dxa" w:w="2500"/>
-            <w:tcBorders>
-              <w:top w:val="single" w:color="CCCCCC" w:sz="1"/>
-              <w:left w:val="single" w:color="CCCCCC" w:sz="1"/>
-              <w:bottom w:val="single" w:color="CCCCCC" w:sz="1"/>
-              <w:right w:val="single" w:color="CCCCCC" w:sz="1"/>
-            </w:tcBorders>
-            <w:tcMar>
-              <w:top w:type="dxa" w:w="60"/>
-              <w:left w:type="dxa" w:w="100"/>
-              <w:bottom w:type="dxa" w:w="60"/>
-              <w:right w:type="dxa" w:w="100"/>
-            </w:tcMar>
-          </w:tcPr>
-          <w:p>
-            <w:r>
-              <w:rPr>
-                <w:rFonts w:ascii="Arial" w:cs="Arial" w:eastAsia="Arial" w:hAnsi="Arial"/>
-                <w:sz w:val="20"/>
-                <w:szCs w:val="20"/>
-              </w:rPr>
-              <w:t xml:space="preserve">Beide Bots neustarten</w:t>
-            </w:r>
-          </w:p>
-        </w:tc>
-        <w:tc>
-          <w:tcPr>
-            <w:tcW w:type="dxa" w:w="4500"/>
-            <w:tcBorders>
-              <w:top w:val="single" w:color="CCCCCC" w:sz="1"/>
-              <w:left w:val="single" w:color="CCCCCC" w:sz="1"/>
-              <w:bottom w:val="single" w:color="CCCCCC" w:sz="1"/>
-              <w:right w:val="single" w:color="CCCCCC" w:sz="1"/>
-            </w:tcBorders>
-            <w:tcMar>
-              <w:top w:type="dxa" w:w="60"/>
-              <w:left w:type="dxa" w:w="100"/>
-              <w:bottom w:type="dxa" w:w="60"/>
-              <w:right w:type="dxa" w:w="100"/>
-            </w:tcMar>
-          </w:tcPr>
-          <w:p>
-            <w:r>
-              <w:rPr>
-                <w:rFonts w:ascii="Arial" w:cs="Arial" w:eastAsia="Arial" w:hAnsi="Arial"/>
-                <w:sz w:val="20"/>
-                <w:szCs w:val="20"/>
-              </w:rPr>
-              <w:t xml:space="preserve">sudo systemctl restart gameserver-bot.service monitor-bot.service</w:t>
-            </w:r>
-          </w:p>
-        </w:tc>
-        <w:tc>
-          <w:tcPr>
-            <w:tcW w:type="dxa" w:w="2360"/>
-            <w:tcBorders>
-              <w:top w:val="single" w:color="CCCCCC" w:sz="1"/>
-              <w:left w:val="single" w:color="CCCCCC" w:sz="1"/>
-              <w:bottom w:val="single" w:color="CCCCCC" w:sz="1"/>
-              <w:right w:val="single" w:color="CCCCCC" w:sz="1"/>
-            </w:tcBorders>
-            <w:tcMar>
-              <w:top w:type="dxa" w:w="60"/>
-              <w:left w:type="dxa" w:w="100"/>
-              <w:bottom w:type="dxa" w:w="60"/>
-              <w:right w:type="dxa" w:w="100"/>
-            </w:tcMar>
-          </w:tcPr>
-          <w:p>
-            <w:r>
-              <w:rPr>
-                <w:rFonts w:ascii="Arial" w:cs="Arial" w:eastAsia="Arial" w:hAnsi="Arial"/>
-                <w:sz w:val="20"/>
-                <w:szCs w:val="20"/>
-              </w:rPr>
-              <w:t xml:space="preserve">Nach jedem Deployment</w:t>
-            </w:r>
-          </w:p>
-        </w:tc>
-      </w:tr>
-      <w:tr>
-        <w:tc>
-          <w:tcPr>
-            <w:tcW w:type="dxa" w:w="2500"/>
-            <w:tcBorders>
-              <w:top w:val="single" w:color="CCCCCC" w:sz="1"/>
-              <w:left w:val="single" w:color="CCCCCC" w:sz="1"/>
-              <w:bottom w:val="single" w:color="CCCCCC" w:sz="1"/>
-              <w:right w:val="single" w:color="CCCCCC" w:sz="1"/>
-            </w:tcBorders>
-            <w:shd w:fill="F2F2F2" w:val="clear"/>
-            <w:tcMar>
-              <w:top w:type="dxa" w:w="60"/>
-              <w:left w:type="dxa" w:w="100"/>
-              <w:bottom w:type="dxa" w:w="60"/>
-              <w:right w:type="dxa" w:w="100"/>
-            </w:tcMar>
-          </w:tcPr>
-          <w:p>
-            <w:r>
-              <w:rPr>
-                <w:rFonts w:ascii="Arial" w:cs="Arial" w:eastAsia="Arial" w:hAnsi="Arial"/>
-                <w:sz w:val="20"/>
-                <w:szCs w:val="20"/>
-              </w:rPr>
-              <w:t xml:space="preserve">Nur GameServer Bot</w:t>
-            </w:r>
-          </w:p>
-        </w:tc>
-        <w:tc>
-          <w:tcPr>
-            <w:tcW w:type="dxa" w:w="4500"/>
-            <w:tcBorders>
-              <w:top w:val="single" w:color="CCCCCC" w:sz="1"/>
-              <w:left w:val="single" w:color="CCCCCC" w:sz="1"/>
-              <w:bottom w:val="single" w:color="CCCCCC" w:sz="1"/>
-              <w:right w:val="single" w:color="CCCCCC" w:sz="1"/>
-            </w:tcBorders>
-            <w:shd w:fill="F2F2F2" w:val="clear"/>
-            <w:tcMar>
-              <w:top w:type="dxa" w:w="60"/>
-              <w:left w:type="dxa" w:w="100"/>
-              <w:bottom w:type="dxa" w:w="60"/>
-              <w:right w:type="dxa" w:w="100"/>
-            </w:tcMar>
-          </w:tcPr>
-          <w:p>
-            <w:r>
-              <w:rPr>
-                <w:rFonts w:ascii="Arial" w:cs="Arial" w:eastAsia="Arial" w:hAnsi="Arial"/>
-                <w:sz w:val="20"/>
-                <w:szCs w:val="20"/>
-              </w:rPr>
-              <w:t xml:space="preserve">sudo systemctl restart gameserver-bot.service</w:t>
-            </w:r>
-          </w:p>
-        </w:tc>
-        <w:tc>
-          <w:tcPr>
-            <w:tcW w:type="dxa" w:w="2360"/>
-            <w:tcBorders>
-              <w:top w:val="single" w:color="CCCCCC" w:sz="1"/>
-              <w:left w:val="single" w:color="CCCCCC" w:sz="1"/>
-              <w:bottom w:val="single" w:color="CCCCCC" w:sz="1"/>
-              <w:right w:val="single" w:color="CCCCCC" w:sz="1"/>
-            </w:tcBorders>
-            <w:shd w:fill="F2F2F2" w:val="clear"/>
-            <w:tcMar>
-              <w:top w:type="dxa" w:w="60"/>
-              <w:left w:type="dxa" w:w="100"/>
-              <w:bottom w:type="dxa" w:w="60"/>
-              <w:right w:type="dxa" w:w="100"/>
-            </w:tcMar>
-          </w:tcPr>
-          <w:p>
-            <w:r>
-              <w:rPr>
-                <w:rFonts w:ascii="Arial" w:cs="Arial" w:eastAsia="Arial" w:hAnsi="Arial"/>
-                <w:sz w:val="20"/>
-                <w:szCs w:val="20"/>
-              </w:rPr>
-              <w:t xml:space="preserve">Bei Cog-Änderungen</w:t>
-            </w:r>
-          </w:p>
-        </w:tc>
-      </w:tr>
-      <w:tr>
-        <w:tc>
-          <w:tcPr>
-            <w:tcW w:type="dxa" w:w="2500"/>
-            <w:tcBorders>
-              <w:top w:val="single" w:color="CCCCCC" w:sz="1"/>
-              <w:left w:val="single" w:color="CCCCCC" w:sz="1"/>
-              <w:bottom w:val="single" w:color="CCCCCC" w:sz="1"/>
-              <w:right w:val="single" w:color="CCCCCC" w:sz="1"/>
-            </w:tcBorders>
-            <w:tcMar>
-              <w:top w:type="dxa" w:w="60"/>
-              <w:left w:type="dxa" w:w="100"/>
-              <w:bottom w:type="dxa" w:w="60"/>
-              <w:right w:type="dxa" w:w="100"/>
-            </w:tcMar>
-          </w:tcPr>
-          <w:p>
-            <w:r>
-              <w:rPr>
-                <w:rFonts w:ascii="Arial" w:cs="Arial" w:eastAsia="Arial" w:hAnsi="Arial"/>
-                <w:sz w:val="20"/>
-                <w:szCs w:val="20"/>
-              </w:rPr>
-              <w:t xml:space="preserve">Nur Monitor Bot</w:t>
-            </w:r>
-          </w:p>
-        </w:tc>
-        <w:tc>
-          <w:tcPr>
-            <w:tcW w:type="dxa" w:w="4500"/>
-            <w:tcBorders>
-              <w:top w:val="single" w:color="CCCCCC" w:sz="1"/>
-              <w:left w:val="single" w:color="CCCCCC" w:sz="1"/>
-              <w:bottom w:val="single" w:color="CCCCCC" w:sz="1"/>
-              <w:right w:val="single" w:color="CCCCCC" w:sz="1"/>
-            </w:tcBorders>
-            <w:tcMar>
-              <w:top w:type="dxa" w:w="60"/>
-              <w:left w:type="dxa" w:w="100"/>
-              <w:bottom w:type="dxa" w:w="60"/>
-              <w:right w:type="dxa" w:w="100"/>
-            </w:tcMar>
-          </w:tcPr>
-          <w:p>
-            <w:r>
-              <w:rPr>
-                <w:rFonts w:ascii="Arial" w:cs="Arial" w:eastAsia="Arial" w:hAnsi="Arial"/>
-                <w:sz w:val="20"/>
-                <w:szCs w:val="20"/>
-              </w:rPr>
-              <w:t xml:space="preserve">sudo systemctl restart monitor-bot.service</w:t>
-            </w:r>
-          </w:p>
-        </w:tc>
-        <w:tc>
-          <w:tcPr>
-            <w:tcW w:type="dxa" w:w="2360"/>
-            <w:tcBorders>
-              <w:top w:val="single" w:color="CCCCCC" w:sz="1"/>
-              <w:left w:val="single" w:color="CCCCCC" w:sz="1"/>
-              <w:bottom w:val="single" w:color="CCCCCC" w:sz="1"/>
-              <w:right w:val="single" w:color="CCCCCC" w:sz="1"/>
-            </w:tcBorders>
-            <w:tcMar>
-              <w:top w:type="dxa" w:w="60"/>
-              <w:left w:type="dxa" w:w="100"/>
-              <w:bottom w:type="dxa" w:w="60"/>
-              <w:right w:type="dxa" w:w="100"/>
-            </w:tcMar>
-          </w:tcPr>
-          <w:p>
-            <w:r>
-              <w:rPr>
-                <w:rFonts w:ascii="Arial" w:cs="Arial" w:eastAsia="Arial" w:hAnsi="Arial"/>
-                <w:sz w:val="20"/>
-                <w:szCs w:val="20"/>
-              </w:rPr>
-              <w:t xml:space="preserve">Bei Monitor-Änderungen</w:t>
-            </w:r>
-          </w:p>
-        </w:tc>
-      </w:tr>
-      <w:tr>
-        <w:tc>
-          <w:tcPr>
-            <w:tcW w:type="dxa" w:w="2500"/>
-            <w:tcBorders>
-              <w:top w:val="single" w:color="CCCCCC" w:sz="1"/>
-              <w:left w:val="single" w:color="CCCCCC" w:sz="1"/>
-              <w:bottom w:val="single" w:color="CCCCCC" w:sz="1"/>
-              <w:right w:val="single" w:color="CCCCCC" w:sz="1"/>
-            </w:tcBorders>
-            <w:shd w:fill="F2F2F2" w:val="clear"/>
-            <w:tcMar>
-              <w:top w:type="dxa" w:w="60"/>
-              <w:left w:type="dxa" w:w="100"/>
-              <w:bottom w:type="dxa" w:w="60"/>
-              <w:right w:type="dxa" w:w="100"/>
-            </w:tcMar>
-          </w:tcPr>
-          <w:p>
-            <w:r>
-              <w:rPr>
-                <w:rFonts w:ascii="Arial" w:cs="Arial" w:eastAsia="Arial" w:hAnsi="Arial"/>
-                <w:sz w:val="20"/>
-                <w:szCs w:val="20"/>
-              </w:rPr>
-              <w:t xml:space="preserve">Satisfactory neustarten</w:t>
-            </w:r>
-          </w:p>
-        </w:tc>
-        <w:tc>
-          <w:tcPr>
-            <w:tcW w:type="dxa" w:w="4500"/>
-            <w:tcBorders>
-              <w:top w:val="single" w:color="CCCCCC" w:sz="1"/>
-              <w:left w:val="single" w:color="CCCCCC" w:sz="1"/>
-              <w:bottom w:val="single" w:color="CCCCCC" w:sz="1"/>
-              <w:right w:val="single" w:color="CCCCCC" w:sz="1"/>
-            </w:tcBorders>
-            <w:shd w:fill="F2F2F2" w:val="clear"/>
-            <w:tcMar>
-              <w:top w:type="dxa" w:w="60"/>
-              <w:left w:type="dxa" w:w="100"/>
-              <w:bottom w:type="dxa" w:w="60"/>
-              <w:right w:type="dxa" w:w="100"/>
-            </w:tcMar>
-          </w:tcPr>
-          <w:p>
-            <w:r>
-              <w:rPr>
-                <w:rFonts w:ascii="Arial" w:cs="Arial" w:eastAsia="Arial" w:hAnsi="Arial"/>
-                <w:sz w:val="20"/>
-                <w:szCs w:val="20"/>
-              </w:rPr>
-              <w:t xml:space="preserve">sudo systemctl restart satisfactory.service</w:t>
-            </w:r>
-          </w:p>
-        </w:tc>
-        <w:tc>
-          <w:tcPr>
-            <w:tcW w:type="dxa" w:w="2360"/>
-            <w:tcBorders>
-              <w:top w:val="single" w:color="CCCCCC" w:sz="1"/>
-              <w:left w:val="single" w:color="CCCCCC" w:sz="1"/>
-              <w:bottom w:val="single" w:color="CCCCCC" w:sz="1"/>
-              <w:right w:val="single" w:color="CCCCCC" w:sz="1"/>
-            </w:tcBorders>
-            <w:shd w:fill="F2F2F2" w:val="clear"/>
-            <w:tcMar>
-              <w:top w:type="dxa" w:w="60"/>
-              <w:left w:type="dxa" w:w="100"/>
-              <w:bottom w:type="dxa" w:w="60"/>
-              <w:right w:type="dxa" w:w="100"/>
-            </w:tcMar>
-          </w:tcPr>
-          <w:p>
-            <w:r>
-              <w:rPr>
-                <w:rFonts w:ascii="Arial" w:cs="Arial" w:eastAsia="Arial" w:hAnsi="Arial"/>
-                <w:sz w:val="20"/>
-                <w:szCs w:val="20"/>
-              </w:rPr>
-              <w:t xml:space="preserve">Bei Hänger oder Update</w:t>
-            </w:r>
-          </w:p>
-        </w:tc>
-      </w:tr>
-      <w:tr>
-        <w:tc>
-          <w:tcPr>
-            <w:tcW w:type="dxa" w:w="2500"/>
-            <w:tcBorders>
-              <w:top w:val="single" w:color="CCCCCC" w:sz="1"/>
-              <w:left w:val="single" w:color="CCCCCC" w:sz="1"/>
-              <w:bottom w:val="single" w:color="CCCCCC" w:sz="1"/>
-              <w:right w:val="single" w:color="CCCCCC" w:sz="1"/>
-            </w:tcBorders>
-            <w:tcMar>
-              <w:top w:type="dxa" w:w="60"/>
-              <w:left w:type="dxa" w:w="100"/>
-              <w:bottom w:type="dxa" w:w="60"/>
-              <w:right w:type="dxa" w:w="100"/>
-            </w:tcMar>
-          </w:tcPr>
-          <w:p>
-            <w:r>
-              <w:rPr>
-                <w:rFonts w:ascii="Arial" w:cs="Arial" w:eastAsia="Arial" w:hAnsi="Arial"/>
-                <w:sz w:val="20"/>
-                <w:szCs w:val="20"/>
-              </w:rPr>
-              <w:t xml:space="preserve">Bot-Logs live anzeigen</w:t>
-            </w:r>
-          </w:p>
-        </w:tc>
-        <w:tc>
-          <w:tcPr>
-            <w:tcW w:type="dxa" w:w="4500"/>
-            <w:tcBorders>
-              <w:top w:val="single" w:color="CCCCCC" w:sz="1"/>
-              <w:left w:val="single" w:color="CCCCCC" w:sz="1"/>
-              <w:bottom w:val="single" w:color="CCCCCC" w:sz="1"/>
-              <w:right w:val="single" w:color="CCCCCC" w:sz="1"/>
-            </w:tcBorders>
-            <w:tcMar>
-              <w:top w:type="dxa" w:w="60"/>
-              <w:left w:type="dxa" w:w="100"/>
-              <w:bottom w:type="dxa" w:w="60"/>
-              <w:right w:type="dxa" w:w="100"/>
-            </w:tcMar>
-          </w:tcPr>
-          <w:p>
-            <w:r>
-              <w:rPr>
-                <w:rFonts w:ascii="Arial" w:cs="Arial" w:eastAsia="Arial" w:hAnsi="Arial"/>
-                <w:sz w:val="20"/>
-                <w:szCs w:val="20"/>
-              </w:rPr>
-              <w:t xml:space="preserve">sudo journalctl -u gameserver-bot.service -f</w:t>
-            </w:r>
-          </w:p>
-        </w:tc>
-        <w:tc>
-          <w:tcPr>
-            <w:tcW w:type="dxa" w:w="2360"/>
-            <w:tcBorders>
-              <w:top w:val="single" w:color="CCCCCC" w:sz="1"/>
-              <w:left w:val="single" w:color="CCCCCC" w:sz="1"/>
-              <w:bottom w:val="single" w:color="CCCCCC" w:sz="1"/>
-              <w:right w:val="single" w:color="CCCCCC" w:sz="1"/>
-            </w:tcBorders>
-            <w:tcMar>
-              <w:top w:type="dxa" w:w="60"/>
-              <w:left w:type="dxa" w:w="100"/>
-              <w:bottom w:type="dxa" w:w="60"/>
-              <w:right w:type="dxa" w:w="100"/>
-            </w:tcMar>
-          </w:tcPr>
-          <w:p>
-            <w:r>
-              <w:rPr>
-                <w:rFonts w:ascii="Arial" w:cs="Arial" w:eastAsia="Arial" w:hAnsi="Arial"/>
-                <w:sz w:val="20"/>
-                <w:szCs w:val="20"/>
-              </w:rPr>
-              <w:t xml:space="preserve">Ctrl+C zum Beenden</w:t>
-            </w:r>
-          </w:p>
-        </w:tc>
-      </w:tr>
-      <w:tr>
-        <w:tc>
-          <w:tcPr>
-            <w:tcW w:type="dxa" w:w="2500"/>
-            <w:tcBorders>
-              <w:top w:val="single" w:color="CCCCCC" w:sz="1"/>
-              <w:left w:val="single" w:color="CCCCCC" w:sz="1"/>
-              <w:bottom w:val="single" w:color="CCCCCC" w:sz="1"/>
-              <w:right w:val="single" w:color="CCCCCC" w:sz="1"/>
-            </w:tcBorders>
-            <w:shd w:fill="F2F2F2" w:val="clear"/>
-            <w:tcMar>
-              <w:top w:type="dxa" w:w="60"/>
-              <w:left w:type="dxa" w:w="100"/>
-              <w:bottom w:type="dxa" w:w="60"/>
-              <w:right w:type="dxa" w:w="100"/>
-            </w:tcMar>
-          </w:tcPr>
-          <w:p>
-            <w:r>
-              <w:rPr>
-                <w:rFonts w:ascii="Arial" w:cs="Arial" w:eastAsia="Arial" w:hAnsi="Arial"/>
-                <w:sz w:val="20"/>
-                <w:szCs w:val="20"/>
-              </w:rPr>
-              <w:t xml:space="preserve">Monitor-Logs live</w:t>
-            </w:r>
-          </w:p>
-        </w:tc>
-        <w:tc>
-          <w:tcPr>
-            <w:tcW w:type="dxa" w:w="4500"/>
-            <w:tcBorders>
-              <w:top w:val="single" w:color="CCCCCC" w:sz="1"/>
-              <w:left w:val="single" w:color="CCCCCC" w:sz="1"/>
-              <w:bottom w:val="single" w:color="CCCCCC" w:sz="1"/>
-              <w:right w:val="single" w:color="CCCCCC" w:sz="1"/>
-            </w:tcBorders>
-            <w:shd w:fill="F2F2F2" w:val="clear"/>
-            <w:tcMar>
-              <w:top w:type="dxa" w:w="60"/>
-              <w:left w:type="dxa" w:w="100"/>
-              <w:bottom w:type="dxa" w:w="60"/>
-              <w:right w:type="dxa" w:w="100"/>
-            </w:tcMar>
-          </w:tcPr>
-          <w:p>
-            <w:r>
-              <w:rPr>
-                <w:rFonts w:ascii="Arial" w:cs="Arial" w:eastAsia="Arial" w:hAnsi="Arial"/>
-                <w:sz w:val="20"/>
-                <w:szCs w:val="20"/>
-              </w:rPr>
-              <w:t xml:space="preserve">sudo journalctl -u monitor-bot.service -f</w:t>
-            </w:r>
-          </w:p>
-        </w:tc>
-        <w:tc>
-          <w:tcPr>
-            <w:tcW w:type="dxa" w:w="2360"/>
-            <w:tcBorders>
-              <w:top w:val="single" w:color="CCCCCC" w:sz="1"/>
-              <w:left w:val="single" w:color="CCCCCC" w:sz="1"/>
-              <w:bottom w:val="single" w:color="CCCCCC" w:sz="1"/>
-              <w:right w:val="single" w:color="CCCCCC" w:sz="1"/>
-            </w:tcBorders>
-            <w:shd w:fill="F2F2F2" w:val="clear"/>
-            <w:tcMar>
-              <w:top w:type="dxa" w:w="60"/>
-              <w:left w:type="dxa" w:w="100"/>
-              <w:bottom w:type="dxa" w:w="60"/>
-              <w:right w:type="dxa" w:w="100"/>
-            </w:tcMar>
-          </w:tcPr>
-          <w:p>
-            <w:r>
-              <w:rPr>
-                <w:rFonts w:ascii="Arial" w:cs="Arial" w:eastAsia="Arial" w:hAnsi="Arial"/>
-                <w:sz w:val="20"/>
-                <w:szCs w:val="20"/>
-              </w:rPr>
-              <w:t xml:space="preserve">Ctrl+C zum Beenden</w:t>
-            </w:r>
-          </w:p>
-        </w:tc>
-      </w:tr>
-      <w:tr>
-        <w:tc>
-          <w:tcPr>
-            <w:tcW w:type="dxa" w:w="2500"/>
-            <w:tcBorders>
-              <w:top w:val="single" w:color="CCCCCC" w:sz="1"/>
-              <w:left w:val="single" w:color="CCCCCC" w:sz="1"/>
-              <w:bottom w:val="single" w:color="CCCCCC" w:sz="1"/>
-              <w:right w:val="single" w:color="CCCCCC" w:sz="1"/>
-            </w:tcBorders>
-            <w:tcMar>
-              <w:top w:type="dxa" w:w="60"/>
-              <w:left w:type="dxa" w:w="100"/>
-              <w:bottom w:type="dxa" w:w="60"/>
-              <w:right w:type="dxa" w:w="100"/>
-            </w:tcMar>
-          </w:tcPr>
-          <w:p>
-            <w:r>
-              <w:rPr>
-                <w:rFonts w:ascii="Arial" w:cs="Arial" w:eastAsia="Arial" w:hAnsi="Arial"/>
-                <w:sz w:val="20"/>
-                <w:szCs w:val="20"/>
-              </w:rPr>
-              <w:t xml:space="preserve">Satisfactory-Logs</w:t>
-            </w:r>
-          </w:p>
-        </w:tc>
-        <w:tc>
-          <w:tcPr>
-            <w:tcW w:type="dxa" w:w="4500"/>
-            <w:tcBorders>
-              <w:top w:val="single" w:color="CCCCCC" w:sz="1"/>
-              <w:left w:val="single" w:color="CCCCCC" w:sz="1"/>
-              <w:bottom w:val="single" w:color="CCCCCC" w:sz="1"/>
-              <w:right w:val="single" w:color="CCCCCC" w:sz="1"/>
-            </w:tcBorders>
-            <w:tcMar>
-              <w:top w:type="dxa" w:w="60"/>
-              <w:left w:type="dxa" w:w="100"/>
-              <w:bottom w:type="dxa" w:w="60"/>
-              <w:right w:type="dxa" w:w="100"/>
-            </w:tcMar>
-          </w:tcPr>
-          <w:p>
-            <w:r>
-              <w:rPr>
-                <w:rFonts w:ascii="Arial" w:cs="Arial" w:eastAsia="Arial" w:hAnsi="Arial"/>
-                <w:sz w:val="20"/>
-                <w:szCs w:val="20"/>
-              </w:rPr>
-              <w:t xml:space="preserve">sudo journalctl -u satisfactory.service -n 100 --no-pager</w:t>
-            </w:r>
-          </w:p>
-        </w:tc>
-        <w:tc>
-          <w:tcPr>
-            <w:tcW w:type="dxa" w:w="2360"/>
-            <w:tcBorders>
-              <w:top w:val="single" w:color="CCCCCC" w:sz="1"/>
-              <w:left w:val="single" w:color="CCCCCC" w:sz="1"/>
-              <w:bottom w:val="single" w:color="CCCCCC" w:sz="1"/>
-              <w:right w:val="single" w:color="CCCCCC" w:sz="1"/>
-            </w:tcBorders>
-            <w:tcMar>
-              <w:top w:type="dxa" w:w="60"/>
-              <w:left w:type="dxa" w:w="100"/>
-              <w:bottom w:type="dxa" w:w="60"/>
-              <w:right w:type="dxa" w:w="100"/>
-            </w:tcMar>
-          </w:tcPr>
-          <w:p>
-            <w:r>
-              <w:rPr>
-                <w:rFonts w:ascii="Arial" w:cs="Arial" w:eastAsia="Arial" w:hAnsi="Arial"/>
-                <w:sz w:val="20"/>
-                <w:szCs w:val="20"/>
-              </w:rPr>
-              <w:t xml:space="preserve">Letzte 100 Zeilen</w:t>
-            </w:r>
-          </w:p>
-        </w:tc>
-      </w:tr>
-      <w:tr>
-        <w:tc>
-          <w:tcPr>
-            <w:tcW w:type="dxa" w:w="2500"/>
-            <w:tcBorders>
-              <w:top w:val="single" w:color="CCCCCC" w:sz="1"/>
-              <w:left w:val="single" w:color="CCCCCC" w:sz="1"/>
-              <w:bottom w:val="single" w:color="CCCCCC" w:sz="1"/>
-              <w:right w:val="single" w:color="CCCCCC" w:sz="1"/>
-            </w:tcBorders>
-            <w:shd w:fill="F2F2F2" w:val="clear"/>
-            <w:tcMar>
-              <w:top w:type="dxa" w:w="60"/>
-              <w:left w:type="dxa" w:w="100"/>
-              <w:bottom w:type="dxa" w:w="60"/>
-              <w:right w:type="dxa" w:w="100"/>
-            </w:tcMar>
-          </w:tcPr>
-          <w:p>
-            <w:r>
-              <w:rPr>
-                <w:rFonts w:ascii="Arial" w:cs="Arial" w:eastAsia="Arial" w:hAnsi="Arial"/>
-                <w:sz w:val="20"/>
-                <w:szCs w:val="20"/>
-              </w:rPr>
-              <w:t xml:space="preserve">Bot-Status prüfen</w:t>
-            </w:r>
-          </w:p>
-        </w:tc>
-        <w:tc>
-          <w:tcPr>
-            <w:tcW w:type="dxa" w:w="4500"/>
-            <w:tcBorders>
-              <w:top w:val="single" w:color="CCCCCC" w:sz="1"/>
-              <w:left w:val="single" w:color="CCCCCC" w:sz="1"/>
-              <w:bottom w:val="single" w:color="CCCCCC" w:sz="1"/>
-              <w:right w:val="single" w:color="CCCCCC" w:sz="1"/>
-            </w:tcBorders>
-            <w:shd w:fill="F2F2F2" w:val="clear"/>
-            <w:tcMar>
-              <w:top w:type="dxa" w:w="60"/>
-              <w:left w:type="dxa" w:w="100"/>
-              <w:bottom w:type="dxa" w:w="60"/>
-              <w:right w:type="dxa" w:w="100"/>
-            </w:tcMar>
-          </w:tcPr>
-          <w:p>
-            <w:r>
-              <w:rPr>
-                <w:rFonts w:ascii="Arial" w:cs="Arial" w:eastAsia="Arial" w:hAnsi="Arial"/>
-                <w:sz w:val="20"/>
-                <w:szCs w:val="20"/>
-              </w:rPr>
-              <w:t xml:space="preserve">sudo systemctl status gameserver-bot.service monitor-bot.service</w:t>
-            </w:r>
-          </w:p>
-        </w:tc>
-        <w:tc>
-          <w:tcPr>
-            <w:tcW w:type="dxa" w:w="2360"/>
-            <w:tcBorders>
-              <w:top w:val="single" w:color="CCCCCC" w:sz="1"/>
-              <w:left w:val="single" w:color="CCCCCC" w:sz="1"/>
-              <w:bottom w:val="single" w:color="CCCCCC" w:sz="1"/>
-              <w:right w:val="single" w:color="CCCCCC" w:sz="1"/>
-            </w:tcBorders>
-            <w:shd w:fill="F2F2F2" w:val="clear"/>
-            <w:tcMar>
-              <w:top w:type="dxa" w:w="60"/>
-              <w:left w:type="dxa" w:w="100"/>
-              <w:bottom w:type="dxa" w:w="60"/>
-              <w:right w:type="dxa" w:w="100"/>
-            </w:tcMar>
-          </w:tcPr>
-          <w:p>
-            <w:r>
-              <w:rPr>
-                <w:rFonts w:ascii="Arial" w:cs="Arial" w:eastAsia="Arial" w:hAnsi="Arial"/>
-                <w:sz w:val="20"/>
-                <w:szCs w:val="20"/>
-              </w:rPr>
-              <w:t xml:space="preserve">Zeigt ob aktiv/fehlgeschlagen</w:t>
-            </w:r>
-          </w:p>
-        </w:tc>
-      </w:tr>
-      <w:tr>
-        <w:tc>
-          <w:tcPr>
-            <w:tcW w:type="dxa" w:w="2500"/>
-            <w:tcBorders>
-              <w:top w:val="single" w:color="CCCCCC" w:sz="1"/>
-              <w:left w:val="single" w:color="CCCCCC" w:sz="1"/>
-              <w:bottom w:val="single" w:color="CCCCCC" w:sz="1"/>
-              <w:right w:val="single" w:color="CCCCCC" w:sz="1"/>
-            </w:tcBorders>
-            <w:tcMar>
-              <w:top w:type="dxa" w:w="60"/>
-              <w:left w:type="dxa" w:w="100"/>
-              <w:bottom w:type="dxa" w:w="60"/>
-              <w:right w:type="dxa" w:w="100"/>
-            </w:tcMar>
-          </w:tcPr>
-          <w:p>
-            <w:r>
-              <w:rPr>
-                <w:rFonts w:ascii="Arial" w:cs="Arial" w:eastAsia="Arial" w:hAnsi="Arial"/>
-                <w:sz w:val="20"/>
-                <w:szCs w:val="20"/>
-              </w:rPr>
-              <w:t xml:space="preserve">venv aktivieren</w:t>
-            </w:r>
-          </w:p>
-        </w:tc>
-        <w:tc>
-          <w:tcPr>
-            <w:tcW w:type="dxa" w:w="4500"/>
-            <w:tcBorders>
-              <w:top w:val="single" w:color="CCCCCC" w:sz="1"/>
-              <w:left w:val="single" w:color="CCCCCC" w:sz="1"/>
-              <w:bottom w:val="single" w:color="CCCCCC" w:sz="1"/>
-              <w:right w:val="single" w:color="CCCCCC" w:sz="1"/>
-            </w:tcBorders>
-            <w:tcMar>
-              <w:top w:type="dxa" w:w="60"/>
-              <w:left w:type="dxa" w:w="100"/>
-              <w:bottom w:type="dxa" w:w="60"/>
-              <w:right w:type="dxa" w:w="100"/>
-            </w:tcMar>
-          </w:tcPr>
-          <w:p>
-            <w:r>
-              <w:rPr>
-                <w:rFonts w:ascii="Arial" w:cs="Arial" w:eastAsia="Arial" w:hAnsi="Arial"/>
-                <w:sz w:val="20"/>
-                <w:szCs w:val="20"/>
-              </w:rPr>
-              <w:t xml:space="preserve">source /home/botuser/Discord_Bots/venv/bin/activate</w:t>
-            </w:r>
-          </w:p>
-        </w:tc>
-        <w:tc>
-          <w:tcPr>
-            <w:tcW w:type="dxa" w:w="2360"/>
-            <w:tcBorders>
-              <w:top w:val="single" w:color="CCCCCC" w:sz="1"/>
-              <w:left w:val="single" w:color="CCCCCC" w:sz="1"/>
-              <w:bottom w:val="single" w:color="CCCCCC" w:sz="1"/>
-              <w:right w:val="single" w:color="CCCCCC" w:sz="1"/>
-            </w:tcBorders>
-            <w:tcMar>
-              <w:top w:type="dxa" w:w="60"/>
-              <w:left w:type="dxa" w:w="100"/>
-              <w:bottom w:type="dxa" w:w="60"/>
-              <w:right w:type="dxa" w:w="100"/>
-            </w:tcMar>
-          </w:tcPr>
-          <w:p>
-            <w:r>
-              <w:rPr>
-                <w:rFonts w:ascii="Arial" w:cs="Arial" w:eastAsia="Arial" w:hAnsi="Arial"/>
-                <w:sz w:val="20"/>
-                <w:szCs w:val="20"/>
-              </w:rPr>
-              <w:t xml:space="preserve">Für pip install etc.</w:t>
-            </w:r>
-          </w:p>
-        </w:tc>
-      </w:tr>
-      <w:tr>
-        <w:tc>
-          <w:tcPr>
-            <w:tcW w:type="dxa" w:w="2500"/>
-            <w:tcBorders>
-              <w:top w:val="single" w:color="CCCCCC" w:sz="1"/>
-              <w:left w:val="single" w:color="CCCCCC" w:sz="1"/>
-              <w:bottom w:val="single" w:color="CCCCCC" w:sz="1"/>
-              <w:right w:val="single" w:color="CCCCCC" w:sz="1"/>
-            </w:tcBorders>
-            <w:shd w:fill="F2F2F2" w:val="clear"/>
-            <w:tcMar>
-              <w:top w:type="dxa" w:w="60"/>
-              <w:left w:type="dxa" w:w="100"/>
-              <w:bottom w:type="dxa" w:w="60"/>
-              <w:right w:type="dxa" w:w="100"/>
-            </w:tcMar>
-          </w:tcPr>
-          <w:p>
-            <w:r>
-              <w:rPr>
-                <w:rFonts w:ascii="Arial" w:cs="Arial" w:eastAsia="Arial" w:hAnsi="Arial"/>
-                <w:sz w:val="20"/>
-                <w:szCs w:val="20"/>
-              </w:rPr>
-              <w:t xml:space="preserve">Neues Paket installieren</w:t>
-            </w:r>
-          </w:p>
-        </w:tc>
-        <w:tc>
-          <w:tcPr>
-            <w:tcW w:type="dxa" w:w="4500"/>
-            <w:tcBorders>
-              <w:top w:val="single" w:color="CCCCCC" w:sz="1"/>
-              <w:left w:val="single" w:color="CCCCCC" w:sz="1"/>
-              <w:bottom w:val="single" w:color="CCCCCC" w:sz="1"/>
-              <w:right w:val="single" w:color="CCCCCC" w:sz="1"/>
-            </w:tcBorders>
-            <w:shd w:fill="F2F2F2" w:val="clear"/>
-            <w:tcMar>
-              <w:top w:type="dxa" w:w="60"/>
-              <w:left w:type="dxa" w:w="100"/>
-              <w:bottom w:type="dxa" w:w="60"/>
-              <w:right w:type="dxa" w:w="100"/>
-            </w:tcMar>
-          </w:tcPr>
-          <w:p>
-            <w:r>
-              <w:rPr>
-                <w:rFonts w:ascii="Arial" w:cs="Arial" w:eastAsia="Arial" w:hAnsi="Arial"/>
-                <w:sz w:val="20"/>
-                <w:szCs w:val="20"/>
-              </w:rPr>
-              <w:t xml:space="preserve">pip install paketname (in aktivem venv)</w:t>
-            </w:r>
-          </w:p>
-        </w:tc>
-        <w:tc>
-          <w:tcPr>
-            <w:tcW w:type="dxa" w:w="2360"/>
-            <w:tcBorders>
-              <w:top w:val="single" w:color="CCCCCC" w:sz="1"/>
-              <w:left w:val="single" w:color="CCCCCC" w:sz="1"/>
-              <w:bottom w:val="single" w:color="CCCCCC" w:sz="1"/>
-              <w:right w:val="single" w:color="CCCCCC" w:sz="1"/>
-            </w:tcBorders>
-            <w:shd w:fill="F2F2F2" w:val="clear"/>
-            <w:tcMar>
-              <w:top w:type="dxa" w:w="60"/>
-              <w:left w:type="dxa" w:w="100"/>
-              <w:bottom w:type="dxa" w:w="60"/>
-              <w:right w:type="dxa" w:w="100"/>
-            </w:tcMar>
-          </w:tcPr>
-          <w:p>
-            <w:r>
-              <w:rPr>
-                <w:rFonts w:ascii="Arial" w:cs="Arial" w:eastAsia="Arial" w:hAnsi="Arial"/>
-                <w:sz w:val="20"/>
-                <w:szCs w:val="20"/>
-              </w:rPr>
-              <w:t xml:space="preserve">Danach Bots neustarten</w:t>
-            </w:r>
-          </w:p>
-        </w:tc>
-      </w:tr>
-      <w:tr>
-        <w:tc>
-          <w:tcPr>
-            <w:tcW w:type="dxa" w:w="2500"/>
-            <w:tcBorders>
-              <w:top w:val="single" w:color="CCCCCC" w:sz="1"/>
-              <w:left w:val="single" w:color="CCCCCC" w:sz="1"/>
-              <w:bottom w:val="single" w:color="CCCCCC" w:sz="1"/>
-              <w:right w:val="single" w:color="CCCCCC" w:sz="1"/>
-            </w:tcBorders>
-            <w:tcMar>
-              <w:top w:type="dxa" w:w="60"/>
-              <w:left w:type="dxa" w:w="100"/>
-              <w:bottom w:type="dxa" w:w="60"/>
-              <w:right w:type="dxa" w:w="100"/>
-            </w:tcMar>
-          </w:tcPr>
-          <w:p>
-            <w:r>
-              <w:rPr>
-                <w:rFonts w:ascii="Arial" w:cs="Arial" w:eastAsia="Arial" w:hAnsi="Arial"/>
-                <w:sz w:val="20"/>
-                <w:szCs w:val="20"/>
-              </w:rPr>
-              <w:t xml:space="preserve">System-RAM prüfen</w:t>
-            </w:r>
-          </w:p>
-        </w:tc>
-        <w:tc>
-          <w:tcPr>
-            <w:tcW w:type="dxa" w:w="4500"/>
-            <w:tcBorders>
-              <w:top w:val="single" w:color="CCCCCC" w:sz="1"/>
-              <w:left w:val="single" w:color="CCCCCC" w:sz="1"/>
-              <w:bottom w:val="single" w:color="CCCCCC" w:sz="1"/>
-              <w:right w:val="single" w:color="CCCCCC" w:sz="1"/>
-            </w:tcBorders>
-            <w:tcMar>
-              <w:top w:type="dxa" w:w="60"/>
-              <w:left w:type="dxa" w:w="100"/>
-              <w:bottom w:type="dxa" w:w="60"/>
-              <w:right w:type="dxa" w:w="100"/>
-            </w:tcMar>
-          </w:tcPr>
-          <w:p>
-            <w:r>
-              <w:rPr>
-                <w:rFonts w:ascii="Arial" w:cs="Arial" w:eastAsia="Arial" w:hAnsi="Arial"/>
-                <w:sz w:val="20"/>
-                <w:szCs w:val="20"/>
-              </w:rPr>
-              <w:t xml:space="preserve">free -h</w:t>
-            </w:r>
-          </w:p>
-        </w:tc>
-        <w:tc>
-          <w:tcPr>
-            <w:tcW w:type="dxa" w:w="2360"/>
-            <w:tcBorders>
-              <w:top w:val="single" w:color="CCCCCC" w:sz="1"/>
-              <w:left w:val="single" w:color="CCCCCC" w:sz="1"/>
-              <w:bottom w:val="single" w:color="CCCCCC" w:sz="1"/>
-              <w:right w:val="single" w:color="CCCCCC" w:sz="1"/>
-            </w:tcBorders>
-            <w:tcMar>
-              <w:top w:type="dxa" w:w="60"/>
-              <w:left w:type="dxa" w:w="100"/>
-              <w:bottom w:type="dxa" w:w="60"/>
-              <w:right w:type="dxa" w:w="100"/>
-            </w:tcMar>
-          </w:tcPr>
-          <w:p>
-            <w:r>
-              <w:rPr>
-                <w:rFonts w:ascii="Arial" w:cs="Arial" w:eastAsia="Arial" w:hAnsi="Arial"/>
-                <w:sz w:val="20"/>
-                <w:szCs w:val="20"/>
-              </w:rPr>
-              <w:t xml:space="preserve">Wichtig bei allen 3 Servern</w:t>
-            </w:r>
-          </w:p>
-        </w:tc>
-      </w:tr>
-      <w:tr>
-        <w:tc>
-          <w:tcPr>
-            <w:tcW w:type="dxa" w:w="2500"/>
-            <w:tcBorders>
-              <w:top w:val="single" w:color="CCCCCC" w:sz="1"/>
-              <w:left w:val="single" w:color="CCCCCC" w:sz="1"/>
-              <w:bottom w:val="single" w:color="CCCCCC" w:sz="1"/>
-              <w:right w:val="single" w:color="CCCCCC" w:sz="1"/>
-            </w:tcBorders>
-            <w:shd w:fill="F2F2F2" w:val="clear"/>
-            <w:tcMar>
-              <w:top w:type="dxa" w:w="60"/>
-              <w:left w:type="dxa" w:w="100"/>
-              <w:bottom w:type="dxa" w:w="60"/>
-              <w:right w:type="dxa" w:w="100"/>
-            </w:tcMar>
-          </w:tcPr>
-          <w:p>
-            <w:r>
-              <w:rPr>
-                <w:rFonts w:ascii="Arial" w:cs="Arial" w:eastAsia="Arial" w:hAnsi="Arial"/>
-                <w:sz w:val="20"/>
-                <w:szCs w:val="20"/>
-              </w:rPr>
-              <w:t xml:space="preserve">Disk-Belegung</w:t>
-            </w:r>
-          </w:p>
-        </w:tc>
-        <w:tc>
-          <w:tcPr>
-            <w:tcW w:type="dxa" w:w="4500"/>
-            <w:tcBorders>
-              <w:top w:val="single" w:color="CCCCCC" w:sz="1"/>
-              <w:left w:val="single" w:color="CCCCCC" w:sz="1"/>
-              <w:bottom w:val="single" w:color="CCCCCC" w:sz="1"/>
-              <w:right w:val="single" w:color="CCCCCC" w:sz="1"/>
-            </w:tcBorders>
-            <w:shd w:fill="F2F2F2" w:val="clear"/>
-            <w:tcMar>
-              <w:top w:type="dxa" w:w="60"/>
-              <w:left w:type="dxa" w:w="100"/>
-              <w:bottom w:type="dxa" w:w="60"/>
-              <w:right w:type="dxa" w:w="100"/>
-            </w:tcMar>
-          </w:tcPr>
-          <w:p>
-            <w:r>
-              <w:rPr>
-                <w:rFonts w:ascii="Arial" w:cs="Arial" w:eastAsia="Arial" w:hAnsi="Arial"/>
-                <w:sz w:val="20"/>
-                <w:szCs w:val="20"/>
-              </w:rPr>
-              <w:t xml:space="preserve">df -h /</w:t>
-            </w:r>
-          </w:p>
-        </w:tc>
-        <w:tc>
-          <w:tcPr>
-            <w:tcW w:type="dxa" w:w="2360"/>
-            <w:tcBorders>
-              <w:top w:val="single" w:color="CCCCCC" w:sz="1"/>
-              <w:left w:val="single" w:color="CCCCCC" w:sz="1"/>
-              <w:bottom w:val="single" w:color="CCCCCC" w:sz="1"/>
-              <w:right w:val="single" w:color="CCCCCC" w:sz="1"/>
-            </w:tcBorders>
-            <w:shd w:fill="F2F2F2" w:val="clear"/>
-            <w:tcMar>
-              <w:top w:type="dxa" w:w="60"/>
-              <w:left w:type="dxa" w:w="100"/>
-              <w:bottom w:type="dxa" w:w="60"/>
-              <w:right w:type="dxa" w:w="100"/>
-            </w:tcMar>
-          </w:tcPr>
-          <w:p>
-            <w:r>
-              <w:rPr>
-                <w:rFonts w:ascii="Arial" w:cs="Arial" w:eastAsia="Arial" w:hAnsi="Arial"/>
-                <w:sz w:val="20"/>
-                <w:szCs w:val="20"/>
-              </w:rPr>
-              <w:t xml:space="preserve">Warnung bei &gt; 90%</w:t>
-            </w:r>
-          </w:p>
-        </w:tc>
-      </w:tr>
-      <w:tr>
-        <w:tc>
-          <w:tcPr>
-            <w:tcW w:type="dxa" w:w="2500"/>
-            <w:tcBorders>
-              <w:top w:val="single" w:color="CCCCCC" w:sz="1"/>
-              <w:left w:val="single" w:color="CCCCCC" w:sz="1"/>
-              <w:bottom w:val="single" w:color="CCCCCC" w:sz="1"/>
-              <w:right w:val="single" w:color="CCCCCC" w:sz="1"/>
-            </w:tcBorders>
-            <w:tcMar>
-              <w:top w:type="dxa" w:w="60"/>
-              <w:left w:type="dxa" w:w="100"/>
-              <w:bottom w:type="dxa" w:w="60"/>
-              <w:right w:type="dxa" w:w="100"/>
-            </w:tcMar>
-          </w:tcPr>
-          <w:p>
-            <w:r>
-              <w:rPr>
-                <w:rFonts w:ascii="Arial" w:cs="Arial" w:eastAsia="Arial" w:hAnsi="Arial"/>
-                <w:sz w:val="20"/>
-                <w:szCs w:val="20"/>
-              </w:rPr>
-              <w:t xml:space="preserve">Prozesse anzeigen</w:t>
-            </w:r>
-          </w:p>
-        </w:tc>
-        <w:tc>
-          <w:tcPr>
-            <w:tcW w:type="dxa" w:w="4500"/>
-            <w:tcBorders>
-              <w:top w:val="single" w:color="CCCCCC" w:sz="1"/>
-              <w:left w:val="single" w:color="CCCCCC" w:sz="1"/>
-              <w:bottom w:val="single" w:color="CCCCCC" w:sz="1"/>
-              <w:right w:val="single" w:color="CCCCCC" w:sz="1"/>
-            </w:tcBorders>
-            <w:tcMar>
-              <w:top w:type="dxa" w:w="60"/>
-              <w:left w:type="dxa" w:w="100"/>
-              <w:bottom w:type="dxa" w:w="60"/>
-              <w:right w:type="dxa" w:w="100"/>
-            </w:tcMar>
-          </w:tcPr>
-          <w:p>
-            <w:r>
-              <w:rPr>
-                <w:rFonts w:ascii="Arial" w:cs="Arial" w:eastAsia="Arial" w:hAnsi="Arial"/>
-                <w:sz w:val="20"/>
-                <w:szCs w:val="20"/>
-              </w:rPr>
-              <w:t xml:space="preserve">htop oder ps aux | grep -E 'python|satisfactory'</w:t>
-            </w:r>
-          </w:p>
-        </w:tc>
-        <w:tc>
-          <w:tcPr>
-            <w:tcW w:type="dxa" w:w="2360"/>
-            <w:tcBorders>
-              <w:top w:val="single" w:color="CCCCCC" w:sz="1"/>
-              <w:left w:val="single" w:color="CCCCCC" w:sz="1"/>
-              <w:bottom w:val="single" w:color="CCCCCC" w:sz="1"/>
-              <w:right w:val="single" w:color="CCCCCC" w:sz="1"/>
-            </w:tcBorders>
-            <w:tcMar>
-              <w:top w:type="dxa" w:w="60"/>
-              <w:left w:type="dxa" w:w="100"/>
-              <w:bottom w:type="dxa" w:w="60"/>
-              <w:right w:type="dxa" w:w="100"/>
-            </w:tcMar>
-          </w:tcPr>
-          <w:p>
-            <w:r>
-              <w:rPr>
-                <w:rFonts w:ascii="Arial" w:cs="Arial" w:eastAsia="Arial" w:hAnsi="Arial"/>
-                <w:sz w:val="20"/>
-                <w:szCs w:val="20"/>
-              </w:rPr>
-              <w:t xml:space="preserve">Übersicht aller Game/Bot-Prozesse</w:t>
-            </w:r>
-          </w:p>
-        </w:tc>
-      </w:tr>
-    </w:tbl>
-    <w:p>
-      <w:pPr>
-        <w:spacing w:after="200"/>
-      </w:pPr>
-    </w:p>
-    <w:p>
-      <w:pPr>
-        <w:pStyle w:val="Heading2"/>
-      </w:pPr>
-      <w:r>
-        <w:t xml:space="preserve">14.6 Geplante Verbesserungen (nach Code-Review)</w:t>
-      </w:r>
-    </w:p>
-    <w:p>
-      <w:pPr>
-        <w:spacing w:after="120"/>
-      </w:pPr>
-      <w:r>
-        <w:rPr>
-          <w:rFonts w:ascii="Arial" w:cs="Arial" w:eastAsia="Arial" w:hAnsi="Arial"/>
-          <w:sz w:val="22"/>
-          <w:szCs w:val="22"/>
-        </w:rPr>
-        <w:t xml:space="preserve">Nach Abschluss des Code-Reviews und vor der Minecraft-Integration sind folgende Verbesserungen geplant:</w:t>
-      </w:r>
-    </w:p>
-    <w:p>
-      <w:pPr>
-        <w:spacing w:after="200"/>
-      </w:pPr>
-    </w:p>
-    <w:tbl>
-      <w:tblPr>
-        <w:tblW w:type="dxa" w:w="9340"/>
-        <w:tblBorders>
-          <w:top w:val="single" w:color="auto" w:sz="4"/>
-          <w:left w:val="single" w:color="auto" w:sz="4"/>
-          <w:bottom w:val="single" w:color="auto" w:sz="4"/>
-          <w:right w:val="single" w:color="auto" w:sz="4"/>
-          <w:insideH w:val="single" w:color="auto" w:sz="4"/>
-          <w:insideV w:val="single" w:color="auto" w:sz="4"/>
-        </w:tblBorders>
-      </w:tblPr>
-      <w:tblGrid>
-        <w:gridCol w:w="2200"/>
-        <w:gridCol w:w="2200"/>
-        <w:gridCol w:w="3200"/>
-        <w:gridCol w:w="1740"/>
-      </w:tblGrid>
-      <w:tr>
-        <w:tc>
-          <w:tcPr>
-            <w:tcW w:type="dxa" w:w="2200"/>
-            <w:tcBorders>
-              <w:top w:val="single" w:color="CCCCCC" w:sz="1"/>
-              <w:left w:val="single" w:color="CCCCCC" w:sz="1"/>
-              <w:bottom w:val="single" w:color="CCCCCC" w:sz="1"/>
-              <w:right w:val="single" w:color="CCCCCC" w:sz="1"/>
-            </w:tcBorders>
-            <w:shd w:fill="1F3864" w:val="clear"/>
-            <w:tcMar>
-              <w:top w:type="dxa" w:w="60"/>
-              <w:left w:type="dxa" w:w="100"/>
-              <w:bottom w:type="dxa" w:w="60"/>
-              <w:right w:type="dxa" w:w="100"/>
-            </w:tcMar>
-            <w:vAlign w:val="center"/>
-          </w:tcPr>
-          <w:p>
-            <w:r>
-              <w:rPr>
-                <w:rFonts w:ascii="Arial" w:cs="Arial" w:eastAsia="Arial" w:hAnsi="Arial"/>
-                <w:b/>
-                <w:bCs/>
-                <w:color w:val="FFFFFF"/>
-                <w:sz w:val="20"/>
-                <w:szCs w:val="20"/>
-              </w:rPr>
-              <w:t xml:space="preserve">Verbesserung</w:t>
-            </w:r>
-          </w:p>
-        </w:tc>
-        <w:tc>
-          <w:tcPr>
-            <w:tcW w:type="dxa" w:w="2200"/>
-            <w:tcBorders>
-              <w:top w:val="single" w:color="CCCCCC" w:sz="1"/>
-              <w:left w:val="single" w:color="CCCCCC" w:sz="1"/>
-              <w:bottom w:val="single" w:color="CCCCCC" w:sz="1"/>
-              <w:right w:val="single" w:color="CCCCCC" w:sz="1"/>
-            </w:tcBorders>
-            <w:shd w:fill="1F3864" w:val="clear"/>
-            <w:tcMar>
-              <w:top w:type="dxa" w:w="60"/>
-              <w:left w:type="dxa" w:w="100"/>
-              <w:bottom w:type="dxa" w:w="60"/>
-              <w:right w:type="dxa" w:w="100"/>
-            </w:tcMar>
-            <w:vAlign w:val="center"/>
-          </w:tcPr>
-          <w:p>
-            <w:r>
-              <w:rPr>
-                <w:rFonts w:ascii="Arial" w:cs="Arial" w:eastAsia="Arial" w:hAnsi="Arial"/>
-                <w:b/>
-                <w:bCs/>
-                <w:color w:val="FFFFFF"/>
-                <w:sz w:val="20"/>
-                <w:szCs w:val="20"/>
-              </w:rPr>
-              <w:t xml:space="preserve">Datei(en)</w:t>
-            </w:r>
-          </w:p>
-        </w:tc>
-        <w:tc>
-          <w:tcPr>
-            <w:tcW w:type="dxa" w:w="3200"/>
-            <w:tcBorders>
-              <w:top w:val="single" w:color="CCCCCC" w:sz="1"/>
-              <w:left w:val="single" w:color="CCCCCC" w:sz="1"/>
-              <w:bottom w:val="single" w:color="CCCCCC" w:sz="1"/>
-              <w:right w:val="single" w:color="CCCCCC" w:sz="1"/>
-            </w:tcBorders>
-            <w:shd w:fill="1F3864" w:val="clear"/>
-            <w:tcMar>
-              <w:top w:type="dxa" w:w="60"/>
-              <w:left w:type="dxa" w:w="100"/>
-              <w:bottom w:type="dxa" w:w="60"/>
-              <w:right w:type="dxa" w:w="100"/>
-            </w:tcMar>
-            <w:vAlign w:val="center"/>
-          </w:tcPr>
-          <w:p>
-            <w:r>
-              <w:rPr>
-                <w:rFonts w:ascii="Arial" w:cs="Arial" w:eastAsia="Arial" w:hAnsi="Arial"/>
-                <w:b/>
-                <w:bCs/>
-                <w:color w:val="FFFFFF"/>
-                <w:sz w:val="20"/>
-                <w:szCs w:val="20"/>
-              </w:rPr>
-              <w:t xml:space="preserve">Beschreibung</w:t>
-            </w:r>
-          </w:p>
-        </w:tc>
-        <w:tc>
-          <w:tcPr>
-            <w:tcW w:type="dxa" w:w="1740"/>
-            <w:tcBorders>
-              <w:top w:val="single" w:color="CCCCCC" w:sz="1"/>
-              <w:left w:val="single" w:color="CCCCCC" w:sz="1"/>
-              <w:bottom w:val="single" w:color="CCCCCC" w:sz="1"/>
-              <w:right w:val="single" w:color="CCCCCC" w:sz="1"/>
-            </w:tcBorders>
-            <w:shd w:fill="1F3864" w:val="clear"/>
-            <w:tcMar>
-              <w:top w:type="dxa" w:w="60"/>
-              <w:left w:type="dxa" w:w="100"/>
-              <w:bottom w:type="dxa" w:w="60"/>
-              <w:right w:type="dxa" w:w="100"/>
-            </w:tcMar>
-            <w:vAlign w:val="center"/>
-          </w:tcPr>
-          <w:p>
-            <w:r>
-              <w:rPr>
-                <w:rFonts w:ascii="Arial" w:cs="Arial" w:eastAsia="Arial" w:hAnsi="Arial"/>
-                <w:b/>
-                <w:bCs/>
-                <w:color w:val="FFFFFF"/>
-                <w:sz w:val="20"/>
-                <w:szCs w:val="20"/>
-              </w:rPr>
-              <w:t xml:space="preserve">Priorität</w:t>
-            </w:r>
-          </w:p>
-        </w:tc>
-      </w:tr>
-      <w:tr>
-        <w:tc>
-          <w:tcPr>
-            <w:tcW w:type="dxa" w:w="2200"/>
-            <w:tcBorders>
-              <w:top w:val="single" w:color="CCCCCC" w:sz="1"/>
-              <w:left w:val="single" w:color="CCCCCC" w:sz="1"/>
-              <w:bottom w:val="single" w:color="CCCCCC" w:sz="1"/>
-              <w:right w:val="single" w:color="CCCCCC" w:sz="1"/>
-            </w:tcBorders>
-            <w:tcMar>
-              <w:top w:type="dxa" w:w="60"/>
-              <w:left w:type="dxa" w:w="100"/>
-              <w:bottom w:type="dxa" w:w="60"/>
-              <w:right w:type="dxa" w:w="100"/>
-            </w:tcMar>
-          </w:tcPr>
-          <w:p>
-            <w:r>
-              <w:rPr>
-                <w:rFonts w:ascii="Arial" w:cs="Arial" w:eastAsia="Arial" w:hAnsi="Arial"/>
-                <w:sz w:val="20"/>
-                <w:szCs w:val="20"/>
-              </w:rPr>
-              <w:t xml:space="preserve">/clear Fortschrittsanzeige</w:t>
-            </w:r>
-          </w:p>
-        </w:tc>
-        <w:tc>
-          <w:tcPr>
-            <w:tcW w:type="dxa" w:w="2200"/>
-            <w:tcBorders>
-              <w:top w:val="single" w:color="CCCCCC" w:sz="1"/>
-              <w:left w:val="single" w:color="CCCCCC" w:sz="1"/>
-              <w:bottom w:val="single" w:color="CCCCCC" w:sz="1"/>
-              <w:right w:val="single" w:color="CCCCCC" w:sz="1"/>
-            </w:tcBorders>
-            <w:tcMar>
-              <w:top w:type="dxa" w:w="60"/>
-              <w:left w:type="dxa" w:w="100"/>
-              <w:bottom w:type="dxa" w:w="60"/>
-              <w:right w:type="dxa" w:w="100"/>
-            </w:tcMar>
-          </w:tcPr>
-          <w:p>
-            <w:r>
-              <w:rPr>
-                <w:rFonts w:ascii="Arial" w:cs="Arial" w:eastAsia="Arial" w:hAnsi="Arial"/>
-                <w:sz w:val="20"/>
-                <w:szCs w:val="20"/>
-              </w:rPr>
-              <w:t xml:space="preserve">general_cog.py</w:t>
-            </w:r>
-          </w:p>
-        </w:tc>
-        <w:tc>
-          <w:tcPr>
-            <w:tcW w:type="dxa" w:w="3200"/>
-            <w:tcBorders>
-              <w:top w:val="single" w:color="CCCCCC" w:sz="1"/>
-              <w:left w:val="single" w:color="CCCCCC" w:sz="1"/>
-              <w:bottom w:val="single" w:color="CCCCCC" w:sz="1"/>
-              <w:right w:val="single" w:color="CCCCCC" w:sz="1"/>
-            </w:tcBorders>
-            <w:tcMar>
-              <w:top w:type="dxa" w:w="60"/>
-              <w:left w:type="dxa" w:w="100"/>
-              <w:bottom w:type="dxa" w:w="60"/>
-              <w:right w:type="dxa" w:w="100"/>
-            </w:tcMar>
-          </w:tcPr>
-          <w:p>
-            <w:r>
-              <w:rPr>
-                <w:rFonts w:ascii="Arial" w:cs="Arial" w:eastAsia="Arial" w:hAnsi="Arial"/>
-                <w:sz w:val="20"/>
-                <w:szCs w:val="20"/>
-              </w:rPr>
-              <w:t xml:space="preserve">Fortschrittsbalken/Prozentanzeige beim Löschen, auch für Bulk-Delete sichtbar</w:t>
-            </w:r>
-          </w:p>
-        </w:tc>
-        <w:tc>
-          <w:tcPr>
-            <w:tcW w:type="dxa" w:w="1740"/>
-            <w:tcBorders>
-              <w:top w:val="single" w:color="CCCCCC" w:sz="1"/>
-              <w:left w:val="single" w:color="CCCCCC" w:sz="1"/>
-              <w:bottom w:val="single" w:color="CCCCCC" w:sz="1"/>
-              <w:right w:val="single" w:color="CCCCCC" w:sz="1"/>
-            </w:tcBorders>
-            <w:tcMar>
-              <w:top w:type="dxa" w:w="60"/>
-              <w:left w:type="dxa" w:w="100"/>
-              <w:bottom w:type="dxa" w:w="60"/>
-              <w:right w:type="dxa" w:w="100"/>
-            </w:tcMar>
-          </w:tcPr>
-          <w:p>
-            <w:r>
-              <w:rPr>
-                <w:rFonts w:ascii="Arial" w:cs="Arial" w:eastAsia="Arial" w:hAnsi="Arial"/>
-                <w:sz w:val="20"/>
-                <w:szCs w:val="20"/>
-              </w:rPr>
-              <w:t xml:space="preserve">Hoch</w:t>
-            </w:r>
-          </w:p>
-        </w:tc>
-      </w:tr>
-      <w:tr>
-        <w:tc>
-          <w:tcPr>
-            <w:tcW w:type="dxa" w:w="2200"/>
-            <w:tcBorders>
-              <w:top w:val="single" w:color="CCCCCC" w:sz="1"/>
-              <w:left w:val="single" w:color="CCCCCC" w:sz="1"/>
-              <w:bottom w:val="single" w:color="CCCCCC" w:sz="1"/>
-              <w:right w:val="single" w:color="CCCCCC" w:sz="1"/>
-            </w:tcBorders>
-            <w:shd w:fill="F2F2F2" w:val="clear"/>
-            <w:tcMar>
-              <w:top w:type="dxa" w:w="60"/>
-              <w:left w:type="dxa" w:w="100"/>
-              <w:bottom w:type="dxa" w:w="60"/>
-              <w:right w:type="dxa" w:w="100"/>
-            </w:tcMar>
-          </w:tcPr>
-          <w:p>
-            <w:r>
-              <w:rPr>
-                <w:rFonts w:ascii="Arial" w:cs="Arial" w:eastAsia="Arial" w:hAnsi="Arial"/>
-                <w:sz w:val="20"/>
-                <w:szCs w:val="20"/>
-              </w:rPr>
-              <w:t xml:space="preserve">Error-Recovery verbessern</w:t>
-            </w:r>
-          </w:p>
-        </w:tc>
-        <w:tc>
-          <w:tcPr>
-            <w:tcW w:type="dxa" w:w="2200"/>
-            <w:tcBorders>
-              <w:top w:val="single" w:color="CCCCCC" w:sz="1"/>
-              <w:left w:val="single" w:color="CCCCCC" w:sz="1"/>
-              <w:bottom w:val="single" w:color="CCCCCC" w:sz="1"/>
-              <w:right w:val="single" w:color="CCCCCC" w:sz="1"/>
-            </w:tcBorders>
-            <w:shd w:fill="F2F2F2" w:val="clear"/>
-            <w:tcMar>
-              <w:top w:type="dxa" w:w="60"/>
-              <w:left w:type="dxa" w:w="100"/>
-              <w:bottom w:type="dxa" w:w="60"/>
-              <w:right w:type="dxa" w:w="100"/>
-            </w:tcMar>
-          </w:tcPr>
-          <w:p>
-            <w:r>
-              <w:rPr>
-                <w:rFonts w:ascii="Arial" w:cs="Arial" w:eastAsia="Arial" w:hAnsi="Arial"/>
-                <w:sz w:val="20"/>
-                <w:szCs w:val="20"/>
-              </w:rPr>
-              <w:t xml:space="preserve">health_check.py</w:t>
-            </w:r>
-          </w:p>
-        </w:tc>
-        <w:tc>
-          <w:tcPr>
-            <w:tcW w:type="dxa" w:w="3200"/>
-            <w:tcBorders>
-              <w:top w:val="single" w:color="CCCCCC" w:sz="1"/>
-              <w:left w:val="single" w:color="CCCCCC" w:sz="1"/>
-              <w:bottom w:val="single" w:color="CCCCCC" w:sz="1"/>
-              <w:right w:val="single" w:color="CCCCCC" w:sz="1"/>
-            </w:tcBorders>
-            <w:shd w:fill="F2F2F2" w:val="clear"/>
-            <w:tcMar>
-              <w:top w:type="dxa" w:w="60"/>
-              <w:left w:type="dxa" w:w="100"/>
-              <w:bottom w:type="dxa" w:w="60"/>
-              <w:right w:type="dxa" w:w="100"/>
-            </w:tcMar>
-          </w:tcPr>
-          <w:p>
-            <w:r>
-              <w:rPr>
-                <w:rFonts w:ascii="Arial" w:cs="Arial" w:eastAsia="Arial" w:hAnsi="Arial"/>
-                <w:sz w:val="20"/>
-                <w:szCs w:val="20"/>
-              </w:rPr>
-              <w:t xml:space="preserve">Nach fehlgeschlagenem Auto-Restart: Exponentielles Backoff statt sofortigem Retry</w:t>
-            </w:r>
-          </w:p>
-        </w:tc>
-        <w:tc>
-          <w:tcPr>
-            <w:tcW w:type="dxa" w:w="1740"/>
-            <w:tcBorders>
-              <w:top w:val="single" w:color="CCCCCC" w:sz="1"/>
-              <w:left w:val="single" w:color="CCCCCC" w:sz="1"/>
-              <w:bottom w:val="single" w:color="CCCCCC" w:sz="1"/>
-              <w:right w:val="single" w:color="CCCCCC" w:sz="1"/>
-            </w:tcBorders>
-            <w:shd w:fill="F2F2F2" w:val="clear"/>
-            <w:tcMar>
-              <w:top w:type="dxa" w:w="60"/>
-              <w:left w:type="dxa" w:w="100"/>
-              <w:bottom w:type="dxa" w:w="60"/>
-              <w:right w:type="dxa" w:w="100"/>
-            </w:tcMar>
-          </w:tcPr>
-          <w:p>
-            <w:r>
-              <w:rPr>
-                <w:rFonts w:ascii="Arial" w:cs="Arial" w:eastAsia="Arial" w:hAnsi="Arial"/>
-                <w:sz w:val="20"/>
-                <w:szCs w:val="20"/>
-              </w:rPr>
-              <w:t xml:space="preserve">Mittel</w:t>
-            </w:r>
-          </w:p>
-        </w:tc>
-      </w:tr>
-      <w:tr>
-        <w:tc>
-          <w:tcPr>
-            <w:tcW w:type="dxa" w:w="2200"/>
-            <w:tcBorders>
-              <w:top w:val="single" w:color="CCCCCC" w:sz="1"/>
-              <w:left w:val="single" w:color="CCCCCC" w:sz="1"/>
-              <w:bottom w:val="single" w:color="CCCCCC" w:sz="1"/>
-              <w:right w:val="single" w:color="CCCCCC" w:sz="1"/>
-            </w:tcBorders>
-            <w:tcMar>
-              <w:top w:type="dxa" w:w="60"/>
-              <w:left w:type="dxa" w:w="100"/>
-              <w:bottom w:type="dxa" w:w="60"/>
-              <w:right w:type="dxa" w:w="100"/>
-            </w:tcMar>
-          </w:tcPr>
-          <w:p>
-            <w:r>
-              <w:rPr>
-                <w:rFonts w:ascii="Arial" w:cs="Arial" w:eastAsia="Arial" w:hAnsi="Arial"/>
-                <w:sz w:val="20"/>
-                <w:szCs w:val="20"/>
-              </w:rPr>
-              <w:t xml:space="preserve">Backup-Verify erweitern</w:t>
-            </w:r>
-          </w:p>
-        </w:tc>
-        <w:tc>
-          <w:tcPr>
-            <w:tcW w:type="dxa" w:w="2200"/>
-            <w:tcBorders>
-              <w:top w:val="single" w:color="CCCCCC" w:sz="1"/>
-              <w:left w:val="single" w:color="CCCCCC" w:sz="1"/>
-              <w:bottom w:val="single" w:color="CCCCCC" w:sz="1"/>
-              <w:right w:val="single" w:color="CCCCCC" w:sz="1"/>
-            </w:tcBorders>
-            <w:tcMar>
-              <w:top w:type="dxa" w:w="60"/>
-              <w:left w:type="dxa" w:w="100"/>
-              <w:bottom w:type="dxa" w:w="60"/>
-              <w:right w:type="dxa" w:w="100"/>
-            </w:tcMar>
-          </w:tcPr>
-          <w:p>
-            <w:r>
-              <w:rPr>
-                <w:rFonts w:ascii="Arial" w:cs="Arial" w:eastAsia="Arial" w:hAnsi="Arial"/>
-                <w:sz w:val="20"/>
-                <w:szCs w:val="20"/>
-              </w:rPr>
-              <w:t xml:space="preserve">backup_manager.py</w:t>
-            </w:r>
-          </w:p>
-        </w:tc>
-        <w:tc>
-          <w:tcPr>
-            <w:tcW w:type="dxa" w:w="3200"/>
-            <w:tcBorders>
-              <w:top w:val="single" w:color="CCCCCC" w:sz="1"/>
-              <w:left w:val="single" w:color="CCCCCC" w:sz="1"/>
-              <w:bottom w:val="single" w:color="CCCCCC" w:sz="1"/>
-              <w:right w:val="single" w:color="CCCCCC" w:sz="1"/>
-            </w:tcBorders>
-            <w:tcMar>
-              <w:top w:type="dxa" w:w="60"/>
-              <w:left w:type="dxa" w:w="100"/>
-              <w:bottom w:type="dxa" w:w="60"/>
-              <w:right w:type="dxa" w:w="100"/>
-            </w:tcMar>
-          </w:tcPr>
-          <w:p>
-            <w:r>
-              <w:rPr>
-                <w:rFonts w:ascii="Arial" w:cs="Arial" w:eastAsia="Arial" w:hAnsi="Arial"/>
-                <w:sz w:val="20"/>
-                <w:szCs w:val="20"/>
-              </w:rPr>
-              <w:t xml:space="preserve">tar.gz-Integritätsprüfung: Nicht nur Dateiexistenz, sondern auch Entpack-Test</w:t>
-            </w:r>
-          </w:p>
-        </w:tc>
-        <w:tc>
-          <w:tcPr>
-            <w:tcW w:type="dxa" w:w="1740"/>
-            <w:tcBorders>
-              <w:top w:val="single" w:color="CCCCCC" w:sz="1"/>
-              <w:left w:val="single" w:color="CCCCCC" w:sz="1"/>
-              <w:bottom w:val="single" w:color="CCCCCC" w:sz="1"/>
-              <w:right w:val="single" w:color="CCCCCC" w:sz="1"/>
-            </w:tcBorders>
-            <w:tcMar>
-              <w:top w:type="dxa" w:w="60"/>
-              <w:left w:type="dxa" w:w="100"/>
-              <w:bottom w:type="dxa" w:w="60"/>
-              <w:right w:type="dxa" w:w="100"/>
-            </w:tcMar>
-          </w:tcPr>
-          <w:p>
-            <w:r>
-              <w:rPr>
-                <w:rFonts w:ascii="Arial" w:cs="Arial" w:eastAsia="Arial" w:hAnsi="Arial"/>
-                <w:sz w:val="20"/>
-                <w:szCs w:val="20"/>
-              </w:rPr>
-              <w:t xml:space="preserve">Mittel</w:t>
-            </w:r>
-          </w:p>
-        </w:tc>
-      </w:tr>
-      <w:tr>
-        <w:tc>
-          <w:tcPr>
-            <w:tcW w:type="dxa" w:w="2200"/>
-            <w:tcBorders>
-              <w:top w:val="single" w:color="CCCCCC" w:sz="1"/>
-              <w:left w:val="single" w:color="CCCCCC" w:sz="1"/>
-              <w:bottom w:val="single" w:color="CCCCCC" w:sz="1"/>
-              <w:right w:val="single" w:color="CCCCCC" w:sz="1"/>
-            </w:tcBorders>
-            <w:shd w:fill="F2F2F2" w:val="clear"/>
-            <w:tcMar>
-              <w:top w:type="dxa" w:w="60"/>
-              <w:left w:type="dxa" w:w="100"/>
-              <w:bottom w:type="dxa" w:w="60"/>
-              <w:right w:type="dxa" w:w="100"/>
-            </w:tcMar>
-          </w:tcPr>
-          <w:p>
-            <w:r>
-              <w:rPr>
-                <w:rFonts w:ascii="Arial" w:cs="Arial" w:eastAsia="Arial" w:hAnsi="Arial"/>
-                <w:sz w:val="20"/>
-                <w:szCs w:val="20"/>
-              </w:rPr>
-              <w:t xml:space="preserve">Stats-Dashboard erweitern</w:t>
-            </w:r>
-          </w:p>
-        </w:tc>
-        <w:tc>
-          <w:tcPr>
-            <w:tcW w:type="dxa" w:w="2200"/>
-            <w:tcBorders>
-              <w:top w:val="single" w:color="CCCCCC" w:sz="1"/>
-              <w:left w:val="single" w:color="CCCCCC" w:sz="1"/>
-              <w:bottom w:val="single" w:color="CCCCCC" w:sz="1"/>
-              <w:right w:val="single" w:color="CCCCCC" w:sz="1"/>
-            </w:tcBorders>
-            <w:shd w:fill="F2F2F2" w:val="clear"/>
-            <w:tcMar>
-              <w:top w:type="dxa" w:w="60"/>
-              <w:left w:type="dxa" w:w="100"/>
-              <w:bottom w:type="dxa" w:w="60"/>
-              <w:right w:type="dxa" w:w="100"/>
-            </w:tcMar>
-          </w:tcPr>
-          <w:p>
-            <w:r>
-              <w:rPr>
-                <w:rFonts w:ascii="Arial" w:cs="Arial" w:eastAsia="Arial" w:hAnsi="Arial"/>
-                <w:sz w:val="20"/>
-                <w:szCs w:val="20"/>
-              </w:rPr>
-              <w:t xml:space="preserve">monitor_cog.py</w:t>
-            </w:r>
-          </w:p>
-        </w:tc>
-        <w:tc>
-          <w:tcPr>
-            <w:tcW w:type="dxa" w:w="3200"/>
-            <w:tcBorders>
-              <w:top w:val="single" w:color="CCCCCC" w:sz="1"/>
-              <w:left w:val="single" w:color="CCCCCC" w:sz="1"/>
-              <w:bottom w:val="single" w:color="CCCCCC" w:sz="1"/>
-              <w:right w:val="single" w:color="CCCCCC" w:sz="1"/>
-            </w:tcBorders>
-            <w:shd w:fill="F2F2F2" w:val="clear"/>
-            <w:tcMar>
-              <w:top w:type="dxa" w:w="60"/>
-              <w:left w:type="dxa" w:w="100"/>
-              <w:bottom w:type="dxa" w:w="60"/>
-              <w:right w:type="dxa" w:w="100"/>
-            </w:tcMar>
-          </w:tcPr>
-          <w:p>
-            <w:r>
-              <w:rPr>
-                <w:rFonts w:ascii="Arial" w:cs="Arial" w:eastAsia="Arial" w:hAnsi="Arial"/>
-                <w:sz w:val="20"/>
-                <w:szCs w:val="20"/>
-              </w:rPr>
-              <w:t xml:space="preserve">Graphische Spielzeit-Trends (letzte 7 Tage) im /report Command</w:t>
-            </w:r>
-          </w:p>
-        </w:tc>
-        <w:tc>
-          <w:tcPr>
-            <w:tcW w:type="dxa" w:w="1740"/>
-            <w:tcBorders>
-              <w:top w:val="single" w:color="CCCCCC" w:sz="1"/>
-              <w:left w:val="single" w:color="CCCCCC" w:sz="1"/>
-              <w:bottom w:val="single" w:color="CCCCCC" w:sz="1"/>
-              <w:right w:val="single" w:color="CCCCCC" w:sz="1"/>
-            </w:tcBorders>
-            <w:shd w:fill="F2F2F2" w:val="clear"/>
-            <w:tcMar>
-              <w:top w:type="dxa" w:w="60"/>
-              <w:left w:type="dxa" w:w="100"/>
-              <w:bottom w:type="dxa" w:w="60"/>
-              <w:right w:type="dxa" w:w="100"/>
-            </w:tcMar>
-          </w:tcPr>
-          <w:p>
-            <w:r>
-              <w:rPr>
-                <w:rFonts w:ascii="Arial" w:cs="Arial" w:eastAsia="Arial" w:hAnsi="Arial"/>
-                <w:sz w:val="20"/>
-                <w:szCs w:val="20"/>
-              </w:rPr>
-              <w:t xml:space="preserve">Niedrig</w:t>
-            </w:r>
-          </w:p>
-        </w:tc>
-      </w:tr>
-      <w:tr>
-        <w:tc>
-          <w:tcPr>
-            <w:tcW w:type="dxa" w:w="2200"/>
-            <w:tcBorders>
-              <w:top w:val="single" w:color="CCCCCC" w:sz="1"/>
-              <w:left w:val="single" w:color="CCCCCC" w:sz="1"/>
-              <w:bottom w:val="single" w:color="CCCCCC" w:sz="1"/>
-              <w:right w:val="single" w:color="CCCCCC" w:sz="1"/>
-            </w:tcBorders>
-            <w:tcMar>
-              <w:top w:type="dxa" w:w="60"/>
-              <w:left w:type="dxa" w:w="100"/>
-              <w:bottom w:type="dxa" w:w="60"/>
-              <w:right w:type="dxa" w:w="100"/>
-            </w:tcMar>
-          </w:tcPr>
-          <w:p>
-            <w:r>
-              <w:rPr>
-                <w:rFonts w:ascii="Arial" w:cs="Arial" w:eastAsia="Arial" w:hAnsi="Arial"/>
-                <w:sz w:val="20"/>
-                <w:szCs w:val="20"/>
-              </w:rPr>
-              <w:t xml:space="preserve">Config Hot-Reload</w:t>
-            </w:r>
-          </w:p>
-        </w:tc>
-        <w:tc>
-          <w:tcPr>
-            <w:tcW w:type="dxa" w:w="2200"/>
-            <w:tcBorders>
-              <w:top w:val="single" w:color="CCCCCC" w:sz="1"/>
-              <w:left w:val="single" w:color="CCCCCC" w:sz="1"/>
-              <w:bottom w:val="single" w:color="CCCCCC" w:sz="1"/>
-              <w:right w:val="single" w:color="CCCCCC" w:sz="1"/>
-            </w:tcBorders>
-            <w:tcMar>
-              <w:top w:type="dxa" w:w="60"/>
-              <w:left w:type="dxa" w:w="100"/>
-              <w:bottom w:type="dxa" w:w="60"/>
-              <w:right w:type="dxa" w:w="100"/>
-            </w:tcMar>
-          </w:tcPr>
-          <w:p>
-            <w:r>
-              <w:rPr>
-                <w:rFonts w:ascii="Arial" w:cs="Arial" w:eastAsia="Arial" w:hAnsi="Arial"/>
-                <w:sz w:val="20"/>
-                <w:szCs w:val="20"/>
-              </w:rPr>
-              <w:t xml:space="preserve">utils/config.py</w:t>
-            </w:r>
-          </w:p>
-        </w:tc>
-        <w:tc>
-          <w:tcPr>
-            <w:tcW w:type="dxa" w:w="3200"/>
-            <w:tcBorders>
-              <w:top w:val="single" w:color="CCCCCC" w:sz="1"/>
-              <w:left w:val="single" w:color="CCCCCC" w:sz="1"/>
-              <w:bottom w:val="single" w:color="CCCCCC" w:sz="1"/>
-              <w:right w:val="single" w:color="CCCCCC" w:sz="1"/>
-            </w:tcBorders>
-            <w:tcMar>
-              <w:top w:type="dxa" w:w="60"/>
-              <w:left w:type="dxa" w:w="100"/>
-              <w:bottom w:type="dxa" w:w="60"/>
-              <w:right w:type="dxa" w:w="100"/>
-            </w:tcMar>
-          </w:tcPr>
-          <w:p>
-            <w:r>
-              <w:rPr>
-                <w:rFonts w:ascii="Arial" w:cs="Arial" w:eastAsia="Arial" w:hAnsi="Arial"/>
-                <w:sz w:val="20"/>
-                <w:szCs w:val="20"/>
-              </w:rPr>
-              <w:t xml:space="preserve">config.json Änderungen ohne Bot-Neustart übernehmen</w:t>
-            </w:r>
-          </w:p>
-        </w:tc>
-        <w:tc>
-          <w:tcPr>
-            <w:tcW w:type="dxa" w:w="1740"/>
-            <w:tcBorders>
-              <w:top w:val="single" w:color="CCCCCC" w:sz="1"/>
-              <w:left w:val="single" w:color="CCCCCC" w:sz="1"/>
-              <w:bottom w:val="single" w:color="CCCCCC" w:sz="1"/>
-              <w:right w:val="single" w:color="CCCCCC" w:sz="1"/>
-            </w:tcBorders>
-            <w:tcMar>
-              <w:top w:type="dxa" w:w="60"/>
-              <w:left w:type="dxa" w:w="100"/>
-              <w:bottom w:type="dxa" w:w="60"/>
-              <w:right w:type="dxa" w:w="100"/>
-            </w:tcMar>
-          </w:tcPr>
-          <w:p>
-            <w:r>
-              <w:rPr>
-                <w:rFonts w:ascii="Arial" w:cs="Arial" w:eastAsia="Arial" w:hAnsi="Arial"/>
-                <w:sz w:val="20"/>
-                <w:szCs w:val="20"/>
-              </w:rPr>
-              <w:t xml:space="preserve">Niedrig</w:t>
-            </w:r>
-          </w:p>
-        </w:tc>
-      </w:tr>
-      <w:tr>
-        <w:tc>
-          <w:tcPr>
-            <w:tcW w:type="dxa" w:w="2200"/>
-            <w:tcBorders>
-              <w:top w:val="single" w:color="CCCCCC" w:sz="1"/>
-              <w:left w:val="single" w:color="CCCCCC" w:sz="1"/>
-              <w:bottom w:val="single" w:color="CCCCCC" w:sz="1"/>
-              <w:right w:val="single" w:color="CCCCCC" w:sz="1"/>
-            </w:tcBorders>
-            <w:shd w:fill="F2F2F2" w:val="clear"/>
-            <w:tcMar>
-              <w:top w:type="dxa" w:w="60"/>
-              <w:left w:type="dxa" w:w="100"/>
-              <w:bottom w:type="dxa" w:w="60"/>
-              <w:right w:type="dxa" w:w="100"/>
-            </w:tcMar>
-          </w:tcPr>
-          <w:p>
-            <w:r>
-              <w:rPr>
-                <w:rFonts w:ascii="Arial" w:cs="Arial" w:eastAsia="Arial" w:hAnsi="Arial"/>
-                <w:sz w:val="20"/>
-                <w:szCs w:val="20"/>
-              </w:rPr>
-              <w:t xml:space="preserve">Command-Cooldowns</w:t>
-            </w:r>
-          </w:p>
-        </w:tc>
-        <w:tc>
-          <w:tcPr>
-            <w:tcW w:type="dxa" w:w="2200"/>
-            <w:tcBorders>
-              <w:top w:val="single" w:color="CCCCCC" w:sz="1"/>
-              <w:left w:val="single" w:color="CCCCCC" w:sz="1"/>
-              <w:bottom w:val="single" w:color="CCCCCC" w:sz="1"/>
-              <w:right w:val="single" w:color="CCCCCC" w:sz="1"/>
-            </w:tcBorders>
-            <w:shd w:fill="F2F2F2" w:val="clear"/>
-            <w:tcMar>
-              <w:top w:type="dxa" w:w="60"/>
-              <w:left w:type="dxa" w:w="100"/>
-              <w:bottom w:type="dxa" w:w="60"/>
-              <w:right w:type="dxa" w:w="100"/>
-            </w:tcMar>
-          </w:tcPr>
-          <w:p>
-            <w:r>
-              <w:rPr>
-                <w:rFonts w:ascii="Arial" w:cs="Arial" w:eastAsia="Arial" w:hAnsi="Arial"/>
-                <w:sz w:val="20"/>
-                <w:szCs w:val="20"/>
-              </w:rPr>
-              <w:t xml:space="preserve">satisfactory_cog.py</w:t>
-            </w:r>
-          </w:p>
-        </w:tc>
-        <w:tc>
-          <w:tcPr>
-            <w:tcW w:type="dxa" w:w="3200"/>
-            <w:tcBorders>
-              <w:top w:val="single" w:color="CCCCCC" w:sz="1"/>
-              <w:left w:val="single" w:color="CCCCCC" w:sz="1"/>
-              <w:bottom w:val="single" w:color="CCCCCC" w:sz="1"/>
-              <w:right w:val="single" w:color="CCCCCC" w:sz="1"/>
-            </w:tcBorders>
-            <w:shd w:fill="F2F2F2" w:val="clear"/>
-            <w:tcMar>
-              <w:top w:type="dxa" w:w="60"/>
-              <w:left w:type="dxa" w:w="100"/>
-              <w:bottom w:type="dxa" w:w="60"/>
-              <w:right w:type="dxa" w:w="100"/>
-            </w:tcMar>
-          </w:tcPr>
-          <w:p>
-            <w:r>
-              <w:rPr>
-                <w:rFonts w:ascii="Arial" w:cs="Arial" w:eastAsia="Arial" w:hAnsi="Arial"/>
-                <w:sz w:val="20"/>
-                <w:szCs w:val="20"/>
-              </w:rPr>
-              <w:t xml:space="preserve">Cooldowns für /sat start und /sat restart (60s) um versehentliche Doppel-Aufrufe zu verhindern</w:t>
-            </w:r>
-          </w:p>
-        </w:tc>
-        <w:tc>
-          <w:tcPr>
-            <w:tcW w:type="dxa" w:w="1740"/>
-            <w:tcBorders>
-              <w:top w:val="single" w:color="CCCCCC" w:sz="1"/>
-              <w:left w:val="single" w:color="CCCCCC" w:sz="1"/>
-              <w:bottom w:val="single" w:color="CCCCCC" w:sz="1"/>
-              <w:right w:val="single" w:color="CCCCCC" w:sz="1"/>
-            </w:tcBorders>
-            <w:shd w:fill="F2F2F2" w:val="clear"/>
-            <w:tcMar>
-              <w:top w:type="dxa" w:w="60"/>
-              <w:left w:type="dxa" w:w="100"/>
-              <w:bottom w:type="dxa" w:w="60"/>
-              <w:right w:type="dxa" w:w="100"/>
-            </w:tcMar>
-          </w:tcPr>
-          <w:p>
-            <w:r>
-              <w:rPr>
-                <w:rFonts w:ascii="Arial" w:cs="Arial" w:eastAsia="Arial" w:hAnsi="Arial"/>
-                <w:sz w:val="20"/>
-                <w:szCs w:val="20"/>
-              </w:rPr>
-              <w:t xml:space="preserve">Mittel</w:t>
-            </w:r>
-          </w:p>
-        </w:tc>
-      </w:tr>
-      <w:tr>
-        <w:tc>
-          <w:tcPr>
-            <w:tcW w:type="dxa" w:w="2200"/>
-            <w:tcBorders>
-              <w:top w:val="single" w:color="CCCCCC" w:sz="1"/>
-              <w:left w:val="single" w:color="CCCCCC" w:sz="1"/>
-              <w:bottom w:val="single" w:color="CCCCCC" w:sz="1"/>
-              <w:right w:val="single" w:color="CCCCCC" w:sz="1"/>
-            </w:tcBorders>
-            <w:tcMar>
-              <w:top w:type="dxa" w:w="60"/>
-              <w:left w:type="dxa" w:w="100"/>
-              <w:bottom w:type="dxa" w:w="60"/>
-              <w:right w:type="dxa" w:w="100"/>
-            </w:tcMar>
-          </w:tcPr>
-          <w:p>
-            <w:r>
-              <w:rPr>
-                <w:rFonts w:ascii="Arial" w:cs="Arial" w:eastAsia="Arial" w:hAnsi="Arial"/>
-                <w:sz w:val="20"/>
-                <w:szCs w:val="20"/>
-              </w:rPr>
-              <w:t xml:space="preserve">Audit-Log erweitern</w:t>
-            </w:r>
-          </w:p>
-        </w:tc>
-        <w:tc>
-          <w:tcPr>
-            <w:tcW w:type="dxa" w:w="2200"/>
-            <w:tcBorders>
-              <w:top w:val="single" w:color="CCCCCC" w:sz="1"/>
-              <w:left w:val="single" w:color="CCCCCC" w:sz="1"/>
-              <w:bottom w:val="single" w:color="CCCCCC" w:sz="1"/>
-              <w:right w:val="single" w:color="CCCCCC" w:sz="1"/>
-            </w:tcBorders>
-            <w:tcMar>
-              <w:top w:type="dxa" w:w="60"/>
-              <w:left w:type="dxa" w:w="100"/>
-              <w:bottom w:type="dxa" w:w="60"/>
-              <w:right w:type="dxa" w:w="100"/>
-            </w:tcMar>
-          </w:tcPr>
-          <w:p>
-            <w:r>
-              <w:rPr>
-                <w:rFonts w:ascii="Arial" w:cs="Arial" w:eastAsia="Arial" w:hAnsi="Arial"/>
-                <w:sz w:val="20"/>
-                <w:szCs w:val="20"/>
-              </w:rPr>
-              <w:t xml:space="preserve">command_logger.py</w:t>
-            </w:r>
-          </w:p>
-        </w:tc>
-        <w:tc>
-          <w:tcPr>
-            <w:tcW w:type="dxa" w:w="3200"/>
-            <w:tcBorders>
-              <w:top w:val="single" w:color="CCCCCC" w:sz="1"/>
-              <w:left w:val="single" w:color="CCCCCC" w:sz="1"/>
-              <w:bottom w:val="single" w:color="CCCCCC" w:sz="1"/>
-              <w:right w:val="single" w:color="CCCCCC" w:sz="1"/>
-            </w:tcBorders>
-            <w:tcMar>
-              <w:top w:type="dxa" w:w="60"/>
-              <w:left w:type="dxa" w:w="100"/>
-              <w:bottom w:type="dxa" w:w="60"/>
-              <w:right w:type="dxa" w:w="100"/>
-            </w:tcMar>
-          </w:tcPr>
-          <w:p>
-            <w:r>
-              <w:rPr>
-                <w:rFonts w:ascii="Arial" w:cs="Arial" w:eastAsia="Arial" w:hAnsi="Arial"/>
-                <w:sz w:val="20"/>
-                <w:szCs w:val="20"/>
-              </w:rPr>
-              <w:t xml:space="preserve">Auch fehlgeschlagene Commands und Permission-Denials loggen</w:t>
-            </w:r>
-          </w:p>
-        </w:tc>
-        <w:tc>
-          <w:tcPr>
-            <w:tcW w:type="dxa" w:w="1740"/>
-            <w:tcBorders>
-              <w:top w:val="single" w:color="CCCCCC" w:sz="1"/>
-              <w:left w:val="single" w:color="CCCCCC" w:sz="1"/>
-              <w:bottom w:val="single" w:color="CCCCCC" w:sz="1"/>
-              <w:right w:val="single" w:color="CCCCCC" w:sz="1"/>
-            </w:tcBorders>
-            <w:tcMar>
-              <w:top w:type="dxa" w:w="60"/>
-              <w:left w:type="dxa" w:w="100"/>
-              <w:bottom w:type="dxa" w:w="60"/>
-              <w:right w:type="dxa" w:w="100"/>
-            </w:tcMar>
-          </w:tcPr>
-          <w:p>
-            <w:r>
-              <w:rPr>
-                <w:rFonts w:ascii="Arial" w:cs="Arial" w:eastAsia="Arial" w:hAnsi="Arial"/>
-                <w:sz w:val="20"/>
-                <w:szCs w:val="20"/>
-              </w:rPr>
-              <w:t xml:space="preserve">Niedrig</w:t>
-            </w:r>
-          </w:p>
-        </w:tc>
-      </w:tr>
-      <w:tr>
-        <w:tc>
-          <w:tcPr>
-            <w:tcW w:type="dxa" w:w="2200"/>
-            <w:tcBorders>
-              <w:top w:val="single" w:color="CCCCCC" w:sz="1"/>
-              <w:left w:val="single" w:color="CCCCCC" w:sz="1"/>
-              <w:bottom w:val="single" w:color="CCCCCC" w:sz="1"/>
-              <w:right w:val="single" w:color="CCCCCC" w:sz="1"/>
-            </w:tcBorders>
-            <w:shd w:fill="F2F2F2" w:val="clear"/>
-            <w:tcMar>
-              <w:top w:type="dxa" w:w="60"/>
-              <w:left w:type="dxa" w:w="100"/>
-              <w:bottom w:type="dxa" w:w="60"/>
-              <w:right w:type="dxa" w:w="100"/>
-            </w:tcMar>
-          </w:tcPr>
-          <w:p>
-            <w:r>
-              <w:rPr>
-                <w:rFonts w:ascii="Arial" w:cs="Arial" w:eastAsia="Arial" w:hAnsi="Arial"/>
-                <w:sz w:val="20"/>
-                <w:szCs w:val="20"/>
-              </w:rPr>
-              <w:t xml:space="preserve">Savegame-Grössen-Trend</w:t>
-            </w:r>
-          </w:p>
-        </w:tc>
-        <w:tc>
-          <w:tcPr>
-            <w:tcW w:type="dxa" w:w="2200"/>
-            <w:tcBorders>
-              <w:top w:val="single" w:color="CCCCCC" w:sz="1"/>
-              <w:left w:val="single" w:color="CCCCCC" w:sz="1"/>
-              <w:bottom w:val="single" w:color="CCCCCC" w:sz="1"/>
-              <w:right w:val="single" w:color="CCCCCC" w:sz="1"/>
-            </w:tcBorders>
-            <w:shd w:fill="F2F2F2" w:val="clear"/>
-            <w:tcMar>
-              <w:top w:type="dxa" w:w="60"/>
-              <w:left w:type="dxa" w:w="100"/>
-              <w:bottom w:type="dxa" w:w="60"/>
-              <w:right w:type="dxa" w:w="100"/>
-            </w:tcMar>
-          </w:tcPr>
-          <w:p>
-            <w:r>
-              <w:rPr>
-                <w:rFonts w:ascii="Arial" w:cs="Arial" w:eastAsia="Arial" w:hAnsi="Arial"/>
-                <w:sz w:val="20"/>
-                <w:szCs w:val="20"/>
-              </w:rPr>
-              <w:t xml:space="preserve">savegame_protection.py</w:t>
-            </w:r>
-          </w:p>
-        </w:tc>
-        <w:tc>
-          <w:tcPr>
-            <w:tcW w:type="dxa" w:w="3200"/>
-            <w:tcBorders>
-              <w:top w:val="single" w:color="CCCCCC" w:sz="1"/>
-              <w:left w:val="single" w:color="CCCCCC" w:sz="1"/>
-              <w:bottom w:val="single" w:color="CCCCCC" w:sz="1"/>
-              <w:right w:val="single" w:color="CCCCCC" w:sz="1"/>
-            </w:tcBorders>
-            <w:shd w:fill="F2F2F2" w:val="clear"/>
-            <w:tcMar>
-              <w:top w:type="dxa" w:w="60"/>
-              <w:left w:type="dxa" w:w="100"/>
-              <w:bottom w:type="dxa" w:w="60"/>
-              <w:right w:type="dxa" w:w="100"/>
-            </w:tcMar>
-          </w:tcPr>
-          <w:p>
-            <w:r>
-              <w:rPr>
-                <w:rFonts w:ascii="Arial" w:cs="Arial" w:eastAsia="Arial" w:hAnsi="Arial"/>
-                <w:sz w:val="20"/>
-                <w:szCs w:val="20"/>
-              </w:rPr>
-              <w:t xml:space="preserve">Warnung wenn Savegame-Grösse plötzlich um &gt;50% schrumpft (mögliche Korruption)</w:t>
-            </w:r>
-          </w:p>
-        </w:tc>
-        <w:tc>
-          <w:tcPr>
-            <w:tcW w:type="dxa" w:w="1740"/>
-            <w:tcBorders>
-              <w:top w:val="single" w:color="CCCCCC" w:sz="1"/>
-              <w:left w:val="single" w:color="CCCCCC" w:sz="1"/>
-              <w:bottom w:val="single" w:color="CCCCCC" w:sz="1"/>
-              <w:right w:val="single" w:color="CCCCCC" w:sz="1"/>
-            </w:tcBorders>
-            <w:shd w:fill="F2F2F2" w:val="clear"/>
-            <w:tcMar>
-              <w:top w:type="dxa" w:w="60"/>
-              <w:left w:type="dxa" w:w="100"/>
-              <w:bottom w:type="dxa" w:w="60"/>
-              <w:right w:type="dxa" w:w="100"/>
-            </w:tcMar>
-          </w:tcPr>
-          <w:p>
-            <w:r>
-              <w:rPr>
-                <w:rFonts w:ascii="Arial" w:cs="Arial" w:eastAsia="Arial" w:hAnsi="Arial"/>
-                <w:sz w:val="20"/>
-                <w:szCs w:val="20"/>
-              </w:rPr>
-              <w:t xml:space="preserve">Mittel</w:t>
-            </w:r>
-          </w:p>
-        </w:tc>
-      </w:tr>
-    </w:tbl>
-    <w:p>
-      <w:pPr>
-        <w:spacing w:after="200"/>
-      </w:pPr>
-    </w:p>
-    <w:p>
-      <w:pPr>
-        <w:pStyle w:val="Heading2"/>
-      </w:pPr>
-      <w:r>
-        <w:t xml:space="preserve">14.7 Minecraft-Integration (Phase 14a–14o)</w:t>
-      </w:r>
-    </w:p>
-    <w:p>
-      <w:pPr>
-        <w:spacing w:after="120"/>
-      </w:pPr>
-      <w:r>
-        <w:rPr>
-          <w:rFonts w:ascii="Arial" w:cs="Arial" w:eastAsia="Arial" w:hAnsi="Arial"/>
-          <w:sz w:val="22"/>
-          <w:szCs w:val="22"/>
-        </w:rPr>
-        <w:t xml:space="preserve">Die vollständige Minecraft-Integration ist in Kapitel 13 detailliert beschrieben. Sie umfasst 15 Phasen (14a bis 14o) und wird nach dem Code-Review gestartet. Zusammenfassung der Meilensteine:</w:t>
-      </w:r>
-    </w:p>
-    <w:p>
-      <w:pPr>
-        <w:spacing w:after="200"/>
-      </w:pPr>
-    </w:p>
-    <w:tbl>
-      <w:tblPr>
-        <w:tblW w:type="dxa" w:w="9360"/>
-        <w:tblBorders>
-          <w:top w:val="single" w:color="auto" w:sz="4"/>
-          <w:left w:val="single" w:color="auto" w:sz="4"/>
-          <w:bottom w:val="single" w:color="auto" w:sz="4"/>
-          <w:right w:val="single" w:color="auto" w:sz="4"/>
-          <w:insideH w:val="single" w:color="auto" w:sz="4"/>
-          <w:insideV w:val="single" w:color="auto" w:sz="4"/>
-        </w:tblBorders>
-      </w:tblPr>
-      <w:tblGrid>
-        <w:gridCol w:w="2000"/>
-        <w:gridCol w:w="1400"/>
-        <w:gridCol w:w="3800"/>
-        <w:gridCol w:w="2160"/>
-      </w:tblGrid>
-      <w:tr>
-        <w:tc>
-          <w:tcPr>
-            <w:tcW w:type="dxa" w:w="2000"/>
-            <w:tcBorders>
-              <w:top w:val="single" w:color="CCCCCC" w:sz="1"/>
-              <w:left w:val="single" w:color="CCCCCC" w:sz="1"/>
-              <w:bottom w:val="single" w:color="CCCCCC" w:sz="1"/>
-              <w:right w:val="single" w:color="CCCCCC" w:sz="1"/>
-            </w:tcBorders>
-            <w:shd w:fill="1F3864" w:val="clear"/>
-            <w:tcMar>
-              <w:top w:type="dxa" w:w="60"/>
-              <w:left w:type="dxa" w:w="100"/>
-              <w:bottom w:type="dxa" w:w="60"/>
-              <w:right w:type="dxa" w:w="100"/>
-            </w:tcMar>
-            <w:vAlign w:val="center"/>
-          </w:tcPr>
-          <w:p>
-            <w:r>
-              <w:rPr>
-                <w:rFonts w:ascii="Arial" w:cs="Arial" w:eastAsia="Arial" w:hAnsi="Arial"/>
-                <w:b/>
-                <w:bCs/>
-                <w:color w:val="FFFFFF"/>
-                <w:sz w:val="20"/>
-                <w:szCs w:val="20"/>
-              </w:rPr>
-              <w:t xml:space="preserve">Meilenstein</w:t>
-            </w:r>
-          </w:p>
-        </w:tc>
-        <w:tc>
-          <w:tcPr>
-            <w:tcW w:type="dxa" w:w="1400"/>
-            <w:tcBorders>
-              <w:top w:val="single" w:color="CCCCCC" w:sz="1"/>
-              <w:left w:val="single" w:color="CCCCCC" w:sz="1"/>
-              <w:bottom w:val="single" w:color="CCCCCC" w:sz="1"/>
-              <w:right w:val="single" w:color="CCCCCC" w:sz="1"/>
-            </w:tcBorders>
-            <w:shd w:fill="1F3864" w:val="clear"/>
-            <w:tcMar>
-              <w:top w:type="dxa" w:w="60"/>
-              <w:left w:type="dxa" w:w="100"/>
-              <w:bottom w:type="dxa" w:w="60"/>
-              <w:right w:type="dxa" w:w="100"/>
-            </w:tcMar>
-            <w:vAlign w:val="center"/>
-          </w:tcPr>
-          <w:p>
-            <w:r>
-              <w:rPr>
-                <w:rFonts w:ascii="Arial" w:cs="Arial" w:eastAsia="Arial" w:hAnsi="Arial"/>
-                <w:b/>
-                <w:bCs/>
-                <w:color w:val="FFFFFF"/>
-                <w:sz w:val="20"/>
-                <w:szCs w:val="20"/>
-              </w:rPr>
-              <w:t xml:space="preserve">Phasen</w:t>
-            </w:r>
-          </w:p>
-        </w:tc>
-        <w:tc>
-          <w:tcPr>
-            <w:tcW w:type="dxa" w:w="3800"/>
-            <w:tcBorders>
-              <w:top w:val="single" w:color="CCCCCC" w:sz="1"/>
-              <w:left w:val="single" w:color="CCCCCC" w:sz="1"/>
-              <w:bottom w:val="single" w:color="CCCCCC" w:sz="1"/>
-              <w:right w:val="single" w:color="CCCCCC" w:sz="1"/>
-            </w:tcBorders>
-            <w:shd w:fill="1F3864" w:val="clear"/>
-            <w:tcMar>
-              <w:top w:type="dxa" w:w="60"/>
-              <w:left w:type="dxa" w:w="100"/>
-              <w:bottom w:type="dxa" w:w="60"/>
-              <w:right w:type="dxa" w:w="100"/>
-            </w:tcMar>
-            <w:vAlign w:val="center"/>
-          </w:tcPr>
-          <w:p>
-            <w:r>
-              <w:rPr>
-                <w:rFonts w:ascii="Arial" w:cs="Arial" w:eastAsia="Arial" w:hAnsi="Arial"/>
-                <w:b/>
-                <w:bCs/>
-                <w:color w:val="FFFFFF"/>
-                <w:sz w:val="20"/>
-                <w:szCs w:val="20"/>
-              </w:rPr>
-              <w:t xml:space="preserve">Beschreibung</w:t>
-            </w:r>
-          </w:p>
-        </w:tc>
-        <w:tc>
-          <w:tcPr>
-            <w:tcW w:type="dxa" w:w="2160"/>
-            <w:tcBorders>
-              <w:top w:val="single" w:color="CCCCCC" w:sz="1"/>
-              <w:left w:val="single" w:color="CCCCCC" w:sz="1"/>
-              <w:bottom w:val="single" w:color="CCCCCC" w:sz="1"/>
-              <w:right w:val="single" w:color="CCCCCC" w:sz="1"/>
-            </w:tcBorders>
-            <w:shd w:fill="1F3864" w:val="clear"/>
-            <w:tcMar>
-              <w:top w:type="dxa" w:w="60"/>
-              <w:left w:type="dxa" w:w="100"/>
-              <w:bottom w:type="dxa" w:w="60"/>
-              <w:right w:type="dxa" w:w="100"/>
-            </w:tcMar>
-            <w:vAlign w:val="center"/>
-          </w:tcPr>
-          <w:p>
-            <w:r>
-              <w:rPr>
-                <w:rFonts w:ascii="Arial" w:cs="Arial" w:eastAsia="Arial" w:hAnsi="Arial"/>
-                <w:b/>
-                <w:bCs/>
-                <w:color w:val="FFFFFF"/>
-                <w:sz w:val="20"/>
-                <w:szCs w:val="20"/>
-              </w:rPr>
-              <w:t xml:space="preserve">Geschätzter Aufwand</w:t>
-            </w:r>
-          </w:p>
-        </w:tc>
-      </w:tr>
-      <w:tr>
-        <w:tc>
-          <w:tcPr>
-            <w:tcW w:type="dxa" w:w="2000"/>
-            <w:tcBorders>
-              <w:top w:val="single" w:color="CCCCCC" w:sz="1"/>
-              <w:left w:val="single" w:color="CCCCCC" w:sz="1"/>
-              <w:bottom w:val="single" w:color="CCCCCC" w:sz="1"/>
-              <w:right w:val="single" w:color="CCCCCC" w:sz="1"/>
-            </w:tcBorders>
-            <w:tcMar>
-              <w:top w:type="dxa" w:w="60"/>
-              <w:left w:type="dxa" w:w="100"/>
-              <w:bottom w:type="dxa" w:w="60"/>
-              <w:right w:type="dxa" w:w="100"/>
-            </w:tcMar>
-          </w:tcPr>
-          <w:p>
-            <w:r>
-              <w:rPr>
-                <w:rFonts w:ascii="Arial" w:cs="Arial" w:eastAsia="Arial" w:hAnsi="Arial"/>
-                <w:sz w:val="20"/>
-                <w:szCs w:val="20"/>
-              </w:rPr>
-              <w:t xml:space="preserve">Server-Setup</w:t>
-            </w:r>
-          </w:p>
-        </w:tc>
-        <w:tc>
-          <w:tcPr>
-            <w:tcW w:type="dxa" w:w="1400"/>
-            <w:tcBorders>
-              <w:top w:val="single" w:color="CCCCCC" w:sz="1"/>
-              <w:left w:val="single" w:color="CCCCCC" w:sz="1"/>
-              <w:bottom w:val="single" w:color="CCCCCC" w:sz="1"/>
-              <w:right w:val="single" w:color="CCCCCC" w:sz="1"/>
-            </w:tcBorders>
-            <w:tcMar>
-              <w:top w:type="dxa" w:w="60"/>
-              <w:left w:type="dxa" w:w="100"/>
-              <w:bottom w:type="dxa" w:w="60"/>
-              <w:right w:type="dxa" w:w="100"/>
-            </w:tcMar>
-          </w:tcPr>
-          <w:p>
-            <w:r>
-              <w:rPr>
-                <w:rFonts w:ascii="Arial" w:cs="Arial" w:eastAsia="Arial" w:hAnsi="Arial"/>
-                <w:sz w:val="20"/>
-                <w:szCs w:val="20"/>
-              </w:rPr>
-              <w:t xml:space="preserve">14a–14d</w:t>
-            </w:r>
-          </w:p>
-        </w:tc>
-        <w:tc>
-          <w:tcPr>
-            <w:tcW w:type="dxa" w:w="3800"/>
-            <w:tcBorders>
-              <w:top w:val="single" w:color="CCCCCC" w:sz="1"/>
-              <w:left w:val="single" w:color="CCCCCC" w:sz="1"/>
-              <w:bottom w:val="single" w:color="CCCCCC" w:sz="1"/>
-              <w:right w:val="single" w:color="CCCCCC" w:sz="1"/>
-            </w:tcBorders>
-            <w:tcMar>
-              <w:top w:type="dxa" w:w="60"/>
-              <w:left w:type="dxa" w:w="100"/>
-              <w:bottom w:type="dxa" w:w="60"/>
-              <w:right w:type="dxa" w:w="100"/>
-            </w:tcMar>
-          </w:tcPr>
-          <w:p>
-            <w:r>
-              <w:rPr>
-                <w:rFonts w:ascii="Arial" w:cs="Arial" w:eastAsia="Arial" w:hAnsi="Arial"/>
-                <w:sz w:val="20"/>
-                <w:szCs w:val="20"/>
-              </w:rPr>
-              <w:t xml:space="preserve">User anlegen, Java installieren, beide Server konfigurieren, systemd Services, sudoers, Firewall</w:t>
-            </w:r>
-          </w:p>
-        </w:tc>
-        <w:tc>
-          <w:tcPr>
-            <w:tcW w:type="dxa" w:w="2160"/>
-            <w:tcBorders>
-              <w:top w:val="single" w:color="CCCCCC" w:sz="1"/>
-              <w:left w:val="single" w:color="CCCCCC" w:sz="1"/>
-              <w:bottom w:val="single" w:color="CCCCCC" w:sz="1"/>
-              <w:right w:val="single" w:color="CCCCCC" w:sz="1"/>
-            </w:tcBorders>
-            <w:tcMar>
-              <w:top w:type="dxa" w:w="60"/>
-              <w:left w:type="dxa" w:w="100"/>
-              <w:bottom w:type="dxa" w:w="60"/>
-              <w:right w:type="dxa" w:w="100"/>
-            </w:tcMar>
-          </w:tcPr>
-          <w:p>
-            <w:r>
-              <w:rPr>
-                <w:rFonts w:ascii="Arial" w:cs="Arial" w:eastAsia="Arial" w:hAnsi="Arial"/>
-                <w:sz w:val="20"/>
-                <w:szCs w:val="20"/>
-              </w:rPr>
-              <w:t xml:space="preserve">1–2 Tage</w:t>
-            </w:r>
-          </w:p>
-        </w:tc>
-      </w:tr>
-      <w:tr>
-        <w:tc>
-          <w:tcPr>
-            <w:tcW w:type="dxa" w:w="2000"/>
-            <w:tcBorders>
-              <w:top w:val="single" w:color="CCCCCC" w:sz="1"/>
-              <w:left w:val="single" w:color="CCCCCC" w:sz="1"/>
-              <w:bottom w:val="single" w:color="CCCCCC" w:sz="1"/>
-              <w:right w:val="single" w:color="CCCCCC" w:sz="1"/>
-            </w:tcBorders>
-            <w:shd w:fill="F2F2F2" w:val="clear"/>
-            <w:tcMar>
-              <w:top w:type="dxa" w:w="60"/>
-              <w:left w:type="dxa" w:w="100"/>
-              <w:bottom w:type="dxa" w:w="60"/>
-              <w:right w:type="dxa" w:w="100"/>
-            </w:tcMar>
-          </w:tcPr>
-          <w:p>
-            <w:r>
-              <w:rPr>
-                <w:rFonts w:ascii="Arial" w:cs="Arial" w:eastAsia="Arial" w:hAnsi="Arial"/>
-                <w:sz w:val="20"/>
-                <w:szCs w:val="20"/>
-              </w:rPr>
-              <w:t xml:space="preserve">Basis-Steuerung</w:t>
-            </w:r>
-          </w:p>
-        </w:tc>
-        <w:tc>
-          <w:tcPr>
-            <w:tcW w:type="dxa" w:w="1400"/>
-            <w:tcBorders>
-              <w:top w:val="single" w:color="CCCCCC" w:sz="1"/>
-              <w:left w:val="single" w:color="CCCCCC" w:sz="1"/>
-              <w:bottom w:val="single" w:color="CCCCCC" w:sz="1"/>
-              <w:right w:val="single" w:color="CCCCCC" w:sz="1"/>
-            </w:tcBorders>
-            <w:shd w:fill="F2F2F2" w:val="clear"/>
-            <w:tcMar>
-              <w:top w:type="dxa" w:w="60"/>
-              <w:left w:type="dxa" w:w="100"/>
-              <w:bottom w:type="dxa" w:w="60"/>
-              <w:right w:type="dxa" w:w="100"/>
-            </w:tcMar>
-          </w:tcPr>
-          <w:p>
-            <w:r>
-              <w:rPr>
-                <w:rFonts w:ascii="Arial" w:cs="Arial" w:eastAsia="Arial" w:hAnsi="Arial"/>
-                <w:sz w:val="20"/>
-                <w:szCs w:val="20"/>
-              </w:rPr>
-              <w:t xml:space="preserve">14e–14g</w:t>
-            </w:r>
-          </w:p>
-        </w:tc>
-        <w:tc>
-          <w:tcPr>
-            <w:tcW w:type="dxa" w:w="3800"/>
-            <w:tcBorders>
-              <w:top w:val="single" w:color="CCCCCC" w:sz="1"/>
-              <w:left w:val="single" w:color="CCCCCC" w:sz="1"/>
-              <w:bottom w:val="single" w:color="CCCCCC" w:sz="1"/>
-              <w:right w:val="single" w:color="CCCCCC" w:sz="1"/>
-            </w:tcBorders>
-            <w:shd w:fill="F2F2F2" w:val="clear"/>
-            <w:tcMar>
-              <w:top w:type="dxa" w:w="60"/>
-              <w:left w:type="dxa" w:w="100"/>
-              <w:bottom w:type="dxa" w:w="60"/>
-              <w:right w:type="dxa" w:w="100"/>
-            </w:tcMar>
-          </w:tcPr>
-          <w:p>
-            <w:r>
-              <w:rPr>
-                <w:rFonts w:ascii="Arial" w:cs="Arial" w:eastAsia="Arial" w:hAnsi="Arial"/>
-                <w:sz w:val="20"/>
-                <w:szCs w:val="20"/>
-              </w:rPr>
-              <w:t xml:space="preserve">modules/minecraft/server.py + rcon.py implementieren, minecraft_cog.py Basis-Commands</w:t>
-            </w:r>
-          </w:p>
-        </w:tc>
-        <w:tc>
-          <w:tcPr>
-            <w:tcW w:type="dxa" w:w="2160"/>
-            <w:tcBorders>
-              <w:top w:val="single" w:color="CCCCCC" w:sz="1"/>
-              <w:left w:val="single" w:color="CCCCCC" w:sz="1"/>
-              <w:bottom w:val="single" w:color="CCCCCC" w:sz="1"/>
-              <w:right w:val="single" w:color="CCCCCC" w:sz="1"/>
-            </w:tcBorders>
-            <w:shd w:fill="F2F2F2" w:val="clear"/>
-            <w:tcMar>
-              <w:top w:type="dxa" w:w="60"/>
-              <w:left w:type="dxa" w:w="100"/>
-              <w:bottom w:type="dxa" w:w="60"/>
-              <w:right w:type="dxa" w:w="100"/>
-            </w:tcMar>
-          </w:tcPr>
-          <w:p>
-            <w:r>
-              <w:rPr>
-                <w:rFonts w:ascii="Arial" w:cs="Arial" w:eastAsia="Arial" w:hAnsi="Arial"/>
-                <w:sz w:val="20"/>
-                <w:szCs w:val="20"/>
-              </w:rPr>
-              <w:t xml:space="preserve">1–2 Tage</w:t>
-            </w:r>
-          </w:p>
-        </w:tc>
-      </w:tr>
-      <w:tr>
-        <w:tc>
-          <w:tcPr>
-            <w:tcW w:type="dxa" w:w="2000"/>
-            <w:tcBorders>
-              <w:top w:val="single" w:color="CCCCCC" w:sz="1"/>
-              <w:left w:val="single" w:color="CCCCCC" w:sz="1"/>
-              <w:bottom w:val="single" w:color="CCCCCC" w:sz="1"/>
-              <w:right w:val="single" w:color="CCCCCC" w:sz="1"/>
-            </w:tcBorders>
-            <w:tcMar>
-              <w:top w:type="dxa" w:w="60"/>
-              <w:left w:type="dxa" w:w="100"/>
-              <w:bottom w:type="dxa" w:w="60"/>
-              <w:right w:type="dxa" w:w="100"/>
-            </w:tcMar>
-          </w:tcPr>
-          <w:p>
-            <w:r>
-              <w:rPr>
-                <w:rFonts w:ascii="Arial" w:cs="Arial" w:eastAsia="Arial" w:hAnsi="Arial"/>
-                <w:sz w:val="20"/>
-                <w:szCs w:val="20"/>
-              </w:rPr>
-              <w:t xml:space="preserve">Erweiterte Commands</w:t>
-            </w:r>
-          </w:p>
-        </w:tc>
-        <w:tc>
-          <w:tcPr>
-            <w:tcW w:type="dxa" w:w="1400"/>
-            <w:tcBorders>
-              <w:top w:val="single" w:color="CCCCCC" w:sz="1"/>
-              <w:left w:val="single" w:color="CCCCCC" w:sz="1"/>
-              <w:bottom w:val="single" w:color="CCCCCC" w:sz="1"/>
-              <w:right w:val="single" w:color="CCCCCC" w:sz="1"/>
-            </w:tcBorders>
-            <w:tcMar>
-              <w:top w:type="dxa" w:w="60"/>
-              <w:left w:type="dxa" w:w="100"/>
-              <w:bottom w:type="dxa" w:w="60"/>
-              <w:right w:type="dxa" w:w="100"/>
-            </w:tcMar>
-          </w:tcPr>
-          <w:p>
-            <w:r>
-              <w:rPr>
-                <w:rFonts w:ascii="Arial" w:cs="Arial" w:eastAsia="Arial" w:hAnsi="Arial"/>
-                <w:sz w:val="20"/>
-                <w:szCs w:val="20"/>
-              </w:rPr>
-              <w:t xml:space="preserve">14h–14i</w:t>
-            </w:r>
-          </w:p>
-        </w:tc>
-        <w:tc>
-          <w:tcPr>
-            <w:tcW w:type="dxa" w:w="3800"/>
-            <w:tcBorders>
-              <w:top w:val="single" w:color="CCCCCC" w:sz="1"/>
-              <w:left w:val="single" w:color="CCCCCC" w:sz="1"/>
-              <w:bottom w:val="single" w:color="CCCCCC" w:sz="1"/>
-              <w:right w:val="single" w:color="CCCCCC" w:sz="1"/>
-            </w:tcBorders>
-            <w:tcMar>
-              <w:top w:type="dxa" w:w="60"/>
-              <w:left w:type="dxa" w:w="100"/>
-              <w:bottom w:type="dxa" w:w="60"/>
-              <w:right w:type="dxa" w:w="100"/>
-            </w:tcMar>
-          </w:tcPr>
-          <w:p>
-            <w:r>
-              <w:rPr>
-                <w:rFonts w:ascii="Arial" w:cs="Arial" w:eastAsia="Arial" w:hAnsi="Arial"/>
-                <w:sz w:val="20"/>
-                <w:szCs w:val="20"/>
-              </w:rPr>
-              <w:t xml:space="preserve">RCON-Commands (console, say, whitelist, ban), World-Backup mit save-all/save-off</w:t>
-            </w:r>
-          </w:p>
-        </w:tc>
-        <w:tc>
-          <w:tcPr>
-            <w:tcW w:type="dxa" w:w="2160"/>
-            <w:tcBorders>
-              <w:top w:val="single" w:color="CCCCCC" w:sz="1"/>
-              <w:left w:val="single" w:color="CCCCCC" w:sz="1"/>
-              <w:bottom w:val="single" w:color="CCCCCC" w:sz="1"/>
-              <w:right w:val="single" w:color="CCCCCC" w:sz="1"/>
-            </w:tcBorders>
-            <w:tcMar>
-              <w:top w:type="dxa" w:w="60"/>
-              <w:left w:type="dxa" w:w="100"/>
-              <w:bottom w:type="dxa" w:w="60"/>
-              <w:right w:type="dxa" w:w="100"/>
-            </w:tcMar>
-          </w:tcPr>
-          <w:p>
-            <w:r>
-              <w:rPr>
-                <w:rFonts w:ascii="Arial" w:cs="Arial" w:eastAsia="Arial" w:hAnsi="Arial"/>
-                <w:sz w:val="20"/>
-                <w:szCs w:val="20"/>
-              </w:rPr>
-              <w:t xml:space="preserve">1 Tag</w:t>
-            </w:r>
-          </w:p>
-        </w:tc>
-      </w:tr>
-      <w:tr>
-        <w:tc>
-          <w:tcPr>
-            <w:tcW w:type="dxa" w:w="2000"/>
-            <w:tcBorders>
-              <w:top w:val="single" w:color="CCCCCC" w:sz="1"/>
-              <w:left w:val="single" w:color="CCCCCC" w:sz="1"/>
-              <w:bottom w:val="single" w:color="CCCCCC" w:sz="1"/>
-              <w:right w:val="single" w:color="CCCCCC" w:sz="1"/>
-            </w:tcBorders>
-            <w:shd w:fill="F2F2F2" w:val="clear"/>
-            <w:tcMar>
-              <w:top w:type="dxa" w:w="60"/>
-              <w:left w:type="dxa" w:w="100"/>
-              <w:bottom w:type="dxa" w:w="60"/>
-              <w:right w:type="dxa" w:w="100"/>
-            </w:tcMar>
-          </w:tcPr>
-          <w:p>
-            <w:r>
-              <w:rPr>
-                <w:rFonts w:ascii="Arial" w:cs="Arial" w:eastAsia="Arial" w:hAnsi="Arial"/>
-                <w:sz w:val="20"/>
-                <w:szCs w:val="20"/>
-              </w:rPr>
-              <w:t xml:space="preserve">Chat-Bridge</w:t>
-            </w:r>
-          </w:p>
-        </w:tc>
-        <w:tc>
-          <w:tcPr>
-            <w:tcW w:type="dxa" w:w="1400"/>
-            <w:tcBorders>
-              <w:top w:val="single" w:color="CCCCCC" w:sz="1"/>
-              <w:left w:val="single" w:color="CCCCCC" w:sz="1"/>
-              <w:bottom w:val="single" w:color="CCCCCC" w:sz="1"/>
-              <w:right w:val="single" w:color="CCCCCC" w:sz="1"/>
-            </w:tcBorders>
-            <w:shd w:fill="F2F2F2" w:val="clear"/>
-            <w:tcMar>
-              <w:top w:type="dxa" w:w="60"/>
-              <w:left w:type="dxa" w:w="100"/>
-              <w:bottom w:type="dxa" w:w="60"/>
-              <w:right w:type="dxa" w:w="100"/>
-            </w:tcMar>
-          </w:tcPr>
-          <w:p>
-            <w:r>
-              <w:rPr>
-                <w:rFonts w:ascii="Arial" w:cs="Arial" w:eastAsia="Arial" w:hAnsi="Arial"/>
-                <w:sz w:val="20"/>
-                <w:szCs w:val="20"/>
-              </w:rPr>
-              <w:t xml:space="preserve">14j</w:t>
-            </w:r>
-          </w:p>
-        </w:tc>
-        <w:tc>
-          <w:tcPr>
-            <w:tcW w:type="dxa" w:w="3800"/>
-            <w:tcBorders>
-              <w:top w:val="single" w:color="CCCCCC" w:sz="1"/>
-              <w:left w:val="single" w:color="CCCCCC" w:sz="1"/>
-              <w:bottom w:val="single" w:color="CCCCCC" w:sz="1"/>
-              <w:right w:val="single" w:color="CCCCCC" w:sz="1"/>
-            </w:tcBorders>
-            <w:shd w:fill="F2F2F2" w:val="clear"/>
-            <w:tcMar>
-              <w:top w:type="dxa" w:w="60"/>
-              <w:left w:type="dxa" w:w="100"/>
-              <w:bottom w:type="dxa" w:w="60"/>
-              <w:right w:type="dxa" w:w="100"/>
-            </w:tcMar>
-          </w:tcPr>
-          <w:p>
-            <w:r>
-              <w:rPr>
-                <w:rFonts w:ascii="Arial" w:cs="Arial" w:eastAsia="Arial" w:hAnsi="Arial"/>
-                <w:sz w:val="20"/>
-                <w:szCs w:val="20"/>
-              </w:rPr>
-              <w:t xml:space="preserve">Bidirektionale Chat-Bridge: Discord ↔ Minecraft per Log-Parsing + RCON</w:t>
-            </w:r>
-          </w:p>
-        </w:tc>
-        <w:tc>
-          <w:tcPr>
-            <w:tcW w:type="dxa" w:w="2160"/>
-            <w:tcBorders>
-              <w:top w:val="single" w:color="CCCCCC" w:sz="1"/>
-              <w:left w:val="single" w:color="CCCCCC" w:sz="1"/>
-              <w:bottom w:val="single" w:color="CCCCCC" w:sz="1"/>
-              <w:right w:val="single" w:color="CCCCCC" w:sz="1"/>
-            </w:tcBorders>
-            <w:shd w:fill="F2F2F2" w:val="clear"/>
-            <w:tcMar>
-              <w:top w:type="dxa" w:w="60"/>
-              <w:left w:type="dxa" w:w="100"/>
-              <w:bottom w:type="dxa" w:w="60"/>
-              <w:right w:type="dxa" w:w="100"/>
-            </w:tcMar>
-          </w:tcPr>
-          <w:p>
-            <w:r>
-              <w:rPr>
-                <w:rFonts w:ascii="Arial" w:cs="Arial" w:eastAsia="Arial" w:hAnsi="Arial"/>
-                <w:sz w:val="20"/>
-                <w:szCs w:val="20"/>
-              </w:rPr>
-              <w:t xml:space="preserve">1 Tag</w:t>
-            </w:r>
-          </w:p>
-        </w:tc>
-      </w:tr>
-      <w:tr>
-        <w:tc>
-          <w:tcPr>
-            <w:tcW w:type="dxa" w:w="2000"/>
-            <w:tcBorders>
-              <w:top w:val="single" w:color="CCCCCC" w:sz="1"/>
-              <w:left w:val="single" w:color="CCCCCC" w:sz="1"/>
-              <w:bottom w:val="single" w:color="CCCCCC" w:sz="1"/>
-              <w:right w:val="single" w:color="CCCCCC" w:sz="1"/>
-            </w:tcBorders>
-            <w:tcMar>
-              <w:top w:type="dxa" w:w="60"/>
-              <w:left w:type="dxa" w:w="100"/>
-              <w:bottom w:type="dxa" w:w="60"/>
-              <w:right w:type="dxa" w:w="100"/>
-            </w:tcMar>
-          </w:tcPr>
-          <w:p>
-            <w:r>
-              <w:rPr>
-                <w:rFonts w:ascii="Arial" w:cs="Arial" w:eastAsia="Arial" w:hAnsi="Arial"/>
-                <w:sz w:val="20"/>
-                <w:szCs w:val="20"/>
-              </w:rPr>
-              <w:t xml:space="preserve">Monitor-Integration</w:t>
-            </w:r>
-          </w:p>
-        </w:tc>
-        <w:tc>
-          <w:tcPr>
-            <w:tcW w:type="dxa" w:w="1400"/>
-            <w:tcBorders>
-              <w:top w:val="single" w:color="CCCCCC" w:sz="1"/>
-              <w:left w:val="single" w:color="CCCCCC" w:sz="1"/>
-              <w:bottom w:val="single" w:color="CCCCCC" w:sz="1"/>
-              <w:right w:val="single" w:color="CCCCCC" w:sz="1"/>
-            </w:tcBorders>
-            <w:tcMar>
-              <w:top w:type="dxa" w:w="60"/>
-              <w:left w:type="dxa" w:w="100"/>
-              <w:bottom w:type="dxa" w:w="60"/>
-              <w:right w:type="dxa" w:w="100"/>
-            </w:tcMar>
-          </w:tcPr>
-          <w:p>
-            <w:r>
-              <w:rPr>
-                <w:rFonts w:ascii="Arial" w:cs="Arial" w:eastAsia="Arial" w:hAnsi="Arial"/>
-                <w:sz w:val="20"/>
-                <w:szCs w:val="20"/>
-              </w:rPr>
-              <w:t xml:space="preserve">14k–14m</w:t>
-            </w:r>
-          </w:p>
-        </w:tc>
-        <w:tc>
-          <w:tcPr>
-            <w:tcW w:type="dxa" w:w="3800"/>
-            <w:tcBorders>
-              <w:top w:val="single" w:color="CCCCCC" w:sz="1"/>
-              <w:left w:val="single" w:color="CCCCCC" w:sz="1"/>
-              <w:bottom w:val="single" w:color="CCCCCC" w:sz="1"/>
-              <w:right w:val="single" w:color="CCCCCC" w:sz="1"/>
-            </w:tcBorders>
-            <w:tcMar>
-              <w:top w:type="dxa" w:w="60"/>
-              <w:left w:type="dxa" w:w="100"/>
-              <w:bottom w:type="dxa" w:w="60"/>
-              <w:right w:type="dxa" w:w="100"/>
-            </w:tcMar>
-          </w:tcPr>
-          <w:p>
-            <w:r>
-              <w:rPr>
-                <w:rFonts w:ascii="Arial" w:cs="Arial" w:eastAsia="Arial" w:hAnsi="Arial"/>
-                <w:sz w:val="20"/>
-                <w:szCs w:val="20"/>
-              </w:rPr>
-              <w:t xml:space="preserve">Health-Check, Player-Tracking, Status-Embed, Voice-Channels, Auto-Backup, Daily Restart</w:t>
-            </w:r>
-          </w:p>
-        </w:tc>
-        <w:tc>
-          <w:tcPr>
-            <w:tcW w:type="dxa" w:w="2160"/>
-            <w:tcBorders>
-              <w:top w:val="single" w:color="CCCCCC" w:sz="1"/>
-              <w:left w:val="single" w:color="CCCCCC" w:sz="1"/>
-              <w:bottom w:val="single" w:color="CCCCCC" w:sz="1"/>
-              <w:right w:val="single" w:color="CCCCCC" w:sz="1"/>
-            </w:tcBorders>
-            <w:tcMar>
-              <w:top w:type="dxa" w:w="60"/>
-              <w:left w:type="dxa" w:w="100"/>
-              <w:bottom w:type="dxa" w:w="60"/>
-              <w:right w:type="dxa" w:w="100"/>
-            </w:tcMar>
-          </w:tcPr>
-          <w:p>
-            <w:r>
-              <w:rPr>
-                <w:rFonts w:ascii="Arial" w:cs="Arial" w:eastAsia="Arial" w:hAnsi="Arial"/>
-                <w:sz w:val="20"/>
-                <w:szCs w:val="20"/>
-              </w:rPr>
-              <w:t xml:space="preserve">2–3 Tage</w:t>
-            </w:r>
-          </w:p>
-        </w:tc>
-      </w:tr>
-      <w:tr>
-        <w:tc>
-          <w:tcPr>
-            <w:tcW w:type="dxa" w:w="2000"/>
-            <w:tcBorders>
-              <w:top w:val="single" w:color="CCCCCC" w:sz="1"/>
-              <w:left w:val="single" w:color="CCCCCC" w:sz="1"/>
-              <w:bottom w:val="single" w:color="CCCCCC" w:sz="1"/>
-              <w:right w:val="single" w:color="CCCCCC" w:sz="1"/>
-            </w:tcBorders>
-            <w:shd w:fill="F2F2F2" w:val="clear"/>
-            <w:tcMar>
-              <w:top w:type="dxa" w:w="60"/>
-              <w:left w:type="dxa" w:w="100"/>
-              <w:bottom w:type="dxa" w:w="60"/>
-              <w:right w:type="dxa" w:w="100"/>
-            </w:tcMar>
-          </w:tcPr>
-          <w:p>
-            <w:r>
-              <w:rPr>
-                <w:rFonts w:ascii="Arial" w:cs="Arial" w:eastAsia="Arial" w:hAnsi="Arial"/>
-                <w:sz w:val="20"/>
-                <w:szCs w:val="20"/>
-              </w:rPr>
-              <w:t xml:space="preserve">Mod-Verwaltung</w:t>
-            </w:r>
-          </w:p>
-        </w:tc>
-        <w:tc>
-          <w:tcPr>
-            <w:tcW w:type="dxa" w:w="1400"/>
-            <w:tcBorders>
-              <w:top w:val="single" w:color="CCCCCC" w:sz="1"/>
-              <w:left w:val="single" w:color="CCCCCC" w:sz="1"/>
-              <w:bottom w:val="single" w:color="CCCCCC" w:sz="1"/>
-              <w:right w:val="single" w:color="CCCCCC" w:sz="1"/>
-            </w:tcBorders>
-            <w:shd w:fill="F2F2F2" w:val="clear"/>
-            <w:tcMar>
-              <w:top w:type="dxa" w:w="60"/>
-              <w:left w:type="dxa" w:w="100"/>
-              <w:bottom w:type="dxa" w:w="60"/>
-              <w:right w:type="dxa" w:w="100"/>
-            </w:tcMar>
-          </w:tcPr>
-          <w:p>
-            <w:r>
-              <w:rPr>
-                <w:rFonts w:ascii="Arial" w:cs="Arial" w:eastAsia="Arial" w:hAnsi="Arial"/>
-                <w:sz w:val="20"/>
-                <w:szCs w:val="20"/>
-              </w:rPr>
-              <w:t xml:space="preserve">14n</w:t>
-            </w:r>
-          </w:p>
-        </w:tc>
-        <w:tc>
-          <w:tcPr>
-            <w:tcW w:type="dxa" w:w="3800"/>
-            <w:tcBorders>
-              <w:top w:val="single" w:color="CCCCCC" w:sz="1"/>
-              <w:left w:val="single" w:color="CCCCCC" w:sz="1"/>
-              <w:bottom w:val="single" w:color="CCCCCC" w:sz="1"/>
-              <w:right w:val="single" w:color="CCCCCC" w:sz="1"/>
-            </w:tcBorders>
-            <w:shd w:fill="F2F2F2" w:val="clear"/>
-            <w:tcMar>
-              <w:top w:type="dxa" w:w="60"/>
-              <w:left w:type="dxa" w:w="100"/>
-              <w:bottom w:type="dxa" w:w="60"/>
-              <w:right w:type="dxa" w:w="100"/>
-            </w:tcMar>
-          </w:tcPr>
-          <w:p>
-            <w:r>
-              <w:rPr>
-                <w:rFonts w:ascii="Arial" w:cs="Arial" w:eastAsia="Arial" w:hAnsi="Arial"/>
-                <w:sz w:val="20"/>
-                <w:szCs w:val="20"/>
-              </w:rPr>
-              <w:t xml:space="preserve">Mod-Installation für Server 2 (Vanilla+ mit späteren Mods)</w:t>
-            </w:r>
-          </w:p>
-        </w:tc>
-        <w:tc>
-          <w:tcPr>
-            <w:tcW w:type="dxa" w:w="2160"/>
-            <w:tcBorders>
-              <w:top w:val="single" w:color="CCCCCC" w:sz="1"/>
-              <w:left w:val="single" w:color="CCCCCC" w:sz="1"/>
-              <w:bottom w:val="single" w:color="CCCCCC" w:sz="1"/>
-              <w:right w:val="single" w:color="CCCCCC" w:sz="1"/>
-            </w:tcBorders>
-            <w:shd w:fill="F2F2F2" w:val="clear"/>
-            <w:tcMar>
-              <w:top w:type="dxa" w:w="60"/>
-              <w:left w:type="dxa" w:w="100"/>
-              <w:bottom w:type="dxa" w:w="60"/>
-              <w:right w:type="dxa" w:w="100"/>
-            </w:tcMar>
-          </w:tcPr>
-          <w:p>
-            <w:r>
-              <w:rPr>
-                <w:rFonts w:ascii="Arial" w:cs="Arial" w:eastAsia="Arial" w:hAnsi="Arial"/>
-                <w:sz w:val="20"/>
-                <w:szCs w:val="20"/>
-              </w:rPr>
-              <w:t xml:space="preserve">0.5 Tage</w:t>
-            </w:r>
-          </w:p>
-        </w:tc>
-      </w:tr>
-      <w:tr>
-        <w:tc>
-          <w:tcPr>
-            <w:tcW w:type="dxa" w:w="2000"/>
-            <w:tcBorders>
-              <w:top w:val="single" w:color="CCCCCC" w:sz="1"/>
-              <w:left w:val="single" w:color="CCCCCC" w:sz="1"/>
-              <w:bottom w:val="single" w:color="CCCCCC" w:sz="1"/>
-              <w:right w:val="single" w:color="CCCCCC" w:sz="1"/>
-            </w:tcBorders>
-            <w:tcMar>
-              <w:top w:type="dxa" w:w="60"/>
-              <w:left w:type="dxa" w:w="100"/>
-              <w:bottom w:type="dxa" w:w="60"/>
-              <w:right w:type="dxa" w:w="100"/>
-            </w:tcMar>
-          </w:tcPr>
-          <w:p>
-            <w:r>
-              <w:rPr>
-                <w:rFonts w:ascii="Arial" w:cs="Arial" w:eastAsia="Arial" w:hAnsi="Arial"/>
-                <w:sz w:val="20"/>
-                <w:szCs w:val="20"/>
-              </w:rPr>
-              <w:t xml:space="preserve">Test + Doku</w:t>
-            </w:r>
-          </w:p>
-        </w:tc>
-        <w:tc>
-          <w:tcPr>
-            <w:tcW w:type="dxa" w:w="1400"/>
-            <w:tcBorders>
-              <w:top w:val="single" w:color="CCCCCC" w:sz="1"/>
-              <w:left w:val="single" w:color="CCCCCC" w:sz="1"/>
-              <w:bottom w:val="single" w:color="CCCCCC" w:sz="1"/>
-              <w:right w:val="single" w:color="CCCCCC" w:sz="1"/>
-            </w:tcBorders>
-            <w:tcMar>
-              <w:top w:type="dxa" w:w="60"/>
-              <w:left w:type="dxa" w:w="100"/>
-              <w:bottom w:type="dxa" w:w="60"/>
-              <w:right w:type="dxa" w:w="100"/>
-            </w:tcMar>
-          </w:tcPr>
-          <w:p>
-            <w:r>
-              <w:rPr>
-                <w:rFonts w:ascii="Arial" w:cs="Arial" w:eastAsia="Arial" w:hAnsi="Arial"/>
-                <w:sz w:val="20"/>
-                <w:szCs w:val="20"/>
-              </w:rPr>
-              <w:t xml:space="preserve">14o</w:t>
-            </w:r>
-          </w:p>
-        </w:tc>
-        <w:tc>
-          <w:tcPr>
-            <w:tcW w:type="dxa" w:w="3800"/>
-            <w:tcBorders>
-              <w:top w:val="single" w:color="CCCCCC" w:sz="1"/>
-              <w:left w:val="single" w:color="CCCCCC" w:sz="1"/>
-              <w:bottom w:val="single" w:color="CCCCCC" w:sz="1"/>
-              <w:right w:val="single" w:color="CCCCCC" w:sz="1"/>
-            </w:tcBorders>
-            <w:tcMar>
-              <w:top w:type="dxa" w:w="60"/>
-              <w:left w:type="dxa" w:w="100"/>
-              <w:bottom w:type="dxa" w:w="60"/>
-              <w:right w:type="dxa" w:w="100"/>
-            </w:tcMar>
-          </w:tcPr>
-          <w:p>
-            <w:r>
-              <w:rPr>
-                <w:rFonts w:ascii="Arial" w:cs="Arial" w:eastAsia="Arial" w:hAnsi="Arial"/>
-                <w:sz w:val="20"/>
-                <w:szCs w:val="20"/>
-              </w:rPr>
-              <w:t xml:space="preserve">Vollständiger Test aller MC-Features, Dokumentation aktualisieren</w:t>
-            </w:r>
-          </w:p>
-        </w:tc>
-        <w:tc>
-          <w:tcPr>
-            <w:tcW w:type="dxa" w:w="2160"/>
-            <w:tcBorders>
-              <w:top w:val="single" w:color="CCCCCC" w:sz="1"/>
-              <w:left w:val="single" w:color="CCCCCC" w:sz="1"/>
-              <w:bottom w:val="single" w:color="CCCCCC" w:sz="1"/>
-              <w:right w:val="single" w:color="CCCCCC" w:sz="1"/>
-            </w:tcBorders>
-            <w:tcMar>
-              <w:top w:type="dxa" w:w="60"/>
-              <w:left w:type="dxa" w:w="100"/>
-              <w:bottom w:type="dxa" w:w="60"/>
-              <w:right w:type="dxa" w:w="100"/>
-            </w:tcMar>
-          </w:tcPr>
-          <w:p>
-            <w:r>
-              <w:rPr>
-                <w:rFonts w:ascii="Arial" w:cs="Arial" w:eastAsia="Arial" w:hAnsi="Arial"/>
-                <w:sz w:val="20"/>
-                <w:szCs w:val="20"/>
-              </w:rPr>
-              <w:t xml:space="preserve">1 Tag</w:t>
-            </w:r>
-          </w:p>
-        </w:tc>
-      </w:tr>
-    </w:tbl>
-    <w:p>
-      <w:pPr>
-        <w:spacing w:after="200"/>
-      </w:pPr>
-    </w:p>
-    <w:p>
-      <w:pPr>
-        <w:spacing w:after="120"/>
-      </w:pPr>
-      <w:r>
-        <w:rPr>
-          <w:rFonts w:ascii="Arial" w:cs="Arial" w:eastAsia="Arial" w:hAnsi="Arial"/>
-          <w:b/>
-          <w:bCs/>
-          <w:sz w:val="22"/>
-          <w:szCs w:val="22"/>
-        </w:rPr>
-        <w:t xml:space="preserve">Gesamtaufwand Minecraft-Integration: ca. 7–11 Arbeitstage.</w:t>
-      </w:r>
-      <w:r>
-        <w:rPr>
-          <w:rFonts w:ascii="Arial" w:cs="Arial" w:eastAsia="Arial" w:hAnsi="Arial"/>
-          <w:sz w:val="22"/>
-          <w:szCs w:val="22"/>
-        </w:rPr>
-        <w:t xml:space="preserve"> Die Integration kann parallel zum laufenden Satisfactory-Betrieb erfolgen, da alle neuen Module unabhängig sind.</w:t>
-      </w:r>
-    </w:p>
-    <w:p>
-      <w:pPr>
-        <w:spacing w:after="200"/>
-      </w:pPr>
-    </w:p>
-    <w:p>
-      <w:pPr>
-        <w:pStyle w:val="Heading2"/>
-      </w:pPr>
-      <w:r>
-        <w:t xml:space="preserve">14.8 Langfrist-Planung</w:t>
-      </w:r>
-    </w:p>
-    <w:p>
-      <w:pPr>
-        <w:spacing w:after="120"/>
-      </w:pPr>
-      <w:r>
-        <w:rPr>
-          <w:rFonts w:ascii="Arial" w:cs="Arial" w:eastAsia="Arial" w:hAnsi="Arial"/>
-          <w:sz w:val="22"/>
-          <w:szCs w:val="22"/>
-        </w:rPr>
-        <w:t xml:space="preserve">Folgende Features sind für spätere Versionen angedacht, aber noch nicht konkret geplant:</w:t>
-      </w:r>
-    </w:p>
-    <w:p>
-      <w:pPr>
-        <w:spacing w:after="200"/>
-      </w:pPr>
-    </w:p>
-    <w:tbl>
-      <w:tblPr>
-        <w:tblW w:type="dxa" w:w="9360"/>
-        <w:tblBorders>
-          <w:top w:val="single" w:color="auto" w:sz="4"/>
-          <w:left w:val="single" w:color="auto" w:sz="4"/>
-          <w:bottom w:val="single" w:color="auto" w:sz="4"/>
-          <w:right w:val="single" w:color="auto" w:sz="4"/>
-          <w:insideH w:val="single" w:color="auto" w:sz="4"/>
-          <w:insideV w:val="single" w:color="auto" w:sz="4"/>
-        </w:tblBorders>
-      </w:tblPr>
-      <w:tblGrid>
-        <w:gridCol w:w="2500"/>
-        <w:gridCol w:w="4500"/>
-        <w:gridCol w:w="2360"/>
-      </w:tblGrid>
-      <w:tr>
-        <w:tc>
-          <w:tcPr>
-            <w:tcW w:type="dxa" w:w="2500"/>
-            <w:tcBorders>
-              <w:top w:val="single" w:color="CCCCCC" w:sz="1"/>
-              <w:left w:val="single" w:color="CCCCCC" w:sz="1"/>
-              <w:bottom w:val="single" w:color="CCCCCC" w:sz="1"/>
-              <w:right w:val="single" w:color="CCCCCC" w:sz="1"/>
-            </w:tcBorders>
-            <w:shd w:fill="1F3864" w:val="clear"/>
-            <w:tcMar>
-              <w:top w:type="dxa" w:w="60"/>
-              <w:left w:type="dxa" w:w="100"/>
-              <w:bottom w:type="dxa" w:w="60"/>
-              <w:right w:type="dxa" w:w="100"/>
-            </w:tcMar>
-            <w:vAlign w:val="center"/>
-          </w:tcPr>
-          <w:p>
-            <w:r>
-              <w:rPr>
-                <w:rFonts w:ascii="Arial" w:cs="Arial" w:eastAsia="Arial" w:hAnsi="Arial"/>
-                <w:b/>
-                <w:bCs/>
-                <w:color w:val="FFFFFF"/>
-                <w:sz w:val="20"/>
-                <w:szCs w:val="20"/>
-              </w:rPr>
-              <w:t xml:space="preserve">Feature</w:t>
-            </w:r>
-          </w:p>
-        </w:tc>
-        <w:tc>
-          <w:tcPr>
-            <w:tcW w:type="dxa" w:w="4500"/>
-            <w:tcBorders>
-              <w:top w:val="single" w:color="CCCCCC" w:sz="1"/>
-              <w:left w:val="single" w:color="CCCCCC" w:sz="1"/>
-              <w:bottom w:val="single" w:color="CCCCCC" w:sz="1"/>
-              <w:right w:val="single" w:color="CCCCCC" w:sz="1"/>
-            </w:tcBorders>
-            <w:shd w:fill="1F3864" w:val="clear"/>
-            <w:tcMar>
-              <w:top w:type="dxa" w:w="60"/>
-              <w:left w:type="dxa" w:w="100"/>
-              <w:bottom w:type="dxa" w:w="60"/>
-              <w:right w:type="dxa" w:w="100"/>
-            </w:tcMar>
-            <w:vAlign w:val="center"/>
-          </w:tcPr>
-          <w:p>
-            <w:r>
-              <w:rPr>
-                <w:rFonts w:ascii="Arial" w:cs="Arial" w:eastAsia="Arial" w:hAnsi="Arial"/>
-                <w:b/>
-                <w:bCs/>
-                <w:color w:val="FFFFFF"/>
-                <w:sz w:val="20"/>
-                <w:szCs w:val="20"/>
-              </w:rPr>
-              <w:t xml:space="preserve">Beschreibung</w:t>
-            </w:r>
-          </w:p>
-        </w:tc>
-        <w:tc>
-          <w:tcPr>
-            <w:tcW w:type="dxa" w:w="2360"/>
-            <w:tcBorders>
-              <w:top w:val="single" w:color="CCCCCC" w:sz="1"/>
-              <w:left w:val="single" w:color="CCCCCC" w:sz="1"/>
-              <w:bottom w:val="single" w:color="CCCCCC" w:sz="1"/>
-              <w:right w:val="single" w:color="CCCCCC" w:sz="1"/>
-            </w:tcBorders>
-            <w:shd w:fill="1F3864" w:val="clear"/>
-            <w:tcMar>
-              <w:top w:type="dxa" w:w="60"/>
-              <w:left w:type="dxa" w:w="100"/>
-              <w:bottom w:type="dxa" w:w="60"/>
-              <w:right w:type="dxa" w:w="100"/>
-            </w:tcMar>
-            <w:vAlign w:val="center"/>
-          </w:tcPr>
-          <w:p>
-            <w:r>
-              <w:rPr>
-                <w:rFonts w:ascii="Arial" w:cs="Arial" w:eastAsia="Arial" w:hAnsi="Arial"/>
-                <w:b/>
-                <w:bCs/>
-                <w:color w:val="FFFFFF"/>
-                <w:sz w:val="20"/>
-                <w:szCs w:val="20"/>
-              </w:rPr>
-              <w:t xml:space="preserve">Voraussetzung</w:t>
-            </w:r>
-          </w:p>
-        </w:tc>
-      </w:tr>
-      <w:tr>
-        <w:tc>
-          <w:tcPr>
-            <w:tcW w:type="dxa" w:w="2500"/>
-            <w:tcBorders>
-              <w:top w:val="single" w:color="CCCCCC" w:sz="1"/>
-              <w:left w:val="single" w:color="CCCCCC" w:sz="1"/>
-              <w:bottom w:val="single" w:color="CCCCCC" w:sz="1"/>
-              <w:right w:val="single" w:color="CCCCCC" w:sz="1"/>
-            </w:tcBorders>
-            <w:tcMar>
-              <w:top w:type="dxa" w:w="60"/>
-              <w:left w:type="dxa" w:w="100"/>
-              <w:bottom w:type="dxa" w:w="60"/>
-              <w:right w:type="dxa" w:w="100"/>
-            </w:tcMar>
-          </w:tcPr>
-          <w:p>
-            <w:r>
-              <w:rPr>
-                <w:rFonts w:ascii="Arial" w:cs="Arial" w:eastAsia="Arial" w:hAnsi="Arial"/>
-                <w:sz w:val="20"/>
-                <w:szCs w:val="20"/>
-              </w:rPr>
-              <w:t xml:space="preserve">Web-Dashboard</w:t>
-            </w:r>
-          </w:p>
-        </w:tc>
-        <w:tc>
-          <w:tcPr>
-            <w:tcW w:type="dxa" w:w="4500"/>
-            <w:tcBorders>
-              <w:top w:val="single" w:color="CCCCCC" w:sz="1"/>
-              <w:left w:val="single" w:color="CCCCCC" w:sz="1"/>
-              <w:bottom w:val="single" w:color="CCCCCC" w:sz="1"/>
-              <w:right w:val="single" w:color="CCCCCC" w:sz="1"/>
-            </w:tcBorders>
-            <w:tcMar>
-              <w:top w:type="dxa" w:w="60"/>
-              <w:left w:type="dxa" w:w="100"/>
-              <w:bottom w:type="dxa" w:w="60"/>
-              <w:right w:type="dxa" w:w="100"/>
-            </w:tcMar>
-          </w:tcPr>
-          <w:p>
-            <w:r>
-              <w:rPr>
-                <w:rFonts w:ascii="Arial" w:cs="Arial" w:eastAsia="Arial" w:hAnsi="Arial"/>
-                <w:sz w:val="20"/>
-                <w:szCs w:val="20"/>
-              </w:rPr>
-              <w:t xml:space="preserve">Browser-basiertes Dashboard mit Echtzeit-Status aller Server, Grafana-ähnlich</w:t>
-            </w:r>
-          </w:p>
-        </w:tc>
-        <w:tc>
-          <w:tcPr>
-            <w:tcW w:type="dxa" w:w="2360"/>
-            <w:tcBorders>
-              <w:top w:val="single" w:color="CCCCCC" w:sz="1"/>
-              <w:left w:val="single" w:color="CCCCCC" w:sz="1"/>
-              <w:bottom w:val="single" w:color="CCCCCC" w:sz="1"/>
-              <w:right w:val="single" w:color="CCCCCC" w:sz="1"/>
-            </w:tcBorders>
-            <w:tcMar>
-              <w:top w:type="dxa" w:w="60"/>
-              <w:left w:type="dxa" w:w="100"/>
-              <w:bottom w:type="dxa" w:w="60"/>
-              <w:right w:type="dxa" w:w="100"/>
-            </w:tcMar>
-          </w:tcPr>
-          <w:p>
-            <w:r>
-              <w:rPr>
-                <w:rFonts w:ascii="Arial" w:cs="Arial" w:eastAsia="Arial" w:hAnsi="Arial"/>
-                <w:sz w:val="20"/>
-                <w:szCs w:val="20"/>
-              </w:rPr>
-              <w:t xml:space="preserve">Alle Server laufen stabil</w:t>
-            </w:r>
-          </w:p>
-        </w:tc>
-      </w:tr>
-      <w:tr>
-        <w:tc>
-          <w:tcPr>
-            <w:tcW w:type="dxa" w:w="2500"/>
-            <w:tcBorders>
-              <w:top w:val="single" w:color="CCCCCC" w:sz="1"/>
-              <w:left w:val="single" w:color="CCCCCC" w:sz="1"/>
-              <w:bottom w:val="single" w:color="CCCCCC" w:sz="1"/>
-              <w:right w:val="single" w:color="CCCCCC" w:sz="1"/>
-            </w:tcBorders>
-            <w:shd w:fill="F2F2F2" w:val="clear"/>
-            <w:tcMar>
-              <w:top w:type="dxa" w:w="60"/>
-              <w:left w:type="dxa" w:w="100"/>
-              <w:bottom w:type="dxa" w:w="60"/>
-              <w:right w:type="dxa" w:w="100"/>
-            </w:tcMar>
-          </w:tcPr>
-          <w:p>
-            <w:r>
-              <w:rPr>
-                <w:rFonts w:ascii="Arial" w:cs="Arial" w:eastAsia="Arial" w:hAnsi="Arial"/>
-                <w:sz w:val="20"/>
-                <w:szCs w:val="20"/>
-              </w:rPr>
-              <w:t xml:space="preserve">Discord-Bot Cluster</w:t>
-            </w:r>
-          </w:p>
-        </w:tc>
-        <w:tc>
-          <w:tcPr>
-            <w:tcW w:type="dxa" w:w="4500"/>
-            <w:tcBorders>
-              <w:top w:val="single" w:color="CCCCCC" w:sz="1"/>
-              <w:left w:val="single" w:color="CCCCCC" w:sz="1"/>
-              <w:bottom w:val="single" w:color="CCCCCC" w:sz="1"/>
-              <w:right w:val="single" w:color="CCCCCC" w:sz="1"/>
-            </w:tcBorders>
-            <w:shd w:fill="F2F2F2" w:val="clear"/>
-            <w:tcMar>
-              <w:top w:type="dxa" w:w="60"/>
-              <w:left w:type="dxa" w:w="100"/>
-              <w:bottom w:type="dxa" w:w="60"/>
-              <w:right w:type="dxa" w:w="100"/>
-            </w:tcMar>
-          </w:tcPr>
-          <w:p>
-            <w:r>
-              <w:rPr>
-                <w:rFonts w:ascii="Arial" w:cs="Arial" w:eastAsia="Arial" w:hAnsi="Arial"/>
-                <w:sz w:val="20"/>
-                <w:szCs w:val="20"/>
-              </w:rPr>
-              <w:t xml:space="preserve">Mehrere Bot-Instanzen für Ausfallsicherheit</w:t>
-            </w:r>
-          </w:p>
-        </w:tc>
-        <w:tc>
-          <w:tcPr>
-            <w:tcW w:type="dxa" w:w="2360"/>
-            <w:tcBorders>
-              <w:top w:val="single" w:color="CCCCCC" w:sz="1"/>
-              <w:left w:val="single" w:color="CCCCCC" w:sz="1"/>
-              <w:bottom w:val="single" w:color="CCCCCC" w:sz="1"/>
-              <w:right w:val="single" w:color="CCCCCC" w:sz="1"/>
-            </w:tcBorders>
-            <w:shd w:fill="F2F2F2" w:val="clear"/>
-            <w:tcMar>
-              <w:top w:type="dxa" w:w="60"/>
-              <w:left w:type="dxa" w:w="100"/>
-              <w:bottom w:type="dxa" w:w="60"/>
-              <w:right w:type="dxa" w:w="100"/>
-            </w:tcMar>
-          </w:tcPr>
-          <w:p>
-            <w:r>
-              <w:rPr>
-                <w:rFonts w:ascii="Arial" w:cs="Arial" w:eastAsia="Arial" w:hAnsi="Arial"/>
-                <w:sz w:val="20"/>
-                <w:szCs w:val="20"/>
-              </w:rPr>
-              <w:t xml:space="preserve">Aktuell nicht notwendig bei einem Server</w:t>
-            </w:r>
-          </w:p>
-        </w:tc>
-      </w:tr>
-      <w:tr>
-        <w:tc>
-          <w:tcPr>
-            <w:tcW w:type="dxa" w:w="2500"/>
-            <w:tcBorders>
-              <w:top w:val="single" w:color="CCCCCC" w:sz="1"/>
-              <w:left w:val="single" w:color="CCCCCC" w:sz="1"/>
-              <w:bottom w:val="single" w:color="CCCCCC" w:sz="1"/>
-              <w:right w:val="single" w:color="CCCCCC" w:sz="1"/>
-            </w:tcBorders>
-            <w:tcMar>
-              <w:top w:type="dxa" w:w="60"/>
-              <w:left w:type="dxa" w:w="100"/>
-              <w:bottom w:type="dxa" w:w="60"/>
-              <w:right w:type="dxa" w:w="100"/>
-            </w:tcMar>
-          </w:tcPr>
-          <w:p>
-            <w:r>
-              <w:rPr>
-                <w:rFonts w:ascii="Arial" w:cs="Arial" w:eastAsia="Arial" w:hAnsi="Arial"/>
-                <w:sz w:val="20"/>
-                <w:szCs w:val="20"/>
-              </w:rPr>
-              <w:t xml:space="preserve">Automatisches Mod-Update</w:t>
-            </w:r>
-          </w:p>
-        </w:tc>
-        <w:tc>
-          <w:tcPr>
-            <w:tcW w:type="dxa" w:w="4500"/>
-            <w:tcBorders>
-              <w:top w:val="single" w:color="CCCCCC" w:sz="1"/>
-              <w:left w:val="single" w:color="CCCCCC" w:sz="1"/>
-              <w:bottom w:val="single" w:color="CCCCCC" w:sz="1"/>
-              <w:right w:val="single" w:color="CCCCCC" w:sz="1"/>
-            </w:tcBorders>
-            <w:tcMar>
-              <w:top w:type="dxa" w:w="60"/>
-              <w:left w:type="dxa" w:w="100"/>
-              <w:bottom w:type="dxa" w:w="60"/>
-              <w:right w:type="dxa" w:w="100"/>
-            </w:tcMar>
-          </w:tcPr>
-          <w:p>
-            <w:r>
-              <w:rPr>
-                <w:rFonts w:ascii="Arial" w:cs="Arial" w:eastAsia="Arial" w:hAnsi="Arial"/>
-                <w:sz w:val="20"/>
-                <w:szCs w:val="20"/>
-              </w:rPr>
-              <w:t xml:space="preserve">Mods automatisch auf neue Versionen prüfen und aktualisieren</w:t>
-            </w:r>
-          </w:p>
-        </w:tc>
-        <w:tc>
-          <w:tcPr>
-            <w:tcW w:type="dxa" w:w="2360"/>
-            <w:tcBorders>
-              <w:top w:val="single" w:color="CCCCCC" w:sz="1"/>
-              <w:left w:val="single" w:color="CCCCCC" w:sz="1"/>
-              <w:bottom w:val="single" w:color="CCCCCC" w:sz="1"/>
-              <w:right w:val="single" w:color="CCCCCC" w:sz="1"/>
-            </w:tcBorders>
-            <w:tcMar>
-              <w:top w:type="dxa" w:w="60"/>
-              <w:left w:type="dxa" w:w="100"/>
-              <w:bottom w:type="dxa" w:w="60"/>
-              <w:right w:type="dxa" w:w="100"/>
-            </w:tcMar>
-          </w:tcPr>
-          <w:p>
-            <w:r>
-              <w:rPr>
-                <w:rFonts w:ascii="Arial" w:cs="Arial" w:eastAsia="Arial" w:hAnsi="Arial"/>
-                <w:sz w:val="20"/>
-                <w:szCs w:val="20"/>
-              </w:rPr>
-              <w:t xml:space="preserve">Minecraft-Integration abgeschlossen</w:t>
-            </w:r>
-          </w:p>
-        </w:tc>
-      </w:tr>
-      <w:tr>
-        <w:tc>
-          <w:tcPr>
-            <w:tcW w:type="dxa" w:w="2500"/>
-            <w:tcBorders>
-              <w:top w:val="single" w:color="CCCCCC" w:sz="1"/>
-              <w:left w:val="single" w:color="CCCCCC" w:sz="1"/>
-              <w:bottom w:val="single" w:color="CCCCCC" w:sz="1"/>
-              <w:right w:val="single" w:color="CCCCCC" w:sz="1"/>
-            </w:tcBorders>
-            <w:shd w:fill="F2F2F2" w:val="clear"/>
-            <w:tcMar>
-              <w:top w:type="dxa" w:w="60"/>
-              <w:left w:type="dxa" w:w="100"/>
-              <w:bottom w:type="dxa" w:w="60"/>
-              <w:right w:type="dxa" w:w="100"/>
-            </w:tcMar>
-          </w:tcPr>
-          <w:p>
-            <w:r>
-              <w:rPr>
-                <w:rFonts w:ascii="Arial" w:cs="Arial" w:eastAsia="Arial" w:hAnsi="Arial"/>
-                <w:sz w:val="20"/>
-                <w:szCs w:val="20"/>
-              </w:rPr>
-              <w:t xml:space="preserve">Spieler-Economy</w:t>
-            </w:r>
-          </w:p>
-        </w:tc>
-        <w:tc>
-          <w:tcPr>
-            <w:tcW w:type="dxa" w:w="4500"/>
-            <w:tcBorders>
-              <w:top w:val="single" w:color="CCCCCC" w:sz="1"/>
-              <w:left w:val="single" w:color="CCCCCC" w:sz="1"/>
-              <w:bottom w:val="single" w:color="CCCCCC" w:sz="1"/>
-              <w:right w:val="single" w:color="CCCCCC" w:sz="1"/>
-            </w:tcBorders>
-            <w:shd w:fill="F2F2F2" w:val="clear"/>
-            <w:tcMar>
-              <w:top w:type="dxa" w:w="60"/>
-              <w:left w:type="dxa" w:w="100"/>
-              <w:bottom w:type="dxa" w:w="60"/>
-              <w:right w:type="dxa" w:w="100"/>
-            </w:tcMar>
-          </w:tcPr>
-          <w:p>
-            <w:r>
-              <w:rPr>
-                <w:rFonts w:ascii="Arial" w:cs="Arial" w:eastAsia="Arial" w:hAnsi="Arial"/>
-                <w:sz w:val="20"/>
-                <w:szCs w:val="20"/>
-              </w:rPr>
-              <w:t xml:space="preserve">Discord-basiertes Punkt/Rang-System basierend auf Spielzeit</w:t>
-            </w:r>
-          </w:p>
-        </w:tc>
-        <w:tc>
-          <w:tcPr>
-            <w:tcW w:type="dxa" w:w="2360"/>
-            <w:tcBorders>
-              <w:top w:val="single" w:color="CCCCCC" w:sz="1"/>
-              <w:left w:val="single" w:color="CCCCCC" w:sz="1"/>
-              <w:bottom w:val="single" w:color="CCCCCC" w:sz="1"/>
-              <w:right w:val="single" w:color="CCCCCC" w:sz="1"/>
-            </w:tcBorders>
-            <w:shd w:fill="F2F2F2" w:val="clear"/>
-            <w:tcMar>
-              <w:top w:type="dxa" w:w="60"/>
-              <w:left w:type="dxa" w:w="100"/>
-              <w:bottom w:type="dxa" w:w="60"/>
-              <w:right w:type="dxa" w:w="100"/>
-            </w:tcMar>
-          </w:tcPr>
-          <w:p>
-            <w:r>
-              <w:rPr>
-                <w:rFonts w:ascii="Arial" w:cs="Arial" w:eastAsia="Arial" w:hAnsi="Arial"/>
-                <w:sz w:val="20"/>
-                <w:szCs w:val="20"/>
-              </w:rPr>
-              <w:t xml:space="preserve">Player-Tracking stabil</w:t>
-            </w:r>
-          </w:p>
-        </w:tc>
-      </w:tr>
-      <w:tr>
-        <w:tc>
-          <w:tcPr>
-            <w:tcW w:type="dxa" w:w="2500"/>
-            <w:tcBorders>
-              <w:top w:val="single" w:color="CCCCCC" w:sz="1"/>
-              <w:left w:val="single" w:color="CCCCCC" w:sz="1"/>
-              <w:bottom w:val="single" w:color="CCCCCC" w:sz="1"/>
-              <w:right w:val="single" w:color="CCCCCC" w:sz="1"/>
-            </w:tcBorders>
-            <w:tcMar>
-              <w:top w:type="dxa" w:w="60"/>
-              <w:left w:type="dxa" w:w="100"/>
-              <w:bottom w:type="dxa" w:w="60"/>
-              <w:right w:type="dxa" w:w="100"/>
-            </w:tcMar>
-          </w:tcPr>
-          <w:p>
-            <w:r>
-              <w:rPr>
-                <w:rFonts w:ascii="Arial" w:cs="Arial" w:eastAsia="Arial" w:hAnsi="Arial"/>
-                <w:sz w:val="20"/>
-                <w:szCs w:val="20"/>
-              </w:rPr>
-              <w:t xml:space="preserve">Server-Migration</w:t>
-            </w:r>
-          </w:p>
-        </w:tc>
-        <w:tc>
-          <w:tcPr>
-            <w:tcW w:type="dxa" w:w="4500"/>
-            <w:tcBorders>
-              <w:top w:val="single" w:color="CCCCCC" w:sz="1"/>
-              <w:left w:val="single" w:color="CCCCCC" w:sz="1"/>
-              <w:bottom w:val="single" w:color="CCCCCC" w:sz="1"/>
-              <w:right w:val="single" w:color="CCCCCC" w:sz="1"/>
-            </w:tcBorders>
-            <w:tcMar>
-              <w:top w:type="dxa" w:w="60"/>
-              <w:left w:type="dxa" w:w="100"/>
-              <w:bottom w:type="dxa" w:w="60"/>
-              <w:right w:type="dxa" w:w="100"/>
-            </w:tcMar>
-          </w:tcPr>
-          <w:p>
-            <w:r>
-              <w:rPr>
-                <w:rFonts w:ascii="Arial" w:cs="Arial" w:eastAsia="Arial" w:hAnsi="Arial"/>
-                <w:sz w:val="20"/>
-                <w:szCs w:val="20"/>
-              </w:rPr>
-              <w:t xml:space="preserve">Tools für einfache Migration auf neuen vServer falls Upgrade nötig</w:t>
-            </w:r>
-          </w:p>
-        </w:tc>
-        <w:tc>
-          <w:tcPr>
-            <w:tcW w:type="dxa" w:w="2360"/>
-            <w:tcBorders>
-              <w:top w:val="single" w:color="CCCCCC" w:sz="1"/>
-              <w:left w:val="single" w:color="CCCCCC" w:sz="1"/>
-              <w:bottom w:val="single" w:color="CCCCCC" w:sz="1"/>
-              <w:right w:val="single" w:color="CCCCCC" w:sz="1"/>
-            </w:tcBorders>
-            <w:tcMar>
-              <w:top w:type="dxa" w:w="60"/>
-              <w:left w:type="dxa" w:w="100"/>
-              <w:bottom w:type="dxa" w:w="60"/>
-              <w:right w:type="dxa" w:w="100"/>
-            </w:tcMar>
-          </w:tcPr>
-          <w:p>
-            <w:r>
-              <w:rPr>
-                <w:rFonts w:ascii="Arial" w:cs="Arial" w:eastAsia="Arial" w:hAnsi="Arial"/>
-                <w:sz w:val="20"/>
-                <w:szCs w:val="20"/>
-              </w:rPr>
-              <w:t xml:space="preserve">Wenn RAM nicht mehr ausreicht</w:t>
-            </w:r>
-          </w:p>
-        </w:tc>
-      </w:tr>
-      <w:tr>
-        <w:tc>
-          <w:tcPr>
-            <w:tcW w:type="dxa" w:w="2500"/>
-            <w:tcBorders>
-              <w:top w:val="single" w:color="CCCCCC" w:sz="1"/>
-              <w:left w:val="single" w:color="CCCCCC" w:sz="1"/>
-              <w:bottom w:val="single" w:color="CCCCCC" w:sz="1"/>
-              <w:right w:val="single" w:color="CCCCCC" w:sz="1"/>
-            </w:tcBorders>
-            <w:shd w:fill="F2F2F2" w:val="clear"/>
-            <w:tcMar>
-              <w:top w:type="dxa" w:w="60"/>
-              <w:left w:type="dxa" w:w="100"/>
-              <w:bottom w:type="dxa" w:w="60"/>
-              <w:right w:type="dxa" w:w="100"/>
-            </w:tcMar>
-          </w:tcPr>
-          <w:p>
-            <w:r>
-              <w:rPr>
-                <w:rFonts w:ascii="Arial" w:cs="Arial" w:eastAsia="Arial" w:hAnsi="Arial"/>
-                <w:sz w:val="20"/>
-                <w:szCs w:val="20"/>
-              </w:rPr>
-              <w:t xml:space="preserve">Backup-Encryption</w:t>
-            </w:r>
-          </w:p>
-        </w:tc>
-        <w:tc>
-          <w:tcPr>
-            <w:tcW w:type="dxa" w:w="4500"/>
-            <w:tcBorders>
-              <w:top w:val="single" w:color="CCCCCC" w:sz="1"/>
-              <w:left w:val="single" w:color="CCCCCC" w:sz="1"/>
-              <w:bottom w:val="single" w:color="CCCCCC" w:sz="1"/>
-              <w:right w:val="single" w:color="CCCCCC" w:sz="1"/>
-            </w:tcBorders>
-            <w:shd w:fill="F2F2F2" w:val="clear"/>
-            <w:tcMar>
-              <w:top w:type="dxa" w:w="60"/>
-              <w:left w:type="dxa" w:w="100"/>
-              <w:bottom w:type="dxa" w:w="60"/>
-              <w:right w:type="dxa" w:w="100"/>
-            </w:tcMar>
-          </w:tcPr>
-          <w:p>
-            <w:r>
-              <w:rPr>
-                <w:rFonts w:ascii="Arial" w:cs="Arial" w:eastAsia="Arial" w:hAnsi="Arial"/>
-                <w:sz w:val="20"/>
-                <w:szCs w:val="20"/>
-              </w:rPr>
-              <w:t xml:space="preserve">Verschlüsselte Backups für zusätzliche Sicherheit bei Cloud-Upload</w:t>
-            </w:r>
-          </w:p>
-        </w:tc>
-        <w:tc>
-          <w:tcPr>
-            <w:tcW w:type="dxa" w:w="2360"/>
-            <w:tcBorders>
-              <w:top w:val="single" w:color="CCCCCC" w:sz="1"/>
-              <w:left w:val="single" w:color="CCCCCC" w:sz="1"/>
-              <w:bottom w:val="single" w:color="CCCCCC" w:sz="1"/>
-              <w:right w:val="single" w:color="CCCCCC" w:sz="1"/>
-            </w:tcBorders>
-            <w:shd w:fill="F2F2F2" w:val="clear"/>
-            <w:tcMar>
-              <w:top w:type="dxa" w:w="60"/>
-              <w:left w:type="dxa" w:w="100"/>
-              <w:bottom w:type="dxa" w:w="60"/>
-              <w:right w:type="dxa" w:w="100"/>
-            </w:tcMar>
-          </w:tcPr>
-          <w:p>
-            <w:r>
-              <w:rPr>
-                <w:rFonts w:ascii="Arial" w:cs="Arial" w:eastAsia="Arial" w:hAnsi="Arial"/>
-                <w:sz w:val="20"/>
-                <w:szCs w:val="20"/>
-              </w:rPr>
-              <w:t xml:space="preserve">Wenn sensible Weltdaten vorhanden</w:t>
-            </w:r>
-          </w:p>
-        </w:tc>
-      </w:tr>
-    </w:tbl>
-    <w:p>
-      <w:pPr>
-        <w:spacing w:after="200"/>
-      </w:pPr>
-    </w:p>
-    <w:p>
-      <w:pPr>
-        <w:pStyle w:val="Heading2"/>
-      </w:pPr>
-      <w:r>
-        <w:t xml:space="preserve">14.9 Aufgaben-Zusammenfassung und Reihenfolge</w:t>
-      </w:r>
-    </w:p>
-    <w:p>
-      <w:pPr>
-        <w:spacing w:after="120"/>
-      </w:pPr>
-      <w:r>
-        <w:rPr>
-          <w:rFonts w:ascii="Arial" w:cs="Arial" w:eastAsia="Arial" w:hAnsi="Arial"/>
-          <w:sz w:val="22"/>
-          <w:szCs w:val="22"/>
-        </w:rPr>
-        <w:t xml:space="preserve">Komplette Übersicht aller offenen Aufgaben in der geplanten Reihenfolge:</w:t>
-      </w:r>
-    </w:p>
-    <w:p>
-      <w:pPr>
-        <w:spacing w:after="200"/>
-      </w:pPr>
-    </w:p>
-    <w:tbl>
-      <w:tblPr>
-        <w:tblW w:type="dxa" w:w="9360"/>
-        <w:tblBorders>
-          <w:top w:val="single" w:color="auto" w:sz="4"/>
-          <w:left w:val="single" w:color="auto" w:sz="4"/>
-          <w:bottom w:val="single" w:color="auto" w:sz="4"/>
-          <w:right w:val="single" w:color="auto" w:sz="4"/>
-          <w:insideH w:val="single" w:color="auto" w:sz="4"/>
-          <w:insideV w:val="single" w:color="auto" w:sz="4"/>
-        </w:tblBorders>
-      </w:tblPr>
-      <w:tblGrid>
-        <w:gridCol w:w="800"/>
-        <w:gridCol w:w="5200"/>
-        <w:gridCol w:w="1200"/>
-        <w:gridCol w:w="2160"/>
-      </w:tblGrid>
-      <w:tr>
-        <w:tc>
-          <w:tcPr>
-            <w:tcW w:type="dxa" w:w="800"/>
-            <w:tcBorders>
-              <w:top w:val="single" w:color="CCCCCC" w:sz="1"/>
-              <w:left w:val="single" w:color="CCCCCC" w:sz="1"/>
-              <w:bottom w:val="single" w:color="CCCCCC" w:sz="1"/>
-              <w:right w:val="single" w:color="CCCCCC" w:sz="1"/>
-            </w:tcBorders>
-            <w:shd w:fill="1F3864" w:val="clear"/>
-            <w:tcMar>
-              <w:top w:type="dxa" w:w="60"/>
-              <w:left w:type="dxa" w:w="100"/>
-              <w:bottom w:type="dxa" w:w="60"/>
-              <w:right w:type="dxa" w:w="100"/>
-            </w:tcMar>
-            <w:vAlign w:val="center"/>
-          </w:tcPr>
-          <w:p>
-            <w:r>
-              <w:rPr>
-                <w:rFonts w:ascii="Arial" w:cs="Arial" w:eastAsia="Arial" w:hAnsi="Arial"/>
-                <w:b/>
-                <w:bCs/>
-                <w:color w:val="FFFFFF"/>
-                <w:sz w:val="20"/>
-                <w:szCs w:val="20"/>
-              </w:rPr>
-              <w:t xml:space="preserve">Nr.</w:t>
-            </w:r>
-          </w:p>
-        </w:tc>
-        <w:tc>
-          <w:tcPr>
-            <w:tcW w:type="dxa" w:w="5200"/>
-            <w:tcBorders>
-              <w:top w:val="single" w:color="CCCCCC" w:sz="1"/>
-              <w:left w:val="single" w:color="CCCCCC" w:sz="1"/>
-              <w:bottom w:val="single" w:color="CCCCCC" w:sz="1"/>
-              <w:right w:val="single" w:color="CCCCCC" w:sz="1"/>
-            </w:tcBorders>
-            <w:shd w:fill="1F3864" w:val="clear"/>
-            <w:tcMar>
-              <w:top w:type="dxa" w:w="60"/>
-              <w:left w:type="dxa" w:w="100"/>
-              <w:bottom w:type="dxa" w:w="60"/>
-              <w:right w:type="dxa" w:w="100"/>
-            </w:tcMar>
-            <w:vAlign w:val="center"/>
-          </w:tcPr>
-          <w:p>
-            <w:r>
-              <w:rPr>
-                <w:rFonts w:ascii="Arial" w:cs="Arial" w:eastAsia="Arial" w:hAnsi="Arial"/>
-                <w:b/>
-                <w:bCs/>
-                <w:color w:val="FFFFFF"/>
-                <w:sz w:val="20"/>
-                <w:szCs w:val="20"/>
-              </w:rPr>
-              <w:t xml:space="preserve">Aufgabe</w:t>
-            </w:r>
-          </w:p>
-        </w:tc>
-        <w:tc>
-          <w:tcPr>
-            <w:tcW w:type="dxa" w:w="1200"/>
-            <w:tcBorders>
-              <w:top w:val="single" w:color="CCCCCC" w:sz="1"/>
-              <w:left w:val="single" w:color="CCCCCC" w:sz="1"/>
-              <w:bottom w:val="single" w:color="CCCCCC" w:sz="1"/>
-              <w:right w:val="single" w:color="CCCCCC" w:sz="1"/>
-            </w:tcBorders>
-            <w:shd w:fill="1F3864" w:val="clear"/>
-            <w:tcMar>
-              <w:top w:type="dxa" w:w="60"/>
-              <w:left w:type="dxa" w:w="100"/>
-              <w:bottom w:type="dxa" w:w="60"/>
-              <w:right w:type="dxa" w:w="100"/>
-            </w:tcMar>
-            <w:vAlign w:val="center"/>
-          </w:tcPr>
-          <w:p>
-            <w:r>
-              <w:rPr>
-                <w:rFonts w:ascii="Arial" w:cs="Arial" w:eastAsia="Arial" w:hAnsi="Arial"/>
-                <w:b/>
-                <w:bCs/>
-                <w:color w:val="FFFFFF"/>
-                <w:sz w:val="20"/>
-                <w:szCs w:val="20"/>
-              </w:rPr>
-              <w:t xml:space="preserve">Status</w:t>
-            </w:r>
-          </w:p>
-        </w:tc>
-        <w:tc>
-          <w:tcPr>
-            <w:tcW w:type="dxa" w:w="2160"/>
-            <w:tcBorders>
-              <w:top w:val="single" w:color="CCCCCC" w:sz="1"/>
-              <w:left w:val="single" w:color="CCCCCC" w:sz="1"/>
-              <w:bottom w:val="single" w:color="CCCCCC" w:sz="1"/>
-              <w:right w:val="single" w:color="CCCCCC" w:sz="1"/>
-            </w:tcBorders>
-            <w:shd w:fill="1F3864" w:val="clear"/>
-            <w:tcMar>
-              <w:top w:type="dxa" w:w="60"/>
-              <w:left w:type="dxa" w:w="100"/>
-              <w:bottom w:type="dxa" w:w="60"/>
-              <w:right w:type="dxa" w:w="100"/>
-            </w:tcMar>
-            <w:vAlign w:val="center"/>
-          </w:tcPr>
-          <w:p>
-            <w:r>
-              <w:rPr>
-                <w:rFonts w:ascii="Arial" w:cs="Arial" w:eastAsia="Arial" w:hAnsi="Arial"/>
-                <w:b/>
-                <w:bCs/>
-                <w:color w:val="FFFFFF"/>
-                <w:sz w:val="20"/>
-                <w:szCs w:val="20"/>
-              </w:rPr>
-              <w:t xml:space="preserve">Abhängigkeit</w:t>
-            </w:r>
-          </w:p>
-        </w:tc>
-      </w:tr>
-      <w:tr>
-        <w:tc>
-          <w:tcPr>
-            <w:tcW w:type="dxa" w:w="800"/>
-            <w:tcBorders>
-              <w:top w:val="single" w:color="CCCCCC" w:sz="1"/>
-              <w:left w:val="single" w:color="CCCCCC" w:sz="1"/>
-              <w:bottom w:val="single" w:color="CCCCCC" w:sz="1"/>
-              <w:right w:val="single" w:color="CCCCCC" w:sz="1"/>
-            </w:tcBorders>
-            <w:tcMar>
-              <w:top w:type="dxa" w:w="60"/>
-              <w:left w:type="dxa" w:w="100"/>
-              <w:bottom w:type="dxa" w:w="60"/>
-              <w:right w:type="dxa" w:w="100"/>
-            </w:tcMar>
-          </w:tcPr>
-          <w:p>
-            <w:r>
-              <w:rPr>
-                <w:rFonts w:ascii="Arial" w:cs="Arial" w:eastAsia="Arial" w:hAnsi="Arial"/>
-                <w:sz w:val="20"/>
-                <w:szCs w:val="20"/>
-              </w:rPr>
-              <w:t xml:space="preserve">1</w:t>
-            </w:r>
-          </w:p>
-        </w:tc>
-        <w:tc>
-          <w:tcPr>
-            <w:tcW w:type="dxa" w:w="5200"/>
-            <w:tcBorders>
-              <w:top w:val="single" w:color="CCCCCC" w:sz="1"/>
-              <w:left w:val="single" w:color="CCCCCC" w:sz="1"/>
-              <w:bottom w:val="single" w:color="CCCCCC" w:sz="1"/>
-              <w:right w:val="single" w:color="CCCCCC" w:sz="1"/>
-            </w:tcBorders>
-            <w:tcMar>
-              <w:top w:type="dxa" w:w="60"/>
-              <w:left w:type="dxa" w:w="100"/>
-              <w:bottom w:type="dxa" w:w="60"/>
-              <w:right w:type="dxa" w:w="100"/>
-            </w:tcMar>
-          </w:tcPr>
-          <w:p>
-            <w:r>
-              <w:rPr>
-                <w:rFonts w:ascii="Arial" w:cs="Arial" w:eastAsia="Arial" w:hAnsi="Arial"/>
-                <w:sz w:val="20"/>
-                <w:szCs w:val="20"/>
-              </w:rPr>
-              <w:t xml:space="preserve">/clear Fortschrittsanzeige reparieren (Kapitel 14.1)</w:t>
-            </w:r>
-          </w:p>
-        </w:tc>
-        <w:tc>
-          <w:tcPr>
-            <w:tcW w:type="dxa" w:w="1200"/>
-            <w:tcBorders>
-              <w:top w:val="single" w:color="CCCCCC" w:sz="1"/>
-              <w:left w:val="single" w:color="CCCCCC" w:sz="1"/>
-              <w:bottom w:val="single" w:color="CCCCCC" w:sz="1"/>
-              <w:right w:val="single" w:color="CCCCCC" w:sz="1"/>
-            </w:tcBorders>
-            <w:tcMar>
-              <w:top w:type="dxa" w:w="60"/>
-              <w:left w:type="dxa" w:w="100"/>
-              <w:bottom w:type="dxa" w:w="60"/>
-              <w:right w:type="dxa" w:w="100"/>
-            </w:tcMar>
-          </w:tcPr>
-          <w:p>
-            <w:r>
-              <w:rPr>
-                <w:rFonts w:ascii="Arial" w:cs="Arial" w:eastAsia="Arial" w:hAnsi="Arial"/>
-                <w:sz w:val="20"/>
-                <w:szCs w:val="20"/>
-              </w:rPr>
-              <w:t xml:space="preserve">Offen</w:t>
-            </w:r>
-          </w:p>
-        </w:tc>
-        <w:tc>
-          <w:tcPr>
-            <w:tcW w:type="dxa" w:w="2160"/>
-            <w:tcBorders>
-              <w:top w:val="single" w:color="CCCCCC" w:sz="1"/>
-              <w:left w:val="single" w:color="CCCCCC" w:sz="1"/>
-              <w:bottom w:val="single" w:color="CCCCCC" w:sz="1"/>
-              <w:right w:val="single" w:color="CCCCCC" w:sz="1"/>
-            </w:tcBorders>
-            <w:tcMar>
-              <w:top w:type="dxa" w:w="60"/>
-              <w:left w:type="dxa" w:w="100"/>
-              <w:bottom w:type="dxa" w:w="60"/>
-              <w:right w:type="dxa" w:w="100"/>
-            </w:tcMar>
-          </w:tcPr>
-          <w:p>
-            <w:r>
-              <w:rPr>
-                <w:rFonts w:ascii="Arial" w:cs="Arial" w:eastAsia="Arial" w:hAnsi="Arial"/>
-                <w:sz w:val="20"/>
-                <w:szCs w:val="20"/>
-              </w:rPr>
-              <w:t xml:space="preserve">Keine</w:t>
-            </w:r>
-          </w:p>
-        </w:tc>
-      </w:tr>
-      <w:tr>
-        <w:tc>
-          <w:tcPr>
-            <w:tcW w:type="dxa" w:w="800"/>
-            <w:tcBorders>
-              <w:top w:val="single" w:color="CCCCCC" w:sz="1"/>
-              <w:left w:val="single" w:color="CCCCCC" w:sz="1"/>
-              <w:bottom w:val="single" w:color="CCCCCC" w:sz="1"/>
-              <w:right w:val="single" w:color="CCCCCC" w:sz="1"/>
-            </w:tcBorders>
-            <w:shd w:fill="F2F2F2" w:val="clear"/>
-            <w:tcMar>
-              <w:top w:type="dxa" w:w="60"/>
-              <w:left w:type="dxa" w:w="100"/>
-              <w:bottom w:type="dxa" w:w="60"/>
-              <w:right w:type="dxa" w:w="100"/>
-            </w:tcMar>
-          </w:tcPr>
-          <w:p>
-            <w:r>
-              <w:rPr>
-                <w:rFonts w:ascii="Arial" w:cs="Arial" w:eastAsia="Arial" w:hAnsi="Arial"/>
-                <w:sz w:val="20"/>
-                <w:szCs w:val="20"/>
-              </w:rPr>
-              <w:t xml:space="preserve">2</w:t>
-            </w:r>
-          </w:p>
-        </w:tc>
-        <w:tc>
-          <w:tcPr>
-            <w:tcW w:type="dxa" w:w="5200"/>
-            <w:tcBorders>
-              <w:top w:val="single" w:color="CCCCCC" w:sz="1"/>
-              <w:left w:val="single" w:color="CCCCCC" w:sz="1"/>
-              <w:bottom w:val="single" w:color="CCCCCC" w:sz="1"/>
-              <w:right w:val="single" w:color="CCCCCC" w:sz="1"/>
-            </w:tcBorders>
-            <w:shd w:fill="F2F2F2" w:val="clear"/>
-            <w:tcMar>
-              <w:top w:type="dxa" w:w="60"/>
-              <w:left w:type="dxa" w:w="100"/>
-              <w:bottom w:type="dxa" w:w="60"/>
-              <w:right w:type="dxa" w:w="100"/>
-            </w:tcMar>
-          </w:tcPr>
-          <w:p>
-            <w:r>
-              <w:rPr>
-                <w:rFonts w:ascii="Arial" w:cs="Arial" w:eastAsia="Arial" w:hAnsi="Arial"/>
-                <w:sz w:val="20"/>
-                <w:szCs w:val="20"/>
-              </w:rPr>
-              <w:t xml:space="preserve">Code-Review aller 56 Python-Dateien (Kapitel 14.2)</w:t>
-            </w:r>
-          </w:p>
-        </w:tc>
-        <w:tc>
-          <w:tcPr>
-            <w:tcW w:type="dxa" w:w="1200"/>
-            <w:tcBorders>
-              <w:top w:val="single" w:color="CCCCCC" w:sz="1"/>
-              <w:left w:val="single" w:color="CCCCCC" w:sz="1"/>
-              <w:bottom w:val="single" w:color="CCCCCC" w:sz="1"/>
-              <w:right w:val="single" w:color="CCCCCC" w:sz="1"/>
-            </w:tcBorders>
-            <w:shd w:fill="F2F2F2" w:val="clear"/>
-            <w:tcMar>
-              <w:top w:type="dxa" w:w="60"/>
-              <w:left w:type="dxa" w:w="100"/>
-              <w:bottom w:type="dxa" w:w="60"/>
-              <w:right w:type="dxa" w:w="100"/>
-            </w:tcMar>
-          </w:tcPr>
-          <w:p>
-            <w:r>
-              <w:rPr>
-                <w:rFonts w:ascii="Arial" w:cs="Arial" w:eastAsia="Arial" w:hAnsi="Arial"/>
-                <w:sz w:val="20"/>
-                <w:szCs w:val="20"/>
-              </w:rPr>
-              <w:t xml:space="preserve">Offen</w:t>
-            </w:r>
-          </w:p>
-        </w:tc>
-        <w:tc>
-          <w:tcPr>
-            <w:tcW w:type="dxa" w:w="2160"/>
-            <w:tcBorders>
-              <w:top w:val="single" w:color="CCCCCC" w:sz="1"/>
-              <w:left w:val="single" w:color="CCCCCC" w:sz="1"/>
-              <w:bottom w:val="single" w:color="CCCCCC" w:sz="1"/>
-              <w:right w:val="single" w:color="CCCCCC" w:sz="1"/>
-            </w:tcBorders>
-            <w:shd w:fill="F2F2F2" w:val="clear"/>
-            <w:tcMar>
-              <w:top w:type="dxa" w:w="60"/>
-              <w:left w:type="dxa" w:w="100"/>
-              <w:bottom w:type="dxa" w:w="60"/>
-              <w:right w:type="dxa" w:w="100"/>
-            </w:tcMar>
-          </w:tcPr>
-          <w:p>
-            <w:r>
-              <w:rPr>
-                <w:rFonts w:ascii="Arial" w:cs="Arial" w:eastAsia="Arial" w:hAnsi="Arial"/>
-                <w:sz w:val="20"/>
-                <w:szCs w:val="20"/>
-              </w:rPr>
-              <w:t xml:space="preserve">Keine</w:t>
-            </w:r>
-          </w:p>
-        </w:tc>
-      </w:tr>
-      <w:tr>
-        <w:tc>
-          <w:tcPr>
-            <w:tcW w:type="dxa" w:w="800"/>
-            <w:tcBorders>
-              <w:top w:val="single" w:color="CCCCCC" w:sz="1"/>
-              <w:left w:val="single" w:color="CCCCCC" w:sz="1"/>
-              <w:bottom w:val="single" w:color="CCCCCC" w:sz="1"/>
-              <w:right w:val="single" w:color="CCCCCC" w:sz="1"/>
-            </w:tcBorders>
-            <w:tcMar>
-              <w:top w:type="dxa" w:w="60"/>
-              <w:left w:type="dxa" w:w="100"/>
-              <w:bottom w:type="dxa" w:w="60"/>
-              <w:right w:type="dxa" w:w="100"/>
-            </w:tcMar>
-          </w:tcPr>
-          <w:p>
-            <w:r>
-              <w:rPr>
-                <w:rFonts w:ascii="Arial" w:cs="Arial" w:eastAsia="Arial" w:hAnsi="Arial"/>
-                <w:sz w:val="20"/>
-                <w:szCs w:val="20"/>
-              </w:rPr>
-              <w:t xml:space="preserve">3</w:t>
-            </w:r>
-          </w:p>
-        </w:tc>
-        <w:tc>
-          <w:tcPr>
-            <w:tcW w:type="dxa" w:w="5200"/>
-            <w:tcBorders>
-              <w:top w:val="single" w:color="CCCCCC" w:sz="1"/>
-              <w:left w:val="single" w:color="CCCCCC" w:sz="1"/>
-              <w:bottom w:val="single" w:color="CCCCCC" w:sz="1"/>
-              <w:right w:val="single" w:color="CCCCCC" w:sz="1"/>
-            </w:tcBorders>
-            <w:tcMar>
-              <w:top w:type="dxa" w:w="60"/>
-              <w:left w:type="dxa" w:w="100"/>
-              <w:bottom w:type="dxa" w:w="60"/>
-              <w:right w:type="dxa" w:w="100"/>
-            </w:tcMar>
-          </w:tcPr>
-          <w:p>
-            <w:r>
-              <w:rPr>
-                <w:rFonts w:ascii="Arial" w:cs="Arial" w:eastAsia="Arial" w:hAnsi="Arial"/>
-                <w:sz w:val="20"/>
-                <w:szCs w:val="20"/>
-              </w:rPr>
-              <w:t xml:space="preserve">Server-Bereinigung: Verwaiste SSH-Keys löschen (Kapitel 14.3)</w:t>
-            </w:r>
-          </w:p>
-        </w:tc>
-        <w:tc>
-          <w:tcPr>
-            <w:tcW w:type="dxa" w:w="1200"/>
-            <w:tcBorders>
-              <w:top w:val="single" w:color="CCCCCC" w:sz="1"/>
-              <w:left w:val="single" w:color="CCCCCC" w:sz="1"/>
-              <w:bottom w:val="single" w:color="CCCCCC" w:sz="1"/>
-              <w:right w:val="single" w:color="CCCCCC" w:sz="1"/>
-            </w:tcBorders>
-            <w:tcMar>
-              <w:top w:type="dxa" w:w="60"/>
-              <w:left w:type="dxa" w:w="100"/>
-              <w:bottom w:type="dxa" w:w="60"/>
-              <w:right w:type="dxa" w:w="100"/>
-            </w:tcMar>
-          </w:tcPr>
-          <w:p>
-            <w:r>
-              <w:rPr>
-                <w:rFonts w:ascii="Arial" w:cs="Arial" w:eastAsia="Arial" w:hAnsi="Arial"/>
-                <w:sz w:val="20"/>
-                <w:szCs w:val="20"/>
-              </w:rPr>
-              <w:t xml:space="preserve">Offen</w:t>
-            </w:r>
-          </w:p>
-        </w:tc>
-        <w:tc>
-          <w:tcPr>
-            <w:tcW w:type="dxa" w:w="2160"/>
-            <w:tcBorders>
-              <w:top w:val="single" w:color="CCCCCC" w:sz="1"/>
-              <w:left w:val="single" w:color="CCCCCC" w:sz="1"/>
-              <w:bottom w:val="single" w:color="CCCCCC" w:sz="1"/>
-              <w:right w:val="single" w:color="CCCCCC" w:sz="1"/>
-            </w:tcBorders>
-            <w:tcMar>
-              <w:top w:type="dxa" w:w="60"/>
-              <w:left w:type="dxa" w:w="100"/>
-              <w:bottom w:type="dxa" w:w="60"/>
-              <w:right w:type="dxa" w:w="100"/>
-            </w:tcMar>
-          </w:tcPr>
-          <w:p>
-            <w:r>
-              <w:rPr>
-                <w:rFonts w:ascii="Arial" w:cs="Arial" w:eastAsia="Arial" w:hAnsi="Arial"/>
-                <w:sz w:val="20"/>
-                <w:szCs w:val="20"/>
-              </w:rPr>
-              <w:t xml:space="preserve">Keine</w:t>
-            </w:r>
-          </w:p>
-        </w:tc>
-      </w:tr>
-      <w:tr>
-        <w:tc>
-          <w:tcPr>
-            <w:tcW w:type="dxa" w:w="800"/>
-            <w:tcBorders>
-              <w:top w:val="single" w:color="CCCCCC" w:sz="1"/>
-              <w:left w:val="single" w:color="CCCCCC" w:sz="1"/>
-              <w:bottom w:val="single" w:color="CCCCCC" w:sz="1"/>
-              <w:right w:val="single" w:color="CCCCCC" w:sz="1"/>
-            </w:tcBorders>
-            <w:shd w:fill="F2F2F2" w:val="clear"/>
-            <w:tcMar>
-              <w:top w:type="dxa" w:w="60"/>
-              <w:left w:type="dxa" w:w="100"/>
-              <w:bottom w:type="dxa" w:w="60"/>
-              <w:right w:type="dxa" w:w="100"/>
-            </w:tcMar>
-          </w:tcPr>
-          <w:p>
-            <w:r>
-              <w:rPr>
-                <w:rFonts w:ascii="Arial" w:cs="Arial" w:eastAsia="Arial" w:hAnsi="Arial"/>
-                <w:sz w:val="20"/>
-                <w:szCs w:val="20"/>
-              </w:rPr>
-              <w:t xml:space="preserve">4</w:t>
-            </w:r>
-          </w:p>
-        </w:tc>
-        <w:tc>
-          <w:tcPr>
-            <w:tcW w:type="dxa" w:w="5200"/>
-            <w:tcBorders>
-              <w:top w:val="single" w:color="CCCCCC" w:sz="1"/>
-              <w:left w:val="single" w:color="CCCCCC" w:sz="1"/>
-              <w:bottom w:val="single" w:color="CCCCCC" w:sz="1"/>
-              <w:right w:val="single" w:color="CCCCCC" w:sz="1"/>
-            </w:tcBorders>
-            <w:shd w:fill="F2F2F2" w:val="clear"/>
-            <w:tcMar>
-              <w:top w:type="dxa" w:w="60"/>
-              <w:left w:type="dxa" w:w="100"/>
-              <w:bottom w:type="dxa" w:w="60"/>
-              <w:right w:type="dxa" w:w="100"/>
-            </w:tcMar>
-          </w:tcPr>
-          <w:p>
-            <w:r>
-              <w:rPr>
-                <w:rFonts w:ascii="Arial" w:cs="Arial" w:eastAsia="Arial" w:hAnsi="Arial"/>
-                <w:sz w:val="20"/>
-                <w:szCs w:val="20"/>
-              </w:rPr>
-              <w:t xml:space="preserve">Gefundene Bugs aus Code-Review beheben</w:t>
-            </w:r>
-          </w:p>
-        </w:tc>
-        <w:tc>
-          <w:tcPr>
-            <w:tcW w:type="dxa" w:w="1200"/>
-            <w:tcBorders>
-              <w:top w:val="single" w:color="CCCCCC" w:sz="1"/>
-              <w:left w:val="single" w:color="CCCCCC" w:sz="1"/>
-              <w:bottom w:val="single" w:color="CCCCCC" w:sz="1"/>
-              <w:right w:val="single" w:color="CCCCCC" w:sz="1"/>
-            </w:tcBorders>
-            <w:shd w:fill="F2F2F2" w:val="clear"/>
-            <w:tcMar>
-              <w:top w:type="dxa" w:w="60"/>
-              <w:left w:type="dxa" w:w="100"/>
-              <w:bottom w:type="dxa" w:w="60"/>
-              <w:right w:type="dxa" w:w="100"/>
-            </w:tcMar>
-          </w:tcPr>
-          <w:p>
-            <w:r>
-              <w:rPr>
-                <w:rFonts w:ascii="Arial" w:cs="Arial" w:eastAsia="Arial" w:hAnsi="Arial"/>
-                <w:sz w:val="20"/>
-                <w:szCs w:val="20"/>
-              </w:rPr>
-              <w:t xml:space="preserve">Offen</w:t>
-            </w:r>
-          </w:p>
-        </w:tc>
-        <w:tc>
-          <w:tcPr>
-            <w:tcW w:type="dxa" w:w="2160"/>
-            <w:tcBorders>
-              <w:top w:val="single" w:color="CCCCCC" w:sz="1"/>
-              <w:left w:val="single" w:color="CCCCCC" w:sz="1"/>
-              <w:bottom w:val="single" w:color="CCCCCC" w:sz="1"/>
-              <w:right w:val="single" w:color="CCCCCC" w:sz="1"/>
-            </w:tcBorders>
-            <w:shd w:fill="F2F2F2" w:val="clear"/>
-            <w:tcMar>
-              <w:top w:type="dxa" w:w="60"/>
-              <w:left w:type="dxa" w:w="100"/>
-              <w:bottom w:type="dxa" w:w="60"/>
-              <w:right w:type="dxa" w:w="100"/>
-            </w:tcMar>
-          </w:tcPr>
-          <w:p>
-            <w:r>
-              <w:rPr>
-                <w:rFonts w:ascii="Arial" w:cs="Arial" w:eastAsia="Arial" w:hAnsi="Arial"/>
-                <w:sz w:val="20"/>
-                <w:szCs w:val="20"/>
-              </w:rPr>
-              <w:t xml:space="preserve">Aufgabe 2</w:t>
-            </w:r>
-          </w:p>
-        </w:tc>
-      </w:tr>
-      <w:tr>
-        <w:tc>
-          <w:tcPr>
-            <w:tcW w:type="dxa" w:w="800"/>
-            <w:tcBorders>
-              <w:top w:val="single" w:color="CCCCCC" w:sz="1"/>
-              <w:left w:val="single" w:color="CCCCCC" w:sz="1"/>
-              <w:bottom w:val="single" w:color="CCCCCC" w:sz="1"/>
-              <w:right w:val="single" w:color="CCCCCC" w:sz="1"/>
-            </w:tcBorders>
-            <w:tcMar>
-              <w:top w:type="dxa" w:w="60"/>
-              <w:left w:type="dxa" w:w="100"/>
-              <w:bottom w:type="dxa" w:w="60"/>
-              <w:right w:type="dxa" w:w="100"/>
-            </w:tcMar>
-          </w:tcPr>
-          <w:p>
-            <w:r>
-              <w:rPr>
-                <w:rFonts w:ascii="Arial" w:cs="Arial" w:eastAsia="Arial" w:hAnsi="Arial"/>
-                <w:sz w:val="20"/>
-                <w:szCs w:val="20"/>
-              </w:rPr>
-              <w:t xml:space="preserve">5</w:t>
-            </w:r>
-          </w:p>
-        </w:tc>
-        <w:tc>
-          <w:tcPr>
-            <w:tcW w:type="dxa" w:w="5200"/>
-            <w:tcBorders>
-              <w:top w:val="single" w:color="CCCCCC" w:sz="1"/>
-              <w:left w:val="single" w:color="CCCCCC" w:sz="1"/>
-              <w:bottom w:val="single" w:color="CCCCCC" w:sz="1"/>
-              <w:right w:val="single" w:color="CCCCCC" w:sz="1"/>
-            </w:tcBorders>
-            <w:tcMar>
-              <w:top w:type="dxa" w:w="60"/>
-              <w:left w:type="dxa" w:w="100"/>
-              <w:bottom w:type="dxa" w:w="60"/>
-              <w:right w:type="dxa" w:w="100"/>
-            </w:tcMar>
-          </w:tcPr>
-          <w:p>
-            <w:r>
-              <w:rPr>
-                <w:rFonts w:ascii="Arial" w:cs="Arial" w:eastAsia="Arial" w:hAnsi="Arial"/>
-                <w:sz w:val="20"/>
-                <w:szCs w:val="20"/>
-              </w:rPr>
-              <w:t xml:space="preserve">Geplante Verbesserungen umsetzen (Kapitel 14.6)</w:t>
-            </w:r>
-          </w:p>
-        </w:tc>
-        <w:tc>
-          <w:tcPr>
-            <w:tcW w:type="dxa" w:w="1200"/>
-            <w:tcBorders>
-              <w:top w:val="single" w:color="CCCCCC" w:sz="1"/>
-              <w:left w:val="single" w:color="CCCCCC" w:sz="1"/>
-              <w:bottom w:val="single" w:color="CCCCCC" w:sz="1"/>
-              <w:right w:val="single" w:color="CCCCCC" w:sz="1"/>
-            </w:tcBorders>
-            <w:tcMar>
-              <w:top w:type="dxa" w:w="60"/>
-              <w:left w:type="dxa" w:w="100"/>
-              <w:bottom w:type="dxa" w:w="60"/>
-              <w:right w:type="dxa" w:w="100"/>
-            </w:tcMar>
-          </w:tcPr>
-          <w:p>
-            <w:r>
-              <w:rPr>
-                <w:rFonts w:ascii="Arial" w:cs="Arial" w:eastAsia="Arial" w:hAnsi="Arial"/>
-                <w:sz w:val="20"/>
-                <w:szCs w:val="20"/>
-              </w:rPr>
-              <w:t xml:space="preserve">Offen</w:t>
-            </w:r>
-          </w:p>
-        </w:tc>
-        <w:tc>
-          <w:tcPr>
-            <w:tcW w:type="dxa" w:w="2160"/>
-            <w:tcBorders>
-              <w:top w:val="single" w:color="CCCCCC" w:sz="1"/>
-              <w:left w:val="single" w:color="CCCCCC" w:sz="1"/>
-              <w:bottom w:val="single" w:color="CCCCCC" w:sz="1"/>
-              <w:right w:val="single" w:color="CCCCCC" w:sz="1"/>
-            </w:tcBorders>
-            <w:tcMar>
-              <w:top w:type="dxa" w:w="60"/>
-              <w:left w:type="dxa" w:w="100"/>
-              <w:bottom w:type="dxa" w:w="60"/>
-              <w:right w:type="dxa" w:w="100"/>
-            </w:tcMar>
-          </w:tcPr>
-          <w:p>
-            <w:r>
-              <w:rPr>
-                <w:rFonts w:ascii="Arial" w:cs="Arial" w:eastAsia="Arial" w:hAnsi="Arial"/>
-                <w:sz w:val="20"/>
-                <w:szCs w:val="20"/>
-              </w:rPr>
-              <w:t xml:space="preserve">Aufgabe 4</w:t>
-            </w:r>
-          </w:p>
-        </w:tc>
-      </w:tr>
-      <w:tr>
-        <w:tc>
-          <w:tcPr>
-            <w:tcW w:type="dxa" w:w="800"/>
-            <w:tcBorders>
-              <w:top w:val="single" w:color="CCCCCC" w:sz="1"/>
-              <w:left w:val="single" w:color="CCCCCC" w:sz="1"/>
-              <w:bottom w:val="single" w:color="CCCCCC" w:sz="1"/>
-              <w:right w:val="single" w:color="CCCCCC" w:sz="1"/>
-            </w:tcBorders>
-            <w:shd w:fill="F2F2F2" w:val="clear"/>
-            <w:tcMar>
-              <w:top w:type="dxa" w:w="60"/>
-              <w:left w:type="dxa" w:w="100"/>
-              <w:bottom w:type="dxa" w:w="60"/>
-              <w:right w:type="dxa" w:w="100"/>
-            </w:tcMar>
-          </w:tcPr>
-          <w:p>
-            <w:r>
-              <w:rPr>
-                <w:rFonts w:ascii="Arial" w:cs="Arial" w:eastAsia="Arial" w:hAnsi="Arial"/>
-                <w:sz w:val="20"/>
-                <w:szCs w:val="20"/>
-              </w:rPr>
-              <w:t xml:space="preserve">6</w:t>
-            </w:r>
-          </w:p>
-        </w:tc>
-        <w:tc>
-          <w:tcPr>
-            <w:tcW w:type="dxa" w:w="5200"/>
-            <w:tcBorders>
-              <w:top w:val="single" w:color="CCCCCC" w:sz="1"/>
-              <w:left w:val="single" w:color="CCCCCC" w:sz="1"/>
-              <w:bottom w:val="single" w:color="CCCCCC" w:sz="1"/>
-              <w:right w:val="single" w:color="CCCCCC" w:sz="1"/>
-            </w:tcBorders>
-            <w:shd w:fill="F2F2F2" w:val="clear"/>
-            <w:tcMar>
-              <w:top w:type="dxa" w:w="60"/>
-              <w:left w:type="dxa" w:w="100"/>
-              <w:bottom w:type="dxa" w:w="60"/>
-              <w:right w:type="dxa" w:w="100"/>
-            </w:tcMar>
-          </w:tcPr>
-          <w:p>
-            <w:r>
-              <w:rPr>
-                <w:rFonts w:ascii="Arial" w:cs="Arial" w:eastAsia="Arial" w:hAnsi="Arial"/>
-                <w:sz w:val="20"/>
-                <w:szCs w:val="20"/>
-              </w:rPr>
-              <w:t xml:space="preserve">Dokumentation mit Review-Ergebnissen aktualisieren</w:t>
-            </w:r>
-          </w:p>
-        </w:tc>
-        <w:tc>
-          <w:tcPr>
-            <w:tcW w:type="dxa" w:w="1200"/>
-            <w:tcBorders>
-              <w:top w:val="single" w:color="CCCCCC" w:sz="1"/>
-              <w:left w:val="single" w:color="CCCCCC" w:sz="1"/>
-              <w:bottom w:val="single" w:color="CCCCCC" w:sz="1"/>
-              <w:right w:val="single" w:color="CCCCCC" w:sz="1"/>
-            </w:tcBorders>
-            <w:shd w:fill="F2F2F2" w:val="clear"/>
-            <w:tcMar>
-              <w:top w:type="dxa" w:w="60"/>
-              <w:left w:type="dxa" w:w="100"/>
-              <w:bottom w:type="dxa" w:w="60"/>
-              <w:right w:type="dxa" w:w="100"/>
-            </w:tcMar>
-          </w:tcPr>
-          <w:p>
-            <w:r>
-              <w:rPr>
-                <w:rFonts w:ascii="Arial" w:cs="Arial" w:eastAsia="Arial" w:hAnsi="Arial"/>
-                <w:sz w:val="20"/>
-                <w:szCs w:val="20"/>
-              </w:rPr>
-              <w:t xml:space="preserve">Offen</w:t>
-            </w:r>
-          </w:p>
-        </w:tc>
-        <w:tc>
-          <w:tcPr>
-            <w:tcW w:type="dxa" w:w="2160"/>
-            <w:tcBorders>
-              <w:top w:val="single" w:color="CCCCCC" w:sz="1"/>
-              <w:left w:val="single" w:color="CCCCCC" w:sz="1"/>
-              <w:bottom w:val="single" w:color="CCCCCC" w:sz="1"/>
-              <w:right w:val="single" w:color="CCCCCC" w:sz="1"/>
-            </w:tcBorders>
-            <w:shd w:fill="F2F2F2" w:val="clear"/>
-            <w:tcMar>
-              <w:top w:type="dxa" w:w="60"/>
-              <w:left w:type="dxa" w:w="100"/>
-              <w:bottom w:type="dxa" w:w="60"/>
-              <w:right w:type="dxa" w:w="100"/>
-            </w:tcMar>
-          </w:tcPr>
-          <w:p>
-            <w:r>
-              <w:rPr>
-                <w:rFonts w:ascii="Arial" w:cs="Arial" w:eastAsia="Arial" w:hAnsi="Arial"/>
-                <w:sz w:val="20"/>
-                <w:szCs w:val="20"/>
-              </w:rPr>
-              <w:t xml:space="preserve">Aufgabe 4</w:t>
-            </w:r>
-          </w:p>
-        </w:tc>
-      </w:tr>
-      <w:tr>
-        <w:tc>
-          <w:tcPr>
-            <w:tcW w:type="dxa" w:w="800"/>
-            <w:tcBorders>
-              <w:top w:val="single" w:color="CCCCCC" w:sz="1"/>
-              <w:left w:val="single" w:color="CCCCCC" w:sz="1"/>
-              <w:bottom w:val="single" w:color="CCCCCC" w:sz="1"/>
-              <w:right w:val="single" w:color="CCCCCC" w:sz="1"/>
-            </w:tcBorders>
-            <w:tcMar>
-              <w:top w:type="dxa" w:w="60"/>
-              <w:left w:type="dxa" w:w="100"/>
-              <w:bottom w:type="dxa" w:w="60"/>
-              <w:right w:type="dxa" w:w="100"/>
-            </w:tcMar>
-          </w:tcPr>
-          <w:p>
-            <w:r>
-              <w:rPr>
-                <w:rFonts w:ascii="Arial" w:cs="Arial" w:eastAsia="Arial" w:hAnsi="Arial"/>
-                <w:sz w:val="20"/>
-                <w:szCs w:val="20"/>
-              </w:rPr>
-              <w:t xml:space="preserve">7</w:t>
-            </w:r>
-          </w:p>
-        </w:tc>
-        <w:tc>
-          <w:tcPr>
-            <w:tcW w:type="dxa" w:w="5200"/>
-            <w:tcBorders>
-              <w:top w:val="single" w:color="CCCCCC" w:sz="1"/>
-              <w:left w:val="single" w:color="CCCCCC" w:sz="1"/>
-              <w:bottom w:val="single" w:color="CCCCCC" w:sz="1"/>
-              <w:right w:val="single" w:color="CCCCCC" w:sz="1"/>
-            </w:tcBorders>
-            <w:tcMar>
-              <w:top w:type="dxa" w:w="60"/>
-              <w:left w:type="dxa" w:w="100"/>
-              <w:bottom w:type="dxa" w:w="60"/>
-              <w:right w:type="dxa" w:w="100"/>
-            </w:tcMar>
-          </w:tcPr>
-          <w:p>
-            <w:r>
-              <w:rPr>
-                <w:rFonts w:ascii="Arial" w:cs="Arial" w:eastAsia="Arial" w:hAnsi="Arial"/>
-                <w:sz w:val="20"/>
-                <w:szCs w:val="20"/>
-              </w:rPr>
-              <w:t xml:space="preserve">Minecraft Server-Setup: User, Java, Verzeichnisse (Phase 14a–14d)</w:t>
-            </w:r>
-          </w:p>
-        </w:tc>
-        <w:tc>
-          <w:tcPr>
-            <w:tcW w:type="dxa" w:w="1200"/>
-            <w:tcBorders>
-              <w:top w:val="single" w:color="CCCCCC" w:sz="1"/>
-              <w:left w:val="single" w:color="CCCCCC" w:sz="1"/>
-              <w:bottom w:val="single" w:color="CCCCCC" w:sz="1"/>
-              <w:right w:val="single" w:color="CCCCCC" w:sz="1"/>
-            </w:tcBorders>
-            <w:tcMar>
-              <w:top w:type="dxa" w:w="60"/>
-              <w:left w:type="dxa" w:w="100"/>
-              <w:bottom w:type="dxa" w:w="60"/>
-              <w:right w:type="dxa" w:w="100"/>
-            </w:tcMar>
-          </w:tcPr>
-          <w:p>
-            <w:r>
-              <w:rPr>
-                <w:rFonts w:ascii="Arial" w:cs="Arial" w:eastAsia="Arial" w:hAnsi="Arial"/>
-                <w:sz w:val="20"/>
-                <w:szCs w:val="20"/>
-              </w:rPr>
-              <w:t xml:space="preserve">Offen</w:t>
-            </w:r>
-          </w:p>
-        </w:tc>
-        <w:tc>
-          <w:tcPr>
-            <w:tcW w:type="dxa" w:w="2160"/>
-            <w:tcBorders>
-              <w:top w:val="single" w:color="CCCCCC" w:sz="1"/>
-              <w:left w:val="single" w:color="CCCCCC" w:sz="1"/>
-              <w:bottom w:val="single" w:color="CCCCCC" w:sz="1"/>
-              <w:right w:val="single" w:color="CCCCCC" w:sz="1"/>
-            </w:tcBorders>
-            <w:tcMar>
-              <w:top w:type="dxa" w:w="60"/>
-              <w:left w:type="dxa" w:w="100"/>
-              <w:bottom w:type="dxa" w:w="60"/>
-              <w:right w:type="dxa" w:w="100"/>
-            </w:tcMar>
-          </w:tcPr>
-          <w:p>
-            <w:r>
-              <w:rPr>
-                <w:rFonts w:ascii="Arial" w:cs="Arial" w:eastAsia="Arial" w:hAnsi="Arial"/>
-                <w:sz w:val="20"/>
-                <w:szCs w:val="20"/>
-              </w:rPr>
-              <w:t xml:space="preserve">Aufgabe 5</w:t>
-            </w:r>
-          </w:p>
-        </w:tc>
-      </w:tr>
-      <w:tr>
-        <w:tc>
-          <w:tcPr>
-            <w:tcW w:type="dxa" w:w="800"/>
-            <w:tcBorders>
-              <w:top w:val="single" w:color="CCCCCC" w:sz="1"/>
-              <w:left w:val="single" w:color="CCCCCC" w:sz="1"/>
-              <w:bottom w:val="single" w:color="CCCCCC" w:sz="1"/>
-              <w:right w:val="single" w:color="CCCCCC" w:sz="1"/>
-            </w:tcBorders>
-            <w:shd w:fill="F2F2F2" w:val="clear"/>
-            <w:tcMar>
-              <w:top w:type="dxa" w:w="60"/>
-              <w:left w:type="dxa" w:w="100"/>
-              <w:bottom w:type="dxa" w:w="60"/>
-              <w:right w:type="dxa" w:w="100"/>
-            </w:tcMar>
-          </w:tcPr>
-          <w:p>
-            <w:r>
-              <w:rPr>
-                <w:rFonts w:ascii="Arial" w:cs="Arial" w:eastAsia="Arial" w:hAnsi="Arial"/>
-                <w:sz w:val="20"/>
-                <w:szCs w:val="20"/>
-              </w:rPr>
-              <w:t xml:space="preserve">8</w:t>
-            </w:r>
-          </w:p>
-        </w:tc>
-        <w:tc>
-          <w:tcPr>
-            <w:tcW w:type="dxa" w:w="5200"/>
-            <w:tcBorders>
-              <w:top w:val="single" w:color="CCCCCC" w:sz="1"/>
-              <w:left w:val="single" w:color="CCCCCC" w:sz="1"/>
-              <w:bottom w:val="single" w:color="CCCCCC" w:sz="1"/>
-              <w:right w:val="single" w:color="CCCCCC" w:sz="1"/>
-            </w:tcBorders>
-            <w:shd w:fill="F2F2F2" w:val="clear"/>
-            <w:tcMar>
-              <w:top w:type="dxa" w:w="60"/>
-              <w:left w:type="dxa" w:w="100"/>
-              <w:bottom w:type="dxa" w:w="60"/>
-              <w:right w:type="dxa" w:w="100"/>
-            </w:tcMar>
-          </w:tcPr>
-          <w:p>
-            <w:r>
-              <w:rPr>
-                <w:rFonts w:ascii="Arial" w:cs="Arial" w:eastAsia="Arial" w:hAnsi="Arial"/>
-                <w:sz w:val="20"/>
-                <w:szCs w:val="20"/>
-              </w:rPr>
-              <w:t xml:space="preserve">Minecraft Bot-Integration: server.py, rcon.py, minecraft_cog.py (Phase 14e–14h)</w:t>
-            </w:r>
-          </w:p>
-        </w:tc>
-        <w:tc>
-          <w:tcPr>
-            <w:tcW w:type="dxa" w:w="1200"/>
-            <w:tcBorders>
-              <w:top w:val="single" w:color="CCCCCC" w:sz="1"/>
-              <w:left w:val="single" w:color="CCCCCC" w:sz="1"/>
-              <w:bottom w:val="single" w:color="CCCCCC" w:sz="1"/>
-              <w:right w:val="single" w:color="CCCCCC" w:sz="1"/>
-            </w:tcBorders>
-            <w:shd w:fill="F2F2F2" w:val="clear"/>
-            <w:tcMar>
-              <w:top w:type="dxa" w:w="60"/>
-              <w:left w:type="dxa" w:w="100"/>
-              <w:bottom w:type="dxa" w:w="60"/>
-              <w:right w:type="dxa" w:w="100"/>
-            </w:tcMar>
-          </w:tcPr>
-          <w:p>
-            <w:r>
-              <w:rPr>
-                <w:rFonts w:ascii="Arial" w:cs="Arial" w:eastAsia="Arial" w:hAnsi="Arial"/>
-                <w:sz w:val="20"/>
-                <w:szCs w:val="20"/>
-              </w:rPr>
-              <w:t xml:space="preserve">Offen</w:t>
-            </w:r>
-          </w:p>
-        </w:tc>
-        <w:tc>
-          <w:tcPr>
-            <w:tcW w:type="dxa" w:w="2160"/>
-            <w:tcBorders>
-              <w:top w:val="single" w:color="CCCCCC" w:sz="1"/>
-              <w:left w:val="single" w:color="CCCCCC" w:sz="1"/>
-              <w:bottom w:val="single" w:color="CCCCCC" w:sz="1"/>
-              <w:right w:val="single" w:color="CCCCCC" w:sz="1"/>
-            </w:tcBorders>
-            <w:shd w:fill="F2F2F2" w:val="clear"/>
-            <w:tcMar>
-              <w:top w:type="dxa" w:w="60"/>
-              <w:left w:type="dxa" w:w="100"/>
-              <w:bottom w:type="dxa" w:w="60"/>
-              <w:right w:type="dxa" w:w="100"/>
-            </w:tcMar>
-          </w:tcPr>
-          <w:p>
-            <w:r>
-              <w:rPr>
-                <w:rFonts w:ascii="Arial" w:cs="Arial" w:eastAsia="Arial" w:hAnsi="Arial"/>
-                <w:sz w:val="20"/>
-                <w:szCs w:val="20"/>
-              </w:rPr>
-              <w:t xml:space="preserve">Aufgabe 7</w:t>
-            </w:r>
-          </w:p>
-        </w:tc>
-      </w:tr>
-      <w:tr>
-        <w:tc>
-          <w:tcPr>
-            <w:tcW w:type="dxa" w:w="800"/>
-            <w:tcBorders>
-              <w:top w:val="single" w:color="CCCCCC" w:sz="1"/>
-              <w:left w:val="single" w:color="CCCCCC" w:sz="1"/>
-              <w:bottom w:val="single" w:color="CCCCCC" w:sz="1"/>
-              <w:right w:val="single" w:color="CCCCCC" w:sz="1"/>
-            </w:tcBorders>
-            <w:tcMar>
-              <w:top w:type="dxa" w:w="60"/>
-              <w:left w:type="dxa" w:w="100"/>
-              <w:bottom w:type="dxa" w:w="60"/>
-              <w:right w:type="dxa" w:w="100"/>
-            </w:tcMar>
-          </w:tcPr>
-          <w:p>
-            <w:r>
-              <w:rPr>
-                <w:rFonts w:ascii="Arial" w:cs="Arial" w:eastAsia="Arial" w:hAnsi="Arial"/>
-                <w:sz w:val="20"/>
-                <w:szCs w:val="20"/>
-              </w:rPr>
-              <w:t xml:space="preserve">9</w:t>
-            </w:r>
-          </w:p>
-        </w:tc>
-        <w:tc>
-          <w:tcPr>
-            <w:tcW w:type="dxa" w:w="5200"/>
-            <w:tcBorders>
-              <w:top w:val="single" w:color="CCCCCC" w:sz="1"/>
-              <w:left w:val="single" w:color="CCCCCC" w:sz="1"/>
-              <w:bottom w:val="single" w:color="CCCCCC" w:sz="1"/>
-              <w:right w:val="single" w:color="CCCCCC" w:sz="1"/>
-            </w:tcBorders>
-            <w:tcMar>
-              <w:top w:type="dxa" w:w="60"/>
-              <w:left w:type="dxa" w:w="100"/>
-              <w:bottom w:type="dxa" w:w="60"/>
-              <w:right w:type="dxa" w:w="100"/>
-            </w:tcMar>
-          </w:tcPr>
-          <w:p>
-            <w:r>
-              <w:rPr>
-                <w:rFonts w:ascii="Arial" w:cs="Arial" w:eastAsia="Arial" w:hAnsi="Arial"/>
-                <w:sz w:val="20"/>
-                <w:szCs w:val="20"/>
-              </w:rPr>
-              <w:t xml:space="preserve">Minecraft Backup-System (Phase 14i)</w:t>
-            </w:r>
-          </w:p>
-        </w:tc>
-        <w:tc>
-          <w:tcPr>
-            <w:tcW w:type="dxa" w:w="1200"/>
-            <w:tcBorders>
-              <w:top w:val="single" w:color="CCCCCC" w:sz="1"/>
-              <w:left w:val="single" w:color="CCCCCC" w:sz="1"/>
-              <w:bottom w:val="single" w:color="CCCCCC" w:sz="1"/>
-              <w:right w:val="single" w:color="CCCCCC" w:sz="1"/>
-            </w:tcBorders>
-            <w:tcMar>
-              <w:top w:type="dxa" w:w="60"/>
-              <w:left w:type="dxa" w:w="100"/>
-              <w:bottom w:type="dxa" w:w="60"/>
-              <w:right w:type="dxa" w:w="100"/>
-            </w:tcMar>
-          </w:tcPr>
-          <w:p>
-            <w:r>
-              <w:rPr>
-                <w:rFonts w:ascii="Arial" w:cs="Arial" w:eastAsia="Arial" w:hAnsi="Arial"/>
-                <w:sz w:val="20"/>
-                <w:szCs w:val="20"/>
-              </w:rPr>
-              <w:t xml:space="preserve">Offen</w:t>
-            </w:r>
-          </w:p>
-        </w:tc>
-        <w:tc>
-          <w:tcPr>
-            <w:tcW w:type="dxa" w:w="2160"/>
-            <w:tcBorders>
-              <w:top w:val="single" w:color="CCCCCC" w:sz="1"/>
-              <w:left w:val="single" w:color="CCCCCC" w:sz="1"/>
-              <w:bottom w:val="single" w:color="CCCCCC" w:sz="1"/>
-              <w:right w:val="single" w:color="CCCCCC" w:sz="1"/>
-            </w:tcBorders>
-            <w:tcMar>
-              <w:top w:type="dxa" w:w="60"/>
-              <w:left w:type="dxa" w:w="100"/>
-              <w:bottom w:type="dxa" w:w="60"/>
-              <w:right w:type="dxa" w:w="100"/>
-            </w:tcMar>
-          </w:tcPr>
-          <w:p>
-            <w:r>
-              <w:rPr>
-                <w:rFonts w:ascii="Arial" w:cs="Arial" w:eastAsia="Arial" w:hAnsi="Arial"/>
-                <w:sz w:val="20"/>
-                <w:szCs w:val="20"/>
-              </w:rPr>
-              <w:t xml:space="preserve">Aufgabe 8</w:t>
-            </w:r>
-          </w:p>
-        </w:tc>
-      </w:tr>
-      <w:tr>
-        <w:tc>
-          <w:tcPr>
-            <w:tcW w:type="dxa" w:w="800"/>
-            <w:tcBorders>
-              <w:top w:val="single" w:color="CCCCCC" w:sz="1"/>
-              <w:left w:val="single" w:color="CCCCCC" w:sz="1"/>
-              <w:bottom w:val="single" w:color="CCCCCC" w:sz="1"/>
-              <w:right w:val="single" w:color="CCCCCC" w:sz="1"/>
-            </w:tcBorders>
-            <w:shd w:fill="F2F2F2" w:val="clear"/>
-            <w:tcMar>
-              <w:top w:type="dxa" w:w="60"/>
-              <w:left w:type="dxa" w:w="100"/>
-              <w:bottom w:type="dxa" w:w="60"/>
-              <w:right w:type="dxa" w:w="100"/>
-            </w:tcMar>
-          </w:tcPr>
-          <w:p>
-            <w:r>
-              <w:rPr>
-                <w:rFonts w:ascii="Arial" w:cs="Arial" w:eastAsia="Arial" w:hAnsi="Arial"/>
-                <w:sz w:val="20"/>
-                <w:szCs w:val="20"/>
-              </w:rPr>
-              <w:t xml:space="preserve">10</w:t>
-            </w:r>
-          </w:p>
-        </w:tc>
-        <w:tc>
-          <w:tcPr>
-            <w:tcW w:type="dxa" w:w="5200"/>
-            <w:tcBorders>
-              <w:top w:val="single" w:color="CCCCCC" w:sz="1"/>
-              <w:left w:val="single" w:color="CCCCCC" w:sz="1"/>
-              <w:bottom w:val="single" w:color="CCCCCC" w:sz="1"/>
-              <w:right w:val="single" w:color="CCCCCC" w:sz="1"/>
-            </w:tcBorders>
-            <w:shd w:fill="F2F2F2" w:val="clear"/>
-            <w:tcMar>
-              <w:top w:type="dxa" w:w="60"/>
-              <w:left w:type="dxa" w:w="100"/>
-              <w:bottom w:type="dxa" w:w="60"/>
-              <w:right w:type="dxa" w:w="100"/>
-            </w:tcMar>
-          </w:tcPr>
-          <w:p>
-            <w:r>
-              <w:rPr>
-                <w:rFonts w:ascii="Arial" w:cs="Arial" w:eastAsia="Arial" w:hAnsi="Arial"/>
-                <w:sz w:val="20"/>
-                <w:szCs w:val="20"/>
-              </w:rPr>
-              <w:t xml:space="preserve">Minecraft Chat-Bridge (Phase 14j)</w:t>
-            </w:r>
-          </w:p>
-        </w:tc>
-        <w:tc>
-          <w:tcPr>
-            <w:tcW w:type="dxa" w:w="1200"/>
-            <w:tcBorders>
-              <w:top w:val="single" w:color="CCCCCC" w:sz="1"/>
-              <w:left w:val="single" w:color="CCCCCC" w:sz="1"/>
-              <w:bottom w:val="single" w:color="CCCCCC" w:sz="1"/>
-              <w:right w:val="single" w:color="CCCCCC" w:sz="1"/>
-            </w:tcBorders>
-            <w:shd w:fill="F2F2F2" w:val="clear"/>
-            <w:tcMar>
-              <w:top w:type="dxa" w:w="60"/>
-              <w:left w:type="dxa" w:w="100"/>
-              <w:bottom w:type="dxa" w:w="60"/>
-              <w:right w:type="dxa" w:w="100"/>
-            </w:tcMar>
-          </w:tcPr>
-          <w:p>
-            <w:r>
-              <w:rPr>
-                <w:rFonts w:ascii="Arial" w:cs="Arial" w:eastAsia="Arial" w:hAnsi="Arial"/>
-                <w:sz w:val="20"/>
-                <w:szCs w:val="20"/>
-              </w:rPr>
-              <w:t xml:space="preserve">Offen</w:t>
-            </w:r>
-          </w:p>
-        </w:tc>
-        <w:tc>
-          <w:tcPr>
-            <w:tcW w:type="dxa" w:w="2160"/>
-            <w:tcBorders>
-              <w:top w:val="single" w:color="CCCCCC" w:sz="1"/>
-              <w:left w:val="single" w:color="CCCCCC" w:sz="1"/>
-              <w:bottom w:val="single" w:color="CCCCCC" w:sz="1"/>
-              <w:right w:val="single" w:color="CCCCCC" w:sz="1"/>
-            </w:tcBorders>
-            <w:shd w:fill="F2F2F2" w:val="clear"/>
-            <w:tcMar>
-              <w:top w:type="dxa" w:w="60"/>
-              <w:left w:type="dxa" w:w="100"/>
-              <w:bottom w:type="dxa" w:w="60"/>
-              <w:right w:type="dxa" w:w="100"/>
-            </w:tcMar>
-          </w:tcPr>
-          <w:p>
-            <w:r>
-              <w:rPr>
-                <w:rFonts w:ascii="Arial" w:cs="Arial" w:eastAsia="Arial" w:hAnsi="Arial"/>
-                <w:sz w:val="20"/>
-                <w:szCs w:val="20"/>
-              </w:rPr>
-              <w:t xml:space="preserve">Aufgabe 8</w:t>
-            </w:r>
-          </w:p>
-        </w:tc>
-      </w:tr>
-      <w:tr>
-        <w:tc>
-          <w:tcPr>
-            <w:tcW w:type="dxa" w:w="800"/>
-            <w:tcBorders>
-              <w:top w:val="single" w:color="CCCCCC" w:sz="1"/>
-              <w:left w:val="single" w:color="CCCCCC" w:sz="1"/>
-              <w:bottom w:val="single" w:color="CCCCCC" w:sz="1"/>
-              <w:right w:val="single" w:color="CCCCCC" w:sz="1"/>
-            </w:tcBorders>
-            <w:tcMar>
-              <w:top w:type="dxa" w:w="60"/>
-              <w:left w:type="dxa" w:w="100"/>
-              <w:bottom w:type="dxa" w:w="60"/>
-              <w:right w:type="dxa" w:w="100"/>
-            </w:tcMar>
-          </w:tcPr>
-          <w:p>
-            <w:r>
-              <w:rPr>
-                <w:rFonts w:ascii="Arial" w:cs="Arial" w:eastAsia="Arial" w:hAnsi="Arial"/>
-                <w:sz w:val="20"/>
-                <w:szCs w:val="20"/>
-              </w:rPr>
-              <w:t xml:space="preserve">11</w:t>
-            </w:r>
-          </w:p>
-        </w:tc>
-        <w:tc>
-          <w:tcPr>
-            <w:tcW w:type="dxa" w:w="5200"/>
-            <w:tcBorders>
-              <w:top w:val="single" w:color="CCCCCC" w:sz="1"/>
-              <w:left w:val="single" w:color="CCCCCC" w:sz="1"/>
-              <w:bottom w:val="single" w:color="CCCCCC" w:sz="1"/>
-              <w:right w:val="single" w:color="CCCCCC" w:sz="1"/>
-            </w:tcBorders>
-            <w:tcMar>
-              <w:top w:type="dxa" w:w="60"/>
-              <w:left w:type="dxa" w:w="100"/>
-              <w:bottom w:type="dxa" w:w="60"/>
-              <w:right w:type="dxa" w:w="100"/>
-            </w:tcMar>
-          </w:tcPr>
-          <w:p>
-            <w:r>
-              <w:rPr>
-                <w:rFonts w:ascii="Arial" w:cs="Arial" w:eastAsia="Arial" w:hAnsi="Arial"/>
-                <w:sz w:val="20"/>
-                <w:szCs w:val="20"/>
-              </w:rPr>
-              <w:t xml:space="preserve">Monitor Bot Minecraft-Erweiterung (Phase 14k–14m)</w:t>
-            </w:r>
-          </w:p>
-        </w:tc>
-        <w:tc>
-          <w:tcPr>
-            <w:tcW w:type="dxa" w:w="1200"/>
-            <w:tcBorders>
-              <w:top w:val="single" w:color="CCCCCC" w:sz="1"/>
-              <w:left w:val="single" w:color="CCCCCC" w:sz="1"/>
-              <w:bottom w:val="single" w:color="CCCCCC" w:sz="1"/>
-              <w:right w:val="single" w:color="CCCCCC" w:sz="1"/>
-            </w:tcBorders>
-            <w:tcMar>
-              <w:top w:type="dxa" w:w="60"/>
-              <w:left w:type="dxa" w:w="100"/>
-              <w:bottom w:type="dxa" w:w="60"/>
-              <w:right w:type="dxa" w:w="100"/>
-            </w:tcMar>
-          </w:tcPr>
-          <w:p>
-            <w:r>
-              <w:rPr>
-                <w:rFonts w:ascii="Arial" w:cs="Arial" w:eastAsia="Arial" w:hAnsi="Arial"/>
-                <w:sz w:val="20"/>
-                <w:szCs w:val="20"/>
-              </w:rPr>
-              <w:t xml:space="preserve">Offen</w:t>
-            </w:r>
-          </w:p>
-        </w:tc>
-        <w:tc>
-          <w:tcPr>
-            <w:tcW w:type="dxa" w:w="2160"/>
-            <w:tcBorders>
-              <w:top w:val="single" w:color="CCCCCC" w:sz="1"/>
-              <w:left w:val="single" w:color="CCCCCC" w:sz="1"/>
-              <w:bottom w:val="single" w:color="CCCCCC" w:sz="1"/>
-              <w:right w:val="single" w:color="CCCCCC" w:sz="1"/>
-            </w:tcBorders>
-            <w:tcMar>
-              <w:top w:type="dxa" w:w="60"/>
-              <w:left w:type="dxa" w:w="100"/>
-              <w:bottom w:type="dxa" w:w="60"/>
-              <w:right w:type="dxa" w:w="100"/>
-            </w:tcMar>
-          </w:tcPr>
-          <w:p>
-            <w:r>
-              <w:rPr>
-                <w:rFonts w:ascii="Arial" w:cs="Arial" w:eastAsia="Arial" w:hAnsi="Arial"/>
-                <w:sz w:val="20"/>
-                <w:szCs w:val="20"/>
-              </w:rPr>
-              <w:t xml:space="preserve">Aufgabe 8</w:t>
-            </w:r>
-          </w:p>
-        </w:tc>
-      </w:tr>
-      <w:tr>
-        <w:tc>
-          <w:tcPr>
-            <w:tcW w:type="dxa" w:w="800"/>
-            <w:tcBorders>
-              <w:top w:val="single" w:color="CCCCCC" w:sz="1"/>
-              <w:left w:val="single" w:color="CCCCCC" w:sz="1"/>
-              <w:bottom w:val="single" w:color="CCCCCC" w:sz="1"/>
-              <w:right w:val="single" w:color="CCCCCC" w:sz="1"/>
-            </w:tcBorders>
-            <w:shd w:fill="F2F2F2" w:val="clear"/>
-            <w:tcMar>
-              <w:top w:type="dxa" w:w="60"/>
-              <w:left w:type="dxa" w:w="100"/>
-              <w:bottom w:type="dxa" w:w="60"/>
-              <w:right w:type="dxa" w:w="100"/>
-            </w:tcMar>
-          </w:tcPr>
-          <w:p>
-            <w:r>
-              <w:rPr>
-                <w:rFonts w:ascii="Arial" w:cs="Arial" w:eastAsia="Arial" w:hAnsi="Arial"/>
-                <w:sz w:val="20"/>
-                <w:szCs w:val="20"/>
-              </w:rPr>
-              <w:t xml:space="preserve">12</w:t>
-            </w:r>
-          </w:p>
-        </w:tc>
-        <w:tc>
-          <w:tcPr>
-            <w:tcW w:type="dxa" w:w="5200"/>
-            <w:tcBorders>
-              <w:top w:val="single" w:color="CCCCCC" w:sz="1"/>
-              <w:left w:val="single" w:color="CCCCCC" w:sz="1"/>
-              <w:bottom w:val="single" w:color="CCCCCC" w:sz="1"/>
-              <w:right w:val="single" w:color="CCCCCC" w:sz="1"/>
-            </w:tcBorders>
-            <w:shd w:fill="F2F2F2" w:val="clear"/>
-            <w:tcMar>
-              <w:top w:type="dxa" w:w="60"/>
-              <w:left w:type="dxa" w:w="100"/>
-              <w:bottom w:type="dxa" w:w="60"/>
-              <w:right w:type="dxa" w:w="100"/>
-            </w:tcMar>
-          </w:tcPr>
-          <w:p>
-            <w:r>
-              <w:rPr>
-                <w:rFonts w:ascii="Arial" w:cs="Arial" w:eastAsia="Arial" w:hAnsi="Arial"/>
-                <w:sz w:val="20"/>
-                <w:szCs w:val="20"/>
-              </w:rPr>
-              <w:t xml:space="preserve">Minecraft Mod-Verwaltung (Phase 14n)</w:t>
-            </w:r>
-          </w:p>
-        </w:tc>
-        <w:tc>
-          <w:tcPr>
-            <w:tcW w:type="dxa" w:w="1200"/>
-            <w:tcBorders>
-              <w:top w:val="single" w:color="CCCCCC" w:sz="1"/>
-              <w:left w:val="single" w:color="CCCCCC" w:sz="1"/>
-              <w:bottom w:val="single" w:color="CCCCCC" w:sz="1"/>
-              <w:right w:val="single" w:color="CCCCCC" w:sz="1"/>
-            </w:tcBorders>
-            <w:shd w:fill="F2F2F2" w:val="clear"/>
-            <w:tcMar>
-              <w:top w:type="dxa" w:w="60"/>
-              <w:left w:type="dxa" w:w="100"/>
-              <w:bottom w:type="dxa" w:w="60"/>
-              <w:right w:type="dxa" w:w="100"/>
-            </w:tcMar>
-          </w:tcPr>
-          <w:p>
-            <w:r>
-              <w:rPr>
-                <w:rFonts w:ascii="Arial" w:cs="Arial" w:eastAsia="Arial" w:hAnsi="Arial"/>
-                <w:sz w:val="20"/>
-                <w:szCs w:val="20"/>
-              </w:rPr>
-              <w:t xml:space="preserve">Offen</w:t>
-            </w:r>
-          </w:p>
-        </w:tc>
-        <w:tc>
-          <w:tcPr>
-            <w:tcW w:type="dxa" w:w="2160"/>
-            <w:tcBorders>
-              <w:top w:val="single" w:color="CCCCCC" w:sz="1"/>
-              <w:left w:val="single" w:color="CCCCCC" w:sz="1"/>
-              <w:bottom w:val="single" w:color="CCCCCC" w:sz="1"/>
-              <w:right w:val="single" w:color="CCCCCC" w:sz="1"/>
-            </w:tcBorders>
-            <w:shd w:fill="F2F2F2" w:val="clear"/>
-            <w:tcMar>
-              <w:top w:type="dxa" w:w="60"/>
-              <w:left w:type="dxa" w:w="100"/>
-              <w:bottom w:type="dxa" w:w="60"/>
-              <w:right w:type="dxa" w:w="100"/>
-            </w:tcMar>
-          </w:tcPr>
-          <w:p>
-            <w:r>
-              <w:rPr>
-                <w:rFonts w:ascii="Arial" w:cs="Arial" w:eastAsia="Arial" w:hAnsi="Arial"/>
-                <w:sz w:val="20"/>
-                <w:szCs w:val="20"/>
-              </w:rPr>
-              <w:t xml:space="preserve">Aufgabe 7</w:t>
-            </w:r>
-          </w:p>
-        </w:tc>
-      </w:tr>
-      <w:tr>
-        <w:tc>
-          <w:tcPr>
-            <w:tcW w:type="dxa" w:w="800"/>
-            <w:tcBorders>
-              <w:top w:val="single" w:color="CCCCCC" w:sz="1"/>
-              <w:left w:val="single" w:color="CCCCCC" w:sz="1"/>
-              <w:bottom w:val="single" w:color="CCCCCC" w:sz="1"/>
-              <w:right w:val="single" w:color="CCCCCC" w:sz="1"/>
-            </w:tcBorders>
-            <w:tcMar>
-              <w:top w:type="dxa" w:w="60"/>
-              <w:left w:type="dxa" w:w="100"/>
-              <w:bottom w:type="dxa" w:w="60"/>
-              <w:right w:type="dxa" w:w="100"/>
-            </w:tcMar>
-          </w:tcPr>
-          <w:p>
-            <w:r>
-              <w:rPr>
-                <w:rFonts w:ascii="Arial" w:cs="Arial" w:eastAsia="Arial" w:hAnsi="Arial"/>
-                <w:sz w:val="20"/>
-                <w:szCs w:val="20"/>
-              </w:rPr>
-              <w:t xml:space="preserve">13</w:t>
-            </w:r>
-          </w:p>
-        </w:tc>
-        <w:tc>
-          <w:tcPr>
-            <w:tcW w:type="dxa" w:w="5200"/>
-            <w:tcBorders>
-              <w:top w:val="single" w:color="CCCCCC" w:sz="1"/>
-              <w:left w:val="single" w:color="CCCCCC" w:sz="1"/>
-              <w:bottom w:val="single" w:color="CCCCCC" w:sz="1"/>
-              <w:right w:val="single" w:color="CCCCCC" w:sz="1"/>
-            </w:tcBorders>
-            <w:tcMar>
-              <w:top w:type="dxa" w:w="60"/>
-              <w:left w:type="dxa" w:w="100"/>
-              <w:bottom w:type="dxa" w:w="60"/>
-              <w:right w:type="dxa" w:w="100"/>
-            </w:tcMar>
-          </w:tcPr>
-          <w:p>
-            <w:r>
-              <w:rPr>
-                <w:rFonts w:ascii="Arial" w:cs="Arial" w:eastAsia="Arial" w:hAnsi="Arial"/>
-                <w:sz w:val="20"/>
-                <w:szCs w:val="20"/>
-              </w:rPr>
-              <w:t xml:space="preserve">Kompletter Test + Dokumentation aktualisieren (Phase 14o)</w:t>
-            </w:r>
-          </w:p>
-        </w:tc>
-        <w:tc>
-          <w:tcPr>
-            <w:tcW w:type="dxa" w:w="1200"/>
-            <w:tcBorders>
-              <w:top w:val="single" w:color="CCCCCC" w:sz="1"/>
-              <w:left w:val="single" w:color="CCCCCC" w:sz="1"/>
-              <w:bottom w:val="single" w:color="CCCCCC" w:sz="1"/>
-              <w:right w:val="single" w:color="CCCCCC" w:sz="1"/>
-            </w:tcBorders>
-            <w:tcMar>
-              <w:top w:type="dxa" w:w="60"/>
-              <w:left w:type="dxa" w:w="100"/>
-              <w:bottom w:type="dxa" w:w="60"/>
-              <w:right w:type="dxa" w:w="100"/>
-            </w:tcMar>
-          </w:tcPr>
-          <w:p>
-            <w:r>
-              <w:rPr>
-                <w:rFonts w:ascii="Arial" w:cs="Arial" w:eastAsia="Arial" w:hAnsi="Arial"/>
-                <w:sz w:val="20"/>
-                <w:szCs w:val="20"/>
-              </w:rPr>
-              <w:t xml:space="preserve">Offen</w:t>
-            </w:r>
-          </w:p>
-        </w:tc>
-        <w:tc>
-          <w:tcPr>
-            <w:tcW w:type="dxa" w:w="2160"/>
-            <w:tcBorders>
-              <w:top w:val="single" w:color="CCCCCC" w:sz="1"/>
-              <w:left w:val="single" w:color="CCCCCC" w:sz="1"/>
-              <w:bottom w:val="single" w:color="CCCCCC" w:sz="1"/>
-              <w:right w:val="single" w:color="CCCCCC" w:sz="1"/>
-            </w:tcBorders>
-            <w:tcMar>
-              <w:top w:type="dxa" w:w="60"/>
-              <w:left w:type="dxa" w:w="100"/>
-              <w:bottom w:type="dxa" w:w="60"/>
-              <w:right w:type="dxa" w:w="100"/>
-            </w:tcMar>
-          </w:tcPr>
-          <w:p>
-            <w:r>
-              <w:rPr>
-                <w:rFonts w:ascii="Arial" w:cs="Arial" w:eastAsia="Arial" w:hAnsi="Arial"/>
-                <w:sz w:val="20"/>
-                <w:szCs w:val="20"/>
-              </w:rPr>
-              <w:t xml:space="preserve">Aufgabe 11, 12</w:t>
-            </w:r>
-          </w:p>
-        </w:tc>
-      </w:tr>
-    </w:tbl>
     <w:sectPr>
       <w:headerReference w:type="default" r:id="rId6"/>
       <w:footerReference w:type="default" r:id="rId7"/>
